--- a/output_AO/Blocuri Racari/Raport_Oferta_3.docx
+++ b/output_AO/Blocuri Racari/Raport_Oferta_3.docx
@@ -389,7 +389,7 @@
                 <w:b/>
                 <w:sz w:val="18"/>
               </w:rPr>
-              <w:t>Capitol de lucrări BLC1 — BLC1 ARHITECTURA  │  LIPSA: 54  │  EXTRA: 4  │  Delta: -50</w:t>
+              <w:t>Capitol de lucrări BLC1 — BLC1 ARHITECTURA  │  LIPSA: 33  │  EXTRA: 4  │  Delta: -29</w:t>
             </w:r>
           </w:p>
         </w:tc>
@@ -3603,7 +3603,6 @@
         <w:tc>
           <w:tcPr>
             <w:tcW w:type="dxa" w:w="397"/>
-            <w:shd w:fill="FFB3B3" w:val="clear"/>
           </w:tcPr>
           <w:p>
             <w:r>
@@ -3618,7 +3617,6 @@
         <w:tc>
           <w:tcPr>
             <w:tcW w:type="dxa" w:w="1701"/>
-            <w:shd w:fill="FFB3B3" w:val="clear"/>
           </w:tcPr>
           <w:p>
             <w:r>
@@ -3633,7 +3631,6 @@
         <w:tc>
           <w:tcPr>
             <w:tcW w:type="dxa" w:w="850"/>
-            <w:shd w:fill="FFB3B3" w:val="clear"/>
           </w:tcPr>
           <w:p>
             <w:r>
@@ -3661,7 +3658,6 @@
         <w:tc>
           <w:tcPr>
             <w:tcW w:type="dxa" w:w="1984"/>
-            <w:shd w:fill="FFB3B3" w:val="clear"/>
           </w:tcPr>
           <w:p>
             <w:r>
@@ -3676,7 +3672,6 @@
         <w:tc>
           <w:tcPr>
             <w:tcW w:type="dxa" w:w="454"/>
-            <w:shd w:fill="FFB3B3" w:val="clear"/>
           </w:tcPr>
           <w:p>
             <w:r>
@@ -3691,7 +3686,6 @@
         <w:tc>
           <w:tcPr>
             <w:tcW w:type="dxa" w:w="680"/>
-            <w:shd w:fill="FFB3B3" w:val="clear"/>
           </w:tcPr>
           <w:p>
             <w:r>
@@ -3706,35 +3700,58 @@
         <w:tc>
           <w:tcPr>
             <w:tcW w:type="dxa" w:w="850"/>
-            <w:shd w:fill="FFB3B3" w:val="clear"/>
-          </w:tcPr>
-          <w:p/>
+          </w:tcPr>
+          <w:p>
+            <w:r>
+              <w:rPr>
+                <w:b w:val="0"/>
+                <w:sz w:val="16"/>
+              </w:rPr>
+            </w:r>
+          </w:p>
         </w:tc>
         <w:tc>
           <w:tcPr>
             <w:tcW w:type="dxa" w:w="1984"/>
-            <w:shd w:fill="FFB3B3" w:val="clear"/>
-          </w:tcPr>
-          <w:p/>
+          </w:tcPr>
+          <w:p>
+            <w:r>
+              <w:rPr>
+                <w:b w:val="0"/>
+                <w:sz w:val="16"/>
+              </w:rPr>
+            </w:r>
+          </w:p>
         </w:tc>
         <w:tc>
           <w:tcPr>
             <w:tcW w:type="dxa" w:w="454"/>
-            <w:shd w:fill="FFB3B3" w:val="clear"/>
-          </w:tcPr>
-          <w:p/>
+          </w:tcPr>
+          <w:p>
+            <w:r>
+              <w:rPr>
+                <w:b w:val="0"/>
+                <w:sz w:val="16"/>
+              </w:rPr>
+            </w:r>
+          </w:p>
         </w:tc>
         <w:tc>
           <w:tcPr>
             <w:tcW w:type="dxa" w:w="680"/>
-            <w:shd w:fill="FFB3B3" w:val="clear"/>
-          </w:tcPr>
-          <w:p/>
+          </w:tcPr>
+          <w:p>
+            <w:r>
+              <w:rPr>
+                <w:b w:val="0"/>
+                <w:sz w:val="16"/>
+              </w:rPr>
+            </w:r>
+          </w:p>
         </w:tc>
         <w:tc>
           <w:tcPr>
             <w:tcW w:type="dxa" w:w="3572"/>
-            <w:shd w:fill="FFB3B3" w:val="clear"/>
           </w:tcPr>
           <w:p>
             <w:r>
@@ -3743,7 +3760,7 @@
                 <w:color w:val="CC0000"/>
                 <w:sz w:val="16"/>
               </w:rPr>
-              <w:t>Articol lipsă din ofertă</w:t>
+              <w:t>DEVIZ_MISMATCH</w:t>
             </w:r>
           </w:p>
         </w:tc>
@@ -5093,7 +5110,6 @@
         <w:tc>
           <w:tcPr>
             <w:tcW w:type="dxa" w:w="397"/>
-            <w:shd w:fill="FFB3B3" w:val="clear"/>
           </w:tcPr>
           <w:p>
             <w:r>
@@ -5108,7 +5124,6 @@
         <w:tc>
           <w:tcPr>
             <w:tcW w:type="dxa" w:w="1701"/>
-            <w:shd w:fill="FFB3B3" w:val="clear"/>
           </w:tcPr>
           <w:p>
             <w:r>
@@ -5123,7 +5138,6 @@
         <w:tc>
           <w:tcPr>
             <w:tcW w:type="dxa" w:w="850"/>
-            <w:shd w:fill="FFB3B3" w:val="clear"/>
           </w:tcPr>
           <w:p>
             <w:r>
@@ -5151,7 +5165,6 @@
         <w:tc>
           <w:tcPr>
             <w:tcW w:type="dxa" w:w="1984"/>
-            <w:shd w:fill="FFB3B3" w:val="clear"/>
           </w:tcPr>
           <w:p>
             <w:r>
@@ -5166,7 +5179,6 @@
         <w:tc>
           <w:tcPr>
             <w:tcW w:type="dxa" w:w="454"/>
-            <w:shd w:fill="FFB3B3" w:val="clear"/>
           </w:tcPr>
           <w:p>
             <w:r>
@@ -5181,7 +5193,6 @@
         <w:tc>
           <w:tcPr>
             <w:tcW w:type="dxa" w:w="680"/>
-            <w:shd w:fill="FFB3B3" w:val="clear"/>
           </w:tcPr>
           <w:p>
             <w:r>
@@ -5196,35 +5207,58 @@
         <w:tc>
           <w:tcPr>
             <w:tcW w:type="dxa" w:w="850"/>
-            <w:shd w:fill="FFB3B3" w:val="clear"/>
-          </w:tcPr>
-          <w:p/>
+          </w:tcPr>
+          <w:p>
+            <w:r>
+              <w:rPr>
+                <w:b w:val="0"/>
+                <w:sz w:val="16"/>
+              </w:rPr>
+            </w:r>
+          </w:p>
         </w:tc>
         <w:tc>
           <w:tcPr>
             <w:tcW w:type="dxa" w:w="1984"/>
-            <w:shd w:fill="FFB3B3" w:val="clear"/>
-          </w:tcPr>
-          <w:p/>
+          </w:tcPr>
+          <w:p>
+            <w:r>
+              <w:rPr>
+                <w:b w:val="0"/>
+                <w:sz w:val="16"/>
+              </w:rPr>
+            </w:r>
+          </w:p>
         </w:tc>
         <w:tc>
           <w:tcPr>
             <w:tcW w:type="dxa" w:w="454"/>
-            <w:shd w:fill="FFB3B3" w:val="clear"/>
-          </w:tcPr>
-          <w:p/>
+          </w:tcPr>
+          <w:p>
+            <w:r>
+              <w:rPr>
+                <w:b w:val="0"/>
+                <w:sz w:val="16"/>
+              </w:rPr>
+            </w:r>
+          </w:p>
         </w:tc>
         <w:tc>
           <w:tcPr>
             <w:tcW w:type="dxa" w:w="680"/>
-            <w:shd w:fill="FFB3B3" w:val="clear"/>
-          </w:tcPr>
-          <w:p/>
+          </w:tcPr>
+          <w:p>
+            <w:r>
+              <w:rPr>
+                <w:b w:val="0"/>
+                <w:sz w:val="16"/>
+              </w:rPr>
+            </w:r>
+          </w:p>
         </w:tc>
         <w:tc>
           <w:tcPr>
             <w:tcW w:type="dxa" w:w="3572"/>
-            <w:shd w:fill="FFB3B3" w:val="clear"/>
           </w:tcPr>
           <w:p>
             <w:r>
@@ -5233,7 +5267,7 @@
                 <w:color w:val="CC0000"/>
                 <w:sz w:val="16"/>
               </w:rPr>
-              <w:t>Articol lipsă din ofertă</w:t>
+              <w:t>DEVIZ_MISMATCH</w:t>
             </w:r>
           </w:p>
         </w:tc>
@@ -5689,7 +5723,6 @@
         <w:tc>
           <w:tcPr>
             <w:tcW w:type="dxa" w:w="397"/>
-            <w:shd w:fill="FFB3B3" w:val="clear"/>
           </w:tcPr>
           <w:p>
             <w:r>
@@ -5704,7 +5737,6 @@
         <w:tc>
           <w:tcPr>
             <w:tcW w:type="dxa" w:w="1701"/>
-            <w:shd w:fill="FFB3B3" w:val="clear"/>
           </w:tcPr>
           <w:p>
             <w:r>
@@ -5719,7 +5751,6 @@
         <w:tc>
           <w:tcPr>
             <w:tcW w:type="dxa" w:w="850"/>
-            <w:shd w:fill="FFB3B3" w:val="clear"/>
           </w:tcPr>
           <w:p>
             <w:r>
@@ -5747,7 +5778,6 @@
         <w:tc>
           <w:tcPr>
             <w:tcW w:type="dxa" w:w="1984"/>
-            <w:shd w:fill="FFB3B3" w:val="clear"/>
           </w:tcPr>
           <w:p>
             <w:r>
@@ -5762,7 +5792,6 @@
         <w:tc>
           <w:tcPr>
             <w:tcW w:type="dxa" w:w="454"/>
-            <w:shd w:fill="FFB3B3" w:val="clear"/>
           </w:tcPr>
           <w:p>
             <w:r>
@@ -5777,7 +5806,6 @@
         <w:tc>
           <w:tcPr>
             <w:tcW w:type="dxa" w:w="680"/>
-            <w:shd w:fill="FFB3B3" w:val="clear"/>
           </w:tcPr>
           <w:p>
             <w:r>
@@ -5792,35 +5820,58 @@
         <w:tc>
           <w:tcPr>
             <w:tcW w:type="dxa" w:w="850"/>
-            <w:shd w:fill="FFB3B3" w:val="clear"/>
-          </w:tcPr>
-          <w:p/>
+          </w:tcPr>
+          <w:p>
+            <w:r>
+              <w:rPr>
+                <w:b w:val="0"/>
+                <w:sz w:val="16"/>
+              </w:rPr>
+            </w:r>
+          </w:p>
         </w:tc>
         <w:tc>
           <w:tcPr>
             <w:tcW w:type="dxa" w:w="1984"/>
-            <w:shd w:fill="FFB3B3" w:val="clear"/>
-          </w:tcPr>
-          <w:p/>
+          </w:tcPr>
+          <w:p>
+            <w:r>
+              <w:rPr>
+                <w:b w:val="0"/>
+                <w:sz w:val="16"/>
+              </w:rPr>
+            </w:r>
+          </w:p>
         </w:tc>
         <w:tc>
           <w:tcPr>
             <w:tcW w:type="dxa" w:w="454"/>
-            <w:shd w:fill="FFB3B3" w:val="clear"/>
-          </w:tcPr>
-          <w:p/>
+          </w:tcPr>
+          <w:p>
+            <w:r>
+              <w:rPr>
+                <w:b w:val="0"/>
+                <w:sz w:val="16"/>
+              </w:rPr>
+            </w:r>
+          </w:p>
         </w:tc>
         <w:tc>
           <w:tcPr>
             <w:tcW w:type="dxa" w:w="680"/>
-            <w:shd w:fill="FFB3B3" w:val="clear"/>
-          </w:tcPr>
-          <w:p/>
+          </w:tcPr>
+          <w:p>
+            <w:r>
+              <w:rPr>
+                <w:b w:val="0"/>
+                <w:sz w:val="16"/>
+              </w:rPr>
+            </w:r>
+          </w:p>
         </w:tc>
         <w:tc>
           <w:tcPr>
             <w:tcW w:type="dxa" w:w="3572"/>
-            <w:shd w:fill="FFB3B3" w:val="clear"/>
           </w:tcPr>
           <w:p>
             <w:r>
@@ -5829,7 +5880,7 @@
                 <w:color w:val="CC0000"/>
                 <w:sz w:val="16"/>
               </w:rPr>
-              <w:t>Articol lipsă din ofertă</w:t>
+              <w:t>DEVIZ_MISMATCH</w:t>
             </w:r>
           </w:p>
         </w:tc>
@@ -5838,7 +5889,6 @@
         <w:tc>
           <w:tcPr>
             <w:tcW w:type="dxa" w:w="397"/>
-            <w:shd w:fill="FFB3B3" w:val="clear"/>
           </w:tcPr>
           <w:p>
             <w:r>
@@ -5853,7 +5903,6 @@
         <w:tc>
           <w:tcPr>
             <w:tcW w:type="dxa" w:w="1701"/>
-            <w:shd w:fill="FFB3B3" w:val="clear"/>
           </w:tcPr>
           <w:p>
             <w:r>
@@ -5868,7 +5917,6 @@
         <w:tc>
           <w:tcPr>
             <w:tcW w:type="dxa" w:w="850"/>
-            <w:shd w:fill="FFB3B3" w:val="clear"/>
           </w:tcPr>
           <w:p>
             <w:r>
@@ -5896,7 +5944,6 @@
         <w:tc>
           <w:tcPr>
             <w:tcW w:type="dxa" w:w="1984"/>
-            <w:shd w:fill="FFB3B3" w:val="clear"/>
           </w:tcPr>
           <w:p>
             <w:r>
@@ -5911,7 +5958,6 @@
         <w:tc>
           <w:tcPr>
             <w:tcW w:type="dxa" w:w="454"/>
-            <w:shd w:fill="FFB3B3" w:val="clear"/>
           </w:tcPr>
           <w:p>
             <w:r>
@@ -5926,7 +5972,6 @@
         <w:tc>
           <w:tcPr>
             <w:tcW w:type="dxa" w:w="680"/>
-            <w:shd w:fill="FFB3B3" w:val="clear"/>
           </w:tcPr>
           <w:p>
             <w:r>
@@ -5941,35 +5986,58 @@
         <w:tc>
           <w:tcPr>
             <w:tcW w:type="dxa" w:w="850"/>
-            <w:shd w:fill="FFB3B3" w:val="clear"/>
-          </w:tcPr>
-          <w:p/>
+          </w:tcPr>
+          <w:p>
+            <w:r>
+              <w:rPr>
+                <w:b w:val="0"/>
+                <w:sz w:val="16"/>
+              </w:rPr>
+            </w:r>
+          </w:p>
         </w:tc>
         <w:tc>
           <w:tcPr>
             <w:tcW w:type="dxa" w:w="1984"/>
-            <w:shd w:fill="FFB3B3" w:val="clear"/>
-          </w:tcPr>
-          <w:p/>
+          </w:tcPr>
+          <w:p>
+            <w:r>
+              <w:rPr>
+                <w:b w:val="0"/>
+                <w:sz w:val="16"/>
+              </w:rPr>
+            </w:r>
+          </w:p>
         </w:tc>
         <w:tc>
           <w:tcPr>
             <w:tcW w:type="dxa" w:w="454"/>
-            <w:shd w:fill="FFB3B3" w:val="clear"/>
-          </w:tcPr>
-          <w:p/>
+          </w:tcPr>
+          <w:p>
+            <w:r>
+              <w:rPr>
+                <w:b w:val="0"/>
+                <w:sz w:val="16"/>
+              </w:rPr>
+            </w:r>
+          </w:p>
         </w:tc>
         <w:tc>
           <w:tcPr>
             <w:tcW w:type="dxa" w:w="680"/>
-            <w:shd w:fill="FFB3B3" w:val="clear"/>
-          </w:tcPr>
-          <w:p/>
+          </w:tcPr>
+          <w:p>
+            <w:r>
+              <w:rPr>
+                <w:b w:val="0"/>
+                <w:sz w:val="16"/>
+              </w:rPr>
+            </w:r>
+          </w:p>
         </w:tc>
         <w:tc>
           <w:tcPr>
             <w:tcW w:type="dxa" w:w="3572"/>
-            <w:shd w:fill="FFB3B3" w:val="clear"/>
           </w:tcPr>
           <w:p>
             <w:r>
@@ -5978,7 +6046,7 @@
                 <w:color w:val="CC0000"/>
                 <w:sz w:val="16"/>
               </w:rPr>
-              <w:t>Articol lipsă din ofertă</w:t>
+              <w:t>DEVIZ_MISMATCH</w:t>
             </w:r>
           </w:p>
         </w:tc>
@@ -5987,7 +6055,6 @@
         <w:tc>
           <w:tcPr>
             <w:tcW w:type="dxa" w:w="397"/>
-            <w:shd w:fill="FFB3B3" w:val="clear"/>
           </w:tcPr>
           <w:p>
             <w:r>
@@ -6002,7 +6069,6 @@
         <w:tc>
           <w:tcPr>
             <w:tcW w:type="dxa" w:w="1701"/>
-            <w:shd w:fill="FFB3B3" w:val="clear"/>
           </w:tcPr>
           <w:p>
             <w:r>
@@ -6017,7 +6083,6 @@
         <w:tc>
           <w:tcPr>
             <w:tcW w:type="dxa" w:w="850"/>
-            <w:shd w:fill="FFB3B3" w:val="clear"/>
           </w:tcPr>
           <w:p>
             <w:r>
@@ -6045,7 +6110,6 @@
         <w:tc>
           <w:tcPr>
             <w:tcW w:type="dxa" w:w="1984"/>
-            <w:shd w:fill="FFB3B3" w:val="clear"/>
           </w:tcPr>
           <w:p>
             <w:r>
@@ -6060,7 +6124,6 @@
         <w:tc>
           <w:tcPr>
             <w:tcW w:type="dxa" w:w="454"/>
-            <w:shd w:fill="FFB3B3" w:val="clear"/>
           </w:tcPr>
           <w:p>
             <w:r>
@@ -6075,7 +6138,6 @@
         <w:tc>
           <w:tcPr>
             <w:tcW w:type="dxa" w:w="680"/>
-            <w:shd w:fill="FFB3B3" w:val="clear"/>
           </w:tcPr>
           <w:p>
             <w:r>
@@ -6090,35 +6152,58 @@
         <w:tc>
           <w:tcPr>
             <w:tcW w:type="dxa" w:w="850"/>
-            <w:shd w:fill="FFB3B3" w:val="clear"/>
-          </w:tcPr>
-          <w:p/>
+          </w:tcPr>
+          <w:p>
+            <w:r>
+              <w:rPr>
+                <w:b w:val="0"/>
+                <w:sz w:val="16"/>
+              </w:rPr>
+            </w:r>
+          </w:p>
         </w:tc>
         <w:tc>
           <w:tcPr>
             <w:tcW w:type="dxa" w:w="1984"/>
-            <w:shd w:fill="FFB3B3" w:val="clear"/>
-          </w:tcPr>
-          <w:p/>
+          </w:tcPr>
+          <w:p>
+            <w:r>
+              <w:rPr>
+                <w:b w:val="0"/>
+                <w:sz w:val="16"/>
+              </w:rPr>
+            </w:r>
+          </w:p>
         </w:tc>
         <w:tc>
           <w:tcPr>
             <w:tcW w:type="dxa" w:w="454"/>
-            <w:shd w:fill="FFB3B3" w:val="clear"/>
-          </w:tcPr>
-          <w:p/>
+          </w:tcPr>
+          <w:p>
+            <w:r>
+              <w:rPr>
+                <w:b w:val="0"/>
+                <w:sz w:val="16"/>
+              </w:rPr>
+            </w:r>
+          </w:p>
         </w:tc>
         <w:tc>
           <w:tcPr>
             <w:tcW w:type="dxa" w:w="680"/>
-            <w:shd w:fill="FFB3B3" w:val="clear"/>
-          </w:tcPr>
-          <w:p/>
+          </w:tcPr>
+          <w:p>
+            <w:r>
+              <w:rPr>
+                <w:b w:val="0"/>
+                <w:sz w:val="16"/>
+              </w:rPr>
+            </w:r>
+          </w:p>
         </w:tc>
         <w:tc>
           <w:tcPr>
             <w:tcW w:type="dxa" w:w="3572"/>
-            <w:shd w:fill="FFB3B3" w:val="clear"/>
           </w:tcPr>
           <w:p>
             <w:r>
@@ -6127,7 +6212,7 @@
                 <w:color w:val="CC0000"/>
                 <w:sz w:val="16"/>
               </w:rPr>
-              <w:t>Articol lipsă din ofertă</w:t>
+              <w:t>DEVIZ_MISMATCH</w:t>
             </w:r>
           </w:p>
         </w:tc>
@@ -6136,7 +6221,6 @@
         <w:tc>
           <w:tcPr>
             <w:tcW w:type="dxa" w:w="397"/>
-            <w:shd w:fill="FFB3B3" w:val="clear"/>
           </w:tcPr>
           <w:p>
             <w:r>
@@ -6151,7 +6235,6 @@
         <w:tc>
           <w:tcPr>
             <w:tcW w:type="dxa" w:w="1701"/>
-            <w:shd w:fill="FFB3B3" w:val="clear"/>
           </w:tcPr>
           <w:p>
             <w:r>
@@ -6166,7 +6249,6 @@
         <w:tc>
           <w:tcPr>
             <w:tcW w:type="dxa" w:w="850"/>
-            <w:shd w:fill="FFB3B3" w:val="clear"/>
           </w:tcPr>
           <w:p>
             <w:r>
@@ -6194,7 +6276,6 @@
         <w:tc>
           <w:tcPr>
             <w:tcW w:type="dxa" w:w="1984"/>
-            <w:shd w:fill="FFB3B3" w:val="clear"/>
           </w:tcPr>
           <w:p>
             <w:r>
@@ -6209,7 +6290,6 @@
         <w:tc>
           <w:tcPr>
             <w:tcW w:type="dxa" w:w="454"/>
-            <w:shd w:fill="FFB3B3" w:val="clear"/>
           </w:tcPr>
           <w:p>
             <w:r>
@@ -6224,7 +6304,6 @@
         <w:tc>
           <w:tcPr>
             <w:tcW w:type="dxa" w:w="680"/>
-            <w:shd w:fill="FFB3B3" w:val="clear"/>
           </w:tcPr>
           <w:p>
             <w:r>
@@ -6239,35 +6318,58 @@
         <w:tc>
           <w:tcPr>
             <w:tcW w:type="dxa" w:w="850"/>
-            <w:shd w:fill="FFB3B3" w:val="clear"/>
-          </w:tcPr>
-          <w:p/>
+          </w:tcPr>
+          <w:p>
+            <w:r>
+              <w:rPr>
+                <w:b w:val="0"/>
+                <w:sz w:val="16"/>
+              </w:rPr>
+            </w:r>
+          </w:p>
         </w:tc>
         <w:tc>
           <w:tcPr>
             <w:tcW w:type="dxa" w:w="1984"/>
-            <w:shd w:fill="FFB3B3" w:val="clear"/>
-          </w:tcPr>
-          <w:p/>
+          </w:tcPr>
+          <w:p>
+            <w:r>
+              <w:rPr>
+                <w:b w:val="0"/>
+                <w:sz w:val="16"/>
+              </w:rPr>
+            </w:r>
+          </w:p>
         </w:tc>
         <w:tc>
           <w:tcPr>
             <w:tcW w:type="dxa" w:w="454"/>
-            <w:shd w:fill="FFB3B3" w:val="clear"/>
-          </w:tcPr>
-          <w:p/>
+          </w:tcPr>
+          <w:p>
+            <w:r>
+              <w:rPr>
+                <w:b w:val="0"/>
+                <w:sz w:val="16"/>
+              </w:rPr>
+            </w:r>
+          </w:p>
         </w:tc>
         <w:tc>
           <w:tcPr>
             <w:tcW w:type="dxa" w:w="680"/>
-            <w:shd w:fill="FFB3B3" w:val="clear"/>
-          </w:tcPr>
-          <w:p/>
+          </w:tcPr>
+          <w:p>
+            <w:r>
+              <w:rPr>
+                <w:b w:val="0"/>
+                <w:sz w:val="16"/>
+              </w:rPr>
+            </w:r>
+          </w:p>
         </w:tc>
         <w:tc>
           <w:tcPr>
             <w:tcW w:type="dxa" w:w="3572"/>
-            <w:shd w:fill="FFB3B3" w:val="clear"/>
           </w:tcPr>
           <w:p>
             <w:r>
@@ -6276,7 +6378,7 @@
                 <w:color w:val="CC0000"/>
                 <w:sz w:val="16"/>
               </w:rPr>
-              <w:t>Articol lipsă din ofertă</w:t>
+              <w:t>DEVIZ_MISMATCH</w:t>
             </w:r>
           </w:p>
         </w:tc>
@@ -6285,7 +6387,6 @@
         <w:tc>
           <w:tcPr>
             <w:tcW w:type="dxa" w:w="397"/>
-            <w:shd w:fill="FFB3B3" w:val="clear"/>
           </w:tcPr>
           <w:p>
             <w:r>
@@ -6300,7 +6401,6 @@
         <w:tc>
           <w:tcPr>
             <w:tcW w:type="dxa" w:w="1701"/>
-            <w:shd w:fill="FFB3B3" w:val="clear"/>
           </w:tcPr>
           <w:p>
             <w:r>
@@ -6315,7 +6415,6 @@
         <w:tc>
           <w:tcPr>
             <w:tcW w:type="dxa" w:w="850"/>
-            <w:shd w:fill="FFB3B3" w:val="clear"/>
           </w:tcPr>
           <w:p>
             <w:r>
@@ -6343,7 +6442,6 @@
         <w:tc>
           <w:tcPr>
             <w:tcW w:type="dxa" w:w="1984"/>
-            <w:shd w:fill="FFB3B3" w:val="clear"/>
           </w:tcPr>
           <w:p>
             <w:r>
@@ -6358,7 +6456,6 @@
         <w:tc>
           <w:tcPr>
             <w:tcW w:type="dxa" w:w="454"/>
-            <w:shd w:fill="FFB3B3" w:val="clear"/>
           </w:tcPr>
           <w:p>
             <w:r>
@@ -6373,7 +6470,6 @@
         <w:tc>
           <w:tcPr>
             <w:tcW w:type="dxa" w:w="680"/>
-            <w:shd w:fill="FFB3B3" w:val="clear"/>
           </w:tcPr>
           <w:p>
             <w:r>
@@ -6388,35 +6484,58 @@
         <w:tc>
           <w:tcPr>
             <w:tcW w:type="dxa" w:w="850"/>
-            <w:shd w:fill="FFB3B3" w:val="clear"/>
-          </w:tcPr>
-          <w:p/>
+          </w:tcPr>
+          <w:p>
+            <w:r>
+              <w:rPr>
+                <w:b w:val="0"/>
+                <w:sz w:val="16"/>
+              </w:rPr>
+            </w:r>
+          </w:p>
         </w:tc>
         <w:tc>
           <w:tcPr>
             <w:tcW w:type="dxa" w:w="1984"/>
-            <w:shd w:fill="FFB3B3" w:val="clear"/>
-          </w:tcPr>
-          <w:p/>
+          </w:tcPr>
+          <w:p>
+            <w:r>
+              <w:rPr>
+                <w:b w:val="0"/>
+                <w:sz w:val="16"/>
+              </w:rPr>
+            </w:r>
+          </w:p>
         </w:tc>
         <w:tc>
           <w:tcPr>
             <w:tcW w:type="dxa" w:w="454"/>
-            <w:shd w:fill="FFB3B3" w:val="clear"/>
-          </w:tcPr>
-          <w:p/>
+          </w:tcPr>
+          <w:p>
+            <w:r>
+              <w:rPr>
+                <w:b w:val="0"/>
+                <w:sz w:val="16"/>
+              </w:rPr>
+            </w:r>
+          </w:p>
         </w:tc>
         <w:tc>
           <w:tcPr>
             <w:tcW w:type="dxa" w:w="680"/>
-            <w:shd w:fill="FFB3B3" w:val="clear"/>
-          </w:tcPr>
-          <w:p/>
+          </w:tcPr>
+          <w:p>
+            <w:r>
+              <w:rPr>
+                <w:b w:val="0"/>
+                <w:sz w:val="16"/>
+              </w:rPr>
+            </w:r>
+          </w:p>
         </w:tc>
         <w:tc>
           <w:tcPr>
             <w:tcW w:type="dxa" w:w="3572"/>
-            <w:shd w:fill="FFB3B3" w:val="clear"/>
           </w:tcPr>
           <w:p>
             <w:r>
@@ -6425,7 +6544,7 @@
                 <w:color w:val="CC0000"/>
                 <w:sz w:val="16"/>
               </w:rPr>
-              <w:t>Articol lipsă din ofertă</w:t>
+              <w:t>DEVIZ_MISMATCH</w:t>
             </w:r>
           </w:p>
         </w:tc>
@@ -6434,7 +6553,6 @@
         <w:tc>
           <w:tcPr>
             <w:tcW w:type="dxa" w:w="397"/>
-            <w:shd w:fill="FFB3B3" w:val="clear"/>
           </w:tcPr>
           <w:p>
             <w:r>
@@ -6449,7 +6567,6 @@
         <w:tc>
           <w:tcPr>
             <w:tcW w:type="dxa" w:w="1701"/>
-            <w:shd w:fill="FFB3B3" w:val="clear"/>
           </w:tcPr>
           <w:p>
             <w:r>
@@ -6464,7 +6581,6 @@
         <w:tc>
           <w:tcPr>
             <w:tcW w:type="dxa" w:w="850"/>
-            <w:shd w:fill="FFB3B3" w:val="clear"/>
           </w:tcPr>
           <w:p>
             <w:r>
@@ -6492,7 +6608,6 @@
         <w:tc>
           <w:tcPr>
             <w:tcW w:type="dxa" w:w="1984"/>
-            <w:shd w:fill="FFB3B3" w:val="clear"/>
           </w:tcPr>
           <w:p>
             <w:r>
@@ -6507,7 +6622,6 @@
         <w:tc>
           <w:tcPr>
             <w:tcW w:type="dxa" w:w="454"/>
-            <w:shd w:fill="FFB3B3" w:val="clear"/>
           </w:tcPr>
           <w:p>
             <w:r>
@@ -6522,7 +6636,6 @@
         <w:tc>
           <w:tcPr>
             <w:tcW w:type="dxa" w:w="680"/>
-            <w:shd w:fill="FFB3B3" w:val="clear"/>
           </w:tcPr>
           <w:p>
             <w:r>
@@ -6537,35 +6650,58 @@
         <w:tc>
           <w:tcPr>
             <w:tcW w:type="dxa" w:w="850"/>
-            <w:shd w:fill="FFB3B3" w:val="clear"/>
-          </w:tcPr>
-          <w:p/>
+          </w:tcPr>
+          <w:p>
+            <w:r>
+              <w:rPr>
+                <w:b w:val="0"/>
+                <w:sz w:val="16"/>
+              </w:rPr>
+            </w:r>
+          </w:p>
         </w:tc>
         <w:tc>
           <w:tcPr>
             <w:tcW w:type="dxa" w:w="1984"/>
-            <w:shd w:fill="FFB3B3" w:val="clear"/>
-          </w:tcPr>
-          <w:p/>
+          </w:tcPr>
+          <w:p>
+            <w:r>
+              <w:rPr>
+                <w:b w:val="0"/>
+                <w:sz w:val="16"/>
+              </w:rPr>
+            </w:r>
+          </w:p>
         </w:tc>
         <w:tc>
           <w:tcPr>
             <w:tcW w:type="dxa" w:w="454"/>
-            <w:shd w:fill="FFB3B3" w:val="clear"/>
-          </w:tcPr>
-          <w:p/>
+          </w:tcPr>
+          <w:p>
+            <w:r>
+              <w:rPr>
+                <w:b w:val="0"/>
+                <w:sz w:val="16"/>
+              </w:rPr>
+            </w:r>
+          </w:p>
         </w:tc>
         <w:tc>
           <w:tcPr>
             <w:tcW w:type="dxa" w:w="680"/>
-            <w:shd w:fill="FFB3B3" w:val="clear"/>
-          </w:tcPr>
-          <w:p/>
+          </w:tcPr>
+          <w:p>
+            <w:r>
+              <w:rPr>
+                <w:b w:val="0"/>
+                <w:sz w:val="16"/>
+              </w:rPr>
+            </w:r>
+          </w:p>
         </w:tc>
         <w:tc>
           <w:tcPr>
             <w:tcW w:type="dxa" w:w="3572"/>
-            <w:shd w:fill="FFB3B3" w:val="clear"/>
           </w:tcPr>
           <w:p>
             <w:r>
@@ -6574,7 +6710,7 @@
                 <w:color w:val="CC0000"/>
                 <w:sz w:val="16"/>
               </w:rPr>
-              <w:t>Articol lipsă din ofertă</w:t>
+              <w:t>DEVIZ_MISMATCH</w:t>
             </w:r>
           </w:p>
         </w:tc>
@@ -6583,7 +6719,6 @@
         <w:tc>
           <w:tcPr>
             <w:tcW w:type="dxa" w:w="397"/>
-            <w:shd w:fill="FFB3B3" w:val="clear"/>
           </w:tcPr>
           <w:p>
             <w:r>
@@ -6598,7 +6733,6 @@
         <w:tc>
           <w:tcPr>
             <w:tcW w:type="dxa" w:w="1701"/>
-            <w:shd w:fill="FFB3B3" w:val="clear"/>
           </w:tcPr>
           <w:p>
             <w:r>
@@ -6613,7 +6747,6 @@
         <w:tc>
           <w:tcPr>
             <w:tcW w:type="dxa" w:w="850"/>
-            <w:shd w:fill="FFB3B3" w:val="clear"/>
           </w:tcPr>
           <w:p>
             <w:r>
@@ -6641,7 +6774,6 @@
         <w:tc>
           <w:tcPr>
             <w:tcW w:type="dxa" w:w="1984"/>
-            <w:shd w:fill="FFB3B3" w:val="clear"/>
           </w:tcPr>
           <w:p>
             <w:r>
@@ -6656,7 +6788,6 @@
         <w:tc>
           <w:tcPr>
             <w:tcW w:type="dxa" w:w="454"/>
-            <w:shd w:fill="FFB3B3" w:val="clear"/>
           </w:tcPr>
           <w:p>
             <w:r>
@@ -6671,7 +6802,6 @@
         <w:tc>
           <w:tcPr>
             <w:tcW w:type="dxa" w:w="680"/>
-            <w:shd w:fill="FFB3B3" w:val="clear"/>
           </w:tcPr>
           <w:p>
             <w:r>
@@ -6686,35 +6816,58 @@
         <w:tc>
           <w:tcPr>
             <w:tcW w:type="dxa" w:w="850"/>
-            <w:shd w:fill="FFB3B3" w:val="clear"/>
-          </w:tcPr>
-          <w:p/>
+          </w:tcPr>
+          <w:p>
+            <w:r>
+              <w:rPr>
+                <w:b w:val="0"/>
+                <w:sz w:val="16"/>
+              </w:rPr>
+            </w:r>
+          </w:p>
         </w:tc>
         <w:tc>
           <w:tcPr>
             <w:tcW w:type="dxa" w:w="1984"/>
-            <w:shd w:fill="FFB3B3" w:val="clear"/>
-          </w:tcPr>
-          <w:p/>
+          </w:tcPr>
+          <w:p>
+            <w:r>
+              <w:rPr>
+                <w:b w:val="0"/>
+                <w:sz w:val="16"/>
+              </w:rPr>
+            </w:r>
+          </w:p>
         </w:tc>
         <w:tc>
           <w:tcPr>
             <w:tcW w:type="dxa" w:w="454"/>
-            <w:shd w:fill="FFB3B3" w:val="clear"/>
-          </w:tcPr>
-          <w:p/>
+          </w:tcPr>
+          <w:p>
+            <w:r>
+              <w:rPr>
+                <w:b w:val="0"/>
+                <w:sz w:val="16"/>
+              </w:rPr>
+            </w:r>
+          </w:p>
         </w:tc>
         <w:tc>
           <w:tcPr>
             <w:tcW w:type="dxa" w:w="680"/>
-            <w:shd w:fill="FFB3B3" w:val="clear"/>
-          </w:tcPr>
-          <w:p/>
+          </w:tcPr>
+          <w:p>
+            <w:r>
+              <w:rPr>
+                <w:b w:val="0"/>
+                <w:sz w:val="16"/>
+              </w:rPr>
+            </w:r>
+          </w:p>
         </w:tc>
         <w:tc>
           <w:tcPr>
             <w:tcW w:type="dxa" w:w="3572"/>
-            <w:shd w:fill="FFB3B3" w:val="clear"/>
           </w:tcPr>
           <w:p>
             <w:r>
@@ -6723,7 +6876,7 @@
                 <w:color w:val="CC0000"/>
                 <w:sz w:val="16"/>
               </w:rPr>
-              <w:t>Articol lipsă din ofertă</w:t>
+              <w:t>DEVIZ_MISMATCH</w:t>
             </w:r>
           </w:p>
         </w:tc>
@@ -7030,7 +7183,6 @@
         <w:tc>
           <w:tcPr>
             <w:tcW w:type="dxa" w:w="397"/>
-            <w:shd w:fill="FFB3B3" w:val="clear"/>
           </w:tcPr>
           <w:p>
             <w:r>
@@ -7045,7 +7197,6 @@
         <w:tc>
           <w:tcPr>
             <w:tcW w:type="dxa" w:w="1701"/>
-            <w:shd w:fill="FFB3B3" w:val="clear"/>
           </w:tcPr>
           <w:p>
             <w:r>
@@ -7060,7 +7211,6 @@
         <w:tc>
           <w:tcPr>
             <w:tcW w:type="dxa" w:w="850"/>
-            <w:shd w:fill="FFB3B3" w:val="clear"/>
           </w:tcPr>
           <w:p>
             <w:r>
@@ -7075,7 +7225,6 @@
         <w:tc>
           <w:tcPr>
             <w:tcW w:type="dxa" w:w="1984"/>
-            <w:shd w:fill="FFB3B3" w:val="clear"/>
           </w:tcPr>
           <w:p>
             <w:r>
@@ -7090,7 +7239,6 @@
         <w:tc>
           <w:tcPr>
             <w:tcW w:type="dxa" w:w="454"/>
-            <w:shd w:fill="FFB3B3" w:val="clear"/>
           </w:tcPr>
           <w:p>
             <w:r>
@@ -7105,7 +7253,6 @@
         <w:tc>
           <w:tcPr>
             <w:tcW w:type="dxa" w:w="680"/>
-            <w:shd w:fill="FFB3B3" w:val="clear"/>
           </w:tcPr>
           <w:p>
             <w:r>
@@ -7120,35 +7267,58 @@
         <w:tc>
           <w:tcPr>
             <w:tcW w:type="dxa" w:w="850"/>
-            <w:shd w:fill="FFB3B3" w:val="clear"/>
-          </w:tcPr>
-          <w:p/>
+          </w:tcPr>
+          <w:p>
+            <w:r>
+              <w:rPr>
+                <w:b w:val="0"/>
+                <w:sz w:val="16"/>
+              </w:rPr>
+            </w:r>
+          </w:p>
         </w:tc>
         <w:tc>
           <w:tcPr>
             <w:tcW w:type="dxa" w:w="1984"/>
-            <w:shd w:fill="FFB3B3" w:val="clear"/>
-          </w:tcPr>
-          <w:p/>
+          </w:tcPr>
+          <w:p>
+            <w:r>
+              <w:rPr>
+                <w:b w:val="0"/>
+                <w:sz w:val="16"/>
+              </w:rPr>
+            </w:r>
+          </w:p>
         </w:tc>
         <w:tc>
           <w:tcPr>
             <w:tcW w:type="dxa" w:w="454"/>
-            <w:shd w:fill="FFB3B3" w:val="clear"/>
-          </w:tcPr>
-          <w:p/>
+          </w:tcPr>
+          <w:p>
+            <w:r>
+              <w:rPr>
+                <w:b w:val="0"/>
+                <w:sz w:val="16"/>
+              </w:rPr>
+            </w:r>
+          </w:p>
         </w:tc>
         <w:tc>
           <w:tcPr>
             <w:tcW w:type="dxa" w:w="680"/>
-            <w:shd w:fill="FFB3B3" w:val="clear"/>
-          </w:tcPr>
-          <w:p/>
+          </w:tcPr>
+          <w:p>
+            <w:r>
+              <w:rPr>
+                <w:b w:val="0"/>
+                <w:sz w:val="16"/>
+              </w:rPr>
+            </w:r>
+          </w:p>
         </w:tc>
         <w:tc>
           <w:tcPr>
             <w:tcW w:type="dxa" w:w="3572"/>
-            <w:shd w:fill="FFB3B3" w:val="clear"/>
           </w:tcPr>
           <w:p>
             <w:r>
@@ -7157,7 +7327,7 @@
                 <w:color w:val="CC0000"/>
                 <w:sz w:val="16"/>
               </w:rPr>
-              <w:t>Articol lipsă din ofertă</w:t>
+              <w:t>DEVIZ_MISMATCH</w:t>
             </w:r>
           </w:p>
         </w:tc>
@@ -7464,7 +7634,6 @@
         <w:tc>
           <w:tcPr>
             <w:tcW w:type="dxa" w:w="397"/>
-            <w:shd w:fill="FFB3B3" w:val="clear"/>
           </w:tcPr>
           <w:p>
             <w:r>
@@ -7479,7 +7648,6 @@
         <w:tc>
           <w:tcPr>
             <w:tcW w:type="dxa" w:w="1701"/>
-            <w:shd w:fill="FFB3B3" w:val="clear"/>
           </w:tcPr>
           <w:p>
             <w:r>
@@ -7494,7 +7662,6 @@
         <w:tc>
           <w:tcPr>
             <w:tcW w:type="dxa" w:w="850"/>
-            <w:shd w:fill="FFB3B3" w:val="clear"/>
           </w:tcPr>
           <w:p>
             <w:r>
@@ -7509,7 +7676,6 @@
         <w:tc>
           <w:tcPr>
             <w:tcW w:type="dxa" w:w="1984"/>
-            <w:shd w:fill="FFB3B3" w:val="clear"/>
           </w:tcPr>
           <w:p>
             <w:r>
@@ -7524,7 +7690,6 @@
         <w:tc>
           <w:tcPr>
             <w:tcW w:type="dxa" w:w="454"/>
-            <w:shd w:fill="FFB3B3" w:val="clear"/>
           </w:tcPr>
           <w:p>
             <w:r>
@@ -7539,7 +7704,6 @@
         <w:tc>
           <w:tcPr>
             <w:tcW w:type="dxa" w:w="680"/>
-            <w:shd w:fill="FFB3B3" w:val="clear"/>
           </w:tcPr>
           <w:p>
             <w:r>
@@ -7554,35 +7718,58 @@
         <w:tc>
           <w:tcPr>
             <w:tcW w:type="dxa" w:w="850"/>
-            <w:shd w:fill="FFB3B3" w:val="clear"/>
-          </w:tcPr>
-          <w:p/>
+          </w:tcPr>
+          <w:p>
+            <w:r>
+              <w:rPr>
+                <w:b w:val="0"/>
+                <w:sz w:val="16"/>
+              </w:rPr>
+            </w:r>
+          </w:p>
         </w:tc>
         <w:tc>
           <w:tcPr>
             <w:tcW w:type="dxa" w:w="1984"/>
-            <w:shd w:fill="FFB3B3" w:val="clear"/>
-          </w:tcPr>
-          <w:p/>
+          </w:tcPr>
+          <w:p>
+            <w:r>
+              <w:rPr>
+                <w:b w:val="0"/>
+                <w:sz w:val="16"/>
+              </w:rPr>
+            </w:r>
+          </w:p>
         </w:tc>
         <w:tc>
           <w:tcPr>
             <w:tcW w:type="dxa" w:w="454"/>
-            <w:shd w:fill="FFB3B3" w:val="clear"/>
-          </w:tcPr>
-          <w:p/>
+          </w:tcPr>
+          <w:p>
+            <w:r>
+              <w:rPr>
+                <w:b w:val="0"/>
+                <w:sz w:val="16"/>
+              </w:rPr>
+            </w:r>
+          </w:p>
         </w:tc>
         <w:tc>
           <w:tcPr>
             <w:tcW w:type="dxa" w:w="680"/>
-            <w:shd w:fill="FFB3B3" w:val="clear"/>
-          </w:tcPr>
-          <w:p/>
+          </w:tcPr>
+          <w:p>
+            <w:r>
+              <w:rPr>
+                <w:b w:val="0"/>
+                <w:sz w:val="16"/>
+              </w:rPr>
+            </w:r>
+          </w:p>
         </w:tc>
         <w:tc>
           <w:tcPr>
             <w:tcW w:type="dxa" w:w="3572"/>
-            <w:shd w:fill="FFB3B3" w:val="clear"/>
           </w:tcPr>
           <w:p>
             <w:r>
@@ -7591,7 +7778,7 @@
                 <w:color w:val="CC0000"/>
                 <w:sz w:val="16"/>
               </w:rPr>
-              <w:t>Articol lipsă din ofertă</w:t>
+              <w:t>DEVIZ_MISMATCH</w:t>
             </w:r>
           </w:p>
         </w:tc>
@@ -7600,7 +7787,6 @@
         <w:tc>
           <w:tcPr>
             <w:tcW w:type="dxa" w:w="397"/>
-            <w:shd w:fill="FFB3B3" w:val="clear"/>
           </w:tcPr>
           <w:p>
             <w:r>
@@ -7615,7 +7801,6 @@
         <w:tc>
           <w:tcPr>
             <w:tcW w:type="dxa" w:w="1701"/>
-            <w:shd w:fill="FFB3B3" w:val="clear"/>
           </w:tcPr>
           <w:p>
             <w:r>
@@ -7630,7 +7815,6 @@
         <w:tc>
           <w:tcPr>
             <w:tcW w:type="dxa" w:w="850"/>
-            <w:shd w:fill="FFB3B3" w:val="clear"/>
           </w:tcPr>
           <w:p>
             <w:r>
@@ -7645,7 +7829,6 @@
         <w:tc>
           <w:tcPr>
             <w:tcW w:type="dxa" w:w="1984"/>
-            <w:shd w:fill="FFB3B3" w:val="clear"/>
           </w:tcPr>
           <w:p>
             <w:r>
@@ -7660,7 +7843,6 @@
         <w:tc>
           <w:tcPr>
             <w:tcW w:type="dxa" w:w="454"/>
-            <w:shd w:fill="FFB3B3" w:val="clear"/>
           </w:tcPr>
           <w:p>
             <w:r>
@@ -7675,7 +7857,6 @@
         <w:tc>
           <w:tcPr>
             <w:tcW w:type="dxa" w:w="680"/>
-            <w:shd w:fill="FFB3B3" w:val="clear"/>
           </w:tcPr>
           <w:p>
             <w:r>
@@ -7690,35 +7871,58 @@
         <w:tc>
           <w:tcPr>
             <w:tcW w:type="dxa" w:w="850"/>
-            <w:shd w:fill="FFB3B3" w:val="clear"/>
-          </w:tcPr>
-          <w:p/>
+          </w:tcPr>
+          <w:p>
+            <w:r>
+              <w:rPr>
+                <w:b w:val="0"/>
+                <w:sz w:val="16"/>
+              </w:rPr>
+            </w:r>
+          </w:p>
         </w:tc>
         <w:tc>
           <w:tcPr>
             <w:tcW w:type="dxa" w:w="1984"/>
-            <w:shd w:fill="FFB3B3" w:val="clear"/>
-          </w:tcPr>
-          <w:p/>
+          </w:tcPr>
+          <w:p>
+            <w:r>
+              <w:rPr>
+                <w:b w:val="0"/>
+                <w:sz w:val="16"/>
+              </w:rPr>
+            </w:r>
+          </w:p>
         </w:tc>
         <w:tc>
           <w:tcPr>
             <w:tcW w:type="dxa" w:w="454"/>
-            <w:shd w:fill="FFB3B3" w:val="clear"/>
-          </w:tcPr>
-          <w:p/>
+          </w:tcPr>
+          <w:p>
+            <w:r>
+              <w:rPr>
+                <w:b w:val="0"/>
+                <w:sz w:val="16"/>
+              </w:rPr>
+            </w:r>
+          </w:p>
         </w:tc>
         <w:tc>
           <w:tcPr>
             <w:tcW w:type="dxa" w:w="680"/>
-            <w:shd w:fill="FFB3B3" w:val="clear"/>
-          </w:tcPr>
-          <w:p/>
+          </w:tcPr>
+          <w:p>
+            <w:r>
+              <w:rPr>
+                <w:b w:val="0"/>
+                <w:sz w:val="16"/>
+              </w:rPr>
+            </w:r>
+          </w:p>
         </w:tc>
         <w:tc>
           <w:tcPr>
             <w:tcW w:type="dxa" w:w="3572"/>
-            <w:shd w:fill="FFB3B3" w:val="clear"/>
           </w:tcPr>
           <w:p>
             <w:r>
@@ -7727,7 +7931,7 @@
                 <w:color w:val="CC0000"/>
                 <w:sz w:val="16"/>
               </w:rPr>
-              <w:t>Articol lipsă din ofertă</w:t>
+              <w:t>DEVIZ_MISMATCH</w:t>
             </w:r>
           </w:p>
         </w:tc>
@@ -7736,7 +7940,6 @@
         <w:tc>
           <w:tcPr>
             <w:tcW w:type="dxa" w:w="397"/>
-            <w:shd w:fill="FFB3B3" w:val="clear"/>
           </w:tcPr>
           <w:p>
             <w:r>
@@ -7751,7 +7954,6 @@
         <w:tc>
           <w:tcPr>
             <w:tcW w:type="dxa" w:w="1701"/>
-            <w:shd w:fill="FFB3B3" w:val="clear"/>
           </w:tcPr>
           <w:p>
             <w:r>
@@ -7766,7 +7968,6 @@
         <w:tc>
           <w:tcPr>
             <w:tcW w:type="dxa" w:w="850"/>
-            <w:shd w:fill="FFB3B3" w:val="clear"/>
           </w:tcPr>
           <w:p>
             <w:r>
@@ -7781,7 +7982,6 @@
         <w:tc>
           <w:tcPr>
             <w:tcW w:type="dxa" w:w="1984"/>
-            <w:shd w:fill="FFB3B3" w:val="clear"/>
           </w:tcPr>
           <w:p>
             <w:r>
@@ -7796,7 +7996,6 @@
         <w:tc>
           <w:tcPr>
             <w:tcW w:type="dxa" w:w="454"/>
-            <w:shd w:fill="FFB3B3" w:val="clear"/>
           </w:tcPr>
           <w:p>
             <w:r>
@@ -7811,7 +8010,6 @@
         <w:tc>
           <w:tcPr>
             <w:tcW w:type="dxa" w:w="680"/>
-            <w:shd w:fill="FFB3B3" w:val="clear"/>
           </w:tcPr>
           <w:p>
             <w:r>
@@ -7826,35 +8024,58 @@
         <w:tc>
           <w:tcPr>
             <w:tcW w:type="dxa" w:w="850"/>
-            <w:shd w:fill="FFB3B3" w:val="clear"/>
-          </w:tcPr>
-          <w:p/>
+          </w:tcPr>
+          <w:p>
+            <w:r>
+              <w:rPr>
+                <w:b w:val="0"/>
+                <w:sz w:val="16"/>
+              </w:rPr>
+            </w:r>
+          </w:p>
         </w:tc>
         <w:tc>
           <w:tcPr>
             <w:tcW w:type="dxa" w:w="1984"/>
-            <w:shd w:fill="FFB3B3" w:val="clear"/>
-          </w:tcPr>
-          <w:p/>
+          </w:tcPr>
+          <w:p>
+            <w:r>
+              <w:rPr>
+                <w:b w:val="0"/>
+                <w:sz w:val="16"/>
+              </w:rPr>
+            </w:r>
+          </w:p>
         </w:tc>
         <w:tc>
           <w:tcPr>
             <w:tcW w:type="dxa" w:w="454"/>
-            <w:shd w:fill="FFB3B3" w:val="clear"/>
-          </w:tcPr>
-          <w:p/>
+          </w:tcPr>
+          <w:p>
+            <w:r>
+              <w:rPr>
+                <w:b w:val="0"/>
+                <w:sz w:val="16"/>
+              </w:rPr>
+            </w:r>
+          </w:p>
         </w:tc>
         <w:tc>
           <w:tcPr>
             <w:tcW w:type="dxa" w:w="680"/>
-            <w:shd w:fill="FFB3B3" w:val="clear"/>
-          </w:tcPr>
-          <w:p/>
+          </w:tcPr>
+          <w:p>
+            <w:r>
+              <w:rPr>
+                <w:b w:val="0"/>
+                <w:sz w:val="16"/>
+              </w:rPr>
+            </w:r>
+          </w:p>
         </w:tc>
         <w:tc>
           <w:tcPr>
             <w:tcW w:type="dxa" w:w="3572"/>
-            <w:shd w:fill="FFB3B3" w:val="clear"/>
           </w:tcPr>
           <w:p>
             <w:r>
@@ -7863,7 +8084,7 @@
                 <w:color w:val="CC0000"/>
                 <w:sz w:val="16"/>
               </w:rPr>
-              <w:t>Articol lipsă din ofertă</w:t>
+              <w:t>DEVIZ_MISMATCH</w:t>
             </w:r>
           </w:p>
         </w:tc>
@@ -8057,7 +8278,6 @@
         <w:tc>
           <w:tcPr>
             <w:tcW w:type="dxa" w:w="397"/>
-            <w:shd w:fill="FFB3B3" w:val="clear"/>
           </w:tcPr>
           <w:p>
             <w:r>
@@ -8072,7 +8292,6 @@
         <w:tc>
           <w:tcPr>
             <w:tcW w:type="dxa" w:w="1701"/>
-            <w:shd w:fill="FFB3B3" w:val="clear"/>
           </w:tcPr>
           <w:p>
             <w:r>
@@ -8087,7 +8306,6 @@
         <w:tc>
           <w:tcPr>
             <w:tcW w:type="dxa" w:w="850"/>
-            <w:shd w:fill="FFB3B3" w:val="clear"/>
           </w:tcPr>
           <w:p>
             <w:r>
@@ -8115,7 +8333,6 @@
         <w:tc>
           <w:tcPr>
             <w:tcW w:type="dxa" w:w="1984"/>
-            <w:shd w:fill="FFB3B3" w:val="clear"/>
           </w:tcPr>
           <w:p>
             <w:r>
@@ -8130,7 +8347,6 @@
         <w:tc>
           <w:tcPr>
             <w:tcW w:type="dxa" w:w="454"/>
-            <w:shd w:fill="FFB3B3" w:val="clear"/>
           </w:tcPr>
           <w:p>
             <w:r>
@@ -8145,7 +8361,6 @@
         <w:tc>
           <w:tcPr>
             <w:tcW w:type="dxa" w:w="680"/>
-            <w:shd w:fill="FFB3B3" w:val="clear"/>
           </w:tcPr>
           <w:p>
             <w:r>
@@ -8160,35 +8375,58 @@
         <w:tc>
           <w:tcPr>
             <w:tcW w:type="dxa" w:w="850"/>
-            <w:shd w:fill="FFB3B3" w:val="clear"/>
-          </w:tcPr>
-          <w:p/>
+          </w:tcPr>
+          <w:p>
+            <w:r>
+              <w:rPr>
+                <w:b w:val="0"/>
+                <w:sz w:val="16"/>
+              </w:rPr>
+            </w:r>
+          </w:p>
         </w:tc>
         <w:tc>
           <w:tcPr>
             <w:tcW w:type="dxa" w:w="1984"/>
-            <w:shd w:fill="FFB3B3" w:val="clear"/>
-          </w:tcPr>
-          <w:p/>
+          </w:tcPr>
+          <w:p>
+            <w:r>
+              <w:rPr>
+                <w:b w:val="0"/>
+                <w:sz w:val="16"/>
+              </w:rPr>
+            </w:r>
+          </w:p>
         </w:tc>
         <w:tc>
           <w:tcPr>
             <w:tcW w:type="dxa" w:w="454"/>
-            <w:shd w:fill="FFB3B3" w:val="clear"/>
-          </w:tcPr>
-          <w:p/>
+          </w:tcPr>
+          <w:p>
+            <w:r>
+              <w:rPr>
+                <w:b w:val="0"/>
+                <w:sz w:val="16"/>
+              </w:rPr>
+            </w:r>
+          </w:p>
         </w:tc>
         <w:tc>
           <w:tcPr>
             <w:tcW w:type="dxa" w:w="680"/>
-            <w:shd w:fill="FFB3B3" w:val="clear"/>
-          </w:tcPr>
-          <w:p/>
+          </w:tcPr>
+          <w:p>
+            <w:r>
+              <w:rPr>
+                <w:b w:val="0"/>
+                <w:sz w:val="16"/>
+              </w:rPr>
+            </w:r>
+          </w:p>
         </w:tc>
         <w:tc>
           <w:tcPr>
             <w:tcW w:type="dxa" w:w="3572"/>
-            <w:shd w:fill="FFB3B3" w:val="clear"/>
           </w:tcPr>
           <w:p>
             <w:r>
@@ -8197,7 +8435,7 @@
                 <w:color w:val="CC0000"/>
                 <w:sz w:val="16"/>
               </w:rPr>
-              <w:t>Articol lipsă din ofertă</w:t>
+              <w:t>DEVIZ_MISMATCH</w:t>
             </w:r>
           </w:p>
         </w:tc>
@@ -8206,7 +8444,6 @@
         <w:tc>
           <w:tcPr>
             <w:tcW w:type="dxa" w:w="397"/>
-            <w:shd w:fill="FFB3B3" w:val="clear"/>
           </w:tcPr>
           <w:p>
             <w:r>
@@ -8221,7 +8458,6 @@
         <w:tc>
           <w:tcPr>
             <w:tcW w:type="dxa" w:w="1701"/>
-            <w:shd w:fill="FFB3B3" w:val="clear"/>
           </w:tcPr>
           <w:p>
             <w:r>
@@ -8236,7 +8472,6 @@
         <w:tc>
           <w:tcPr>
             <w:tcW w:type="dxa" w:w="850"/>
-            <w:shd w:fill="FFB3B3" w:val="clear"/>
           </w:tcPr>
           <w:p>
             <w:r>
@@ -8251,7 +8486,6 @@
         <w:tc>
           <w:tcPr>
             <w:tcW w:type="dxa" w:w="1984"/>
-            <w:shd w:fill="FFB3B3" w:val="clear"/>
           </w:tcPr>
           <w:p>
             <w:r>
@@ -8266,7 +8500,6 @@
         <w:tc>
           <w:tcPr>
             <w:tcW w:type="dxa" w:w="454"/>
-            <w:shd w:fill="FFB3B3" w:val="clear"/>
           </w:tcPr>
           <w:p>
             <w:r>
@@ -8281,7 +8514,6 @@
         <w:tc>
           <w:tcPr>
             <w:tcW w:type="dxa" w:w="680"/>
-            <w:shd w:fill="FFB3B3" w:val="clear"/>
           </w:tcPr>
           <w:p>
             <w:r>
@@ -8296,35 +8528,58 @@
         <w:tc>
           <w:tcPr>
             <w:tcW w:type="dxa" w:w="850"/>
-            <w:shd w:fill="FFB3B3" w:val="clear"/>
-          </w:tcPr>
-          <w:p/>
+          </w:tcPr>
+          <w:p>
+            <w:r>
+              <w:rPr>
+                <w:b w:val="0"/>
+                <w:sz w:val="16"/>
+              </w:rPr>
+            </w:r>
+          </w:p>
         </w:tc>
         <w:tc>
           <w:tcPr>
             <w:tcW w:type="dxa" w:w="1984"/>
-            <w:shd w:fill="FFB3B3" w:val="clear"/>
-          </w:tcPr>
-          <w:p/>
+          </w:tcPr>
+          <w:p>
+            <w:r>
+              <w:rPr>
+                <w:b w:val="0"/>
+                <w:sz w:val="16"/>
+              </w:rPr>
+            </w:r>
+          </w:p>
         </w:tc>
         <w:tc>
           <w:tcPr>
             <w:tcW w:type="dxa" w:w="454"/>
-            <w:shd w:fill="FFB3B3" w:val="clear"/>
-          </w:tcPr>
-          <w:p/>
+          </w:tcPr>
+          <w:p>
+            <w:r>
+              <w:rPr>
+                <w:b w:val="0"/>
+                <w:sz w:val="16"/>
+              </w:rPr>
+            </w:r>
+          </w:p>
         </w:tc>
         <w:tc>
           <w:tcPr>
             <w:tcW w:type="dxa" w:w="680"/>
-            <w:shd w:fill="FFB3B3" w:val="clear"/>
-          </w:tcPr>
-          <w:p/>
+          </w:tcPr>
+          <w:p>
+            <w:r>
+              <w:rPr>
+                <w:b w:val="0"/>
+                <w:sz w:val="16"/>
+              </w:rPr>
+            </w:r>
+          </w:p>
         </w:tc>
         <w:tc>
           <w:tcPr>
             <w:tcW w:type="dxa" w:w="3572"/>
-            <w:shd w:fill="FFB3B3" w:val="clear"/>
           </w:tcPr>
           <w:p>
             <w:r>
@@ -8333,7 +8588,7 @@
                 <w:color w:val="CC0000"/>
                 <w:sz w:val="16"/>
               </w:rPr>
-              <w:t>Articol lipsă din ofertă</w:t>
+              <w:t>DEVIZ_MISMATCH</w:t>
             </w:r>
           </w:p>
         </w:tc>
@@ -8342,7 +8597,6 @@
         <w:tc>
           <w:tcPr>
             <w:tcW w:type="dxa" w:w="397"/>
-            <w:shd w:fill="FFB3B3" w:val="clear"/>
           </w:tcPr>
           <w:p>
             <w:r>
@@ -8357,7 +8611,6 @@
         <w:tc>
           <w:tcPr>
             <w:tcW w:type="dxa" w:w="1701"/>
-            <w:shd w:fill="FFB3B3" w:val="clear"/>
           </w:tcPr>
           <w:p>
             <w:r>
@@ -8372,7 +8625,6 @@
         <w:tc>
           <w:tcPr>
             <w:tcW w:type="dxa" w:w="850"/>
-            <w:shd w:fill="FFB3B3" w:val="clear"/>
           </w:tcPr>
           <w:p>
             <w:r>
@@ -8387,7 +8639,6 @@
         <w:tc>
           <w:tcPr>
             <w:tcW w:type="dxa" w:w="1984"/>
-            <w:shd w:fill="FFB3B3" w:val="clear"/>
           </w:tcPr>
           <w:p>
             <w:r>
@@ -8402,7 +8653,6 @@
         <w:tc>
           <w:tcPr>
             <w:tcW w:type="dxa" w:w="454"/>
-            <w:shd w:fill="FFB3B3" w:val="clear"/>
           </w:tcPr>
           <w:p>
             <w:r>
@@ -8417,7 +8667,6 @@
         <w:tc>
           <w:tcPr>
             <w:tcW w:type="dxa" w:w="680"/>
-            <w:shd w:fill="FFB3B3" w:val="clear"/>
           </w:tcPr>
           <w:p>
             <w:r>
@@ -8432,35 +8681,58 @@
         <w:tc>
           <w:tcPr>
             <w:tcW w:type="dxa" w:w="850"/>
-            <w:shd w:fill="FFB3B3" w:val="clear"/>
-          </w:tcPr>
-          <w:p/>
+          </w:tcPr>
+          <w:p>
+            <w:r>
+              <w:rPr>
+                <w:b w:val="0"/>
+                <w:sz w:val="16"/>
+              </w:rPr>
+            </w:r>
+          </w:p>
         </w:tc>
         <w:tc>
           <w:tcPr>
             <w:tcW w:type="dxa" w:w="1984"/>
-            <w:shd w:fill="FFB3B3" w:val="clear"/>
-          </w:tcPr>
-          <w:p/>
+          </w:tcPr>
+          <w:p>
+            <w:r>
+              <w:rPr>
+                <w:b w:val="0"/>
+                <w:sz w:val="16"/>
+              </w:rPr>
+            </w:r>
+          </w:p>
         </w:tc>
         <w:tc>
           <w:tcPr>
             <w:tcW w:type="dxa" w:w="454"/>
-            <w:shd w:fill="FFB3B3" w:val="clear"/>
-          </w:tcPr>
-          <w:p/>
+          </w:tcPr>
+          <w:p>
+            <w:r>
+              <w:rPr>
+                <w:b w:val="0"/>
+                <w:sz w:val="16"/>
+              </w:rPr>
+            </w:r>
+          </w:p>
         </w:tc>
         <w:tc>
           <w:tcPr>
             <w:tcW w:type="dxa" w:w="680"/>
-            <w:shd w:fill="FFB3B3" w:val="clear"/>
-          </w:tcPr>
-          <w:p/>
+          </w:tcPr>
+          <w:p>
+            <w:r>
+              <w:rPr>
+                <w:b w:val="0"/>
+                <w:sz w:val="16"/>
+              </w:rPr>
+            </w:r>
+          </w:p>
         </w:tc>
         <w:tc>
           <w:tcPr>
             <w:tcW w:type="dxa" w:w="3572"/>
-            <w:shd w:fill="FFB3B3" w:val="clear"/>
           </w:tcPr>
           <w:p>
             <w:r>
@@ -8469,7 +8741,7 @@
                 <w:color w:val="CC0000"/>
                 <w:sz w:val="16"/>
               </w:rPr>
-              <w:t>Articol lipsă din ofertă</w:t>
+              <w:t>DEVIZ_MISMATCH</w:t>
             </w:r>
           </w:p>
         </w:tc>
@@ -8663,7 +8935,6 @@
         <w:tc>
           <w:tcPr>
             <w:tcW w:type="dxa" w:w="397"/>
-            <w:shd w:fill="FFB3B3" w:val="clear"/>
           </w:tcPr>
           <w:p>
             <w:r>
@@ -8678,7 +8949,6 @@
         <w:tc>
           <w:tcPr>
             <w:tcW w:type="dxa" w:w="1701"/>
-            <w:shd w:fill="FFB3B3" w:val="clear"/>
           </w:tcPr>
           <w:p>
             <w:r>
@@ -8693,7 +8963,6 @@
         <w:tc>
           <w:tcPr>
             <w:tcW w:type="dxa" w:w="850"/>
-            <w:shd w:fill="FFB3B3" w:val="clear"/>
           </w:tcPr>
           <w:p>
             <w:r>
@@ -8721,7 +8990,6 @@
         <w:tc>
           <w:tcPr>
             <w:tcW w:type="dxa" w:w="1984"/>
-            <w:shd w:fill="FFB3B3" w:val="clear"/>
           </w:tcPr>
           <w:p>
             <w:r>
@@ -8736,7 +9004,6 @@
         <w:tc>
           <w:tcPr>
             <w:tcW w:type="dxa" w:w="454"/>
-            <w:shd w:fill="FFB3B3" w:val="clear"/>
           </w:tcPr>
           <w:p>
             <w:r>
@@ -8751,7 +9018,6 @@
         <w:tc>
           <w:tcPr>
             <w:tcW w:type="dxa" w:w="680"/>
-            <w:shd w:fill="FFB3B3" w:val="clear"/>
           </w:tcPr>
           <w:p>
             <w:r>
@@ -8766,35 +9032,58 @@
         <w:tc>
           <w:tcPr>
             <w:tcW w:type="dxa" w:w="850"/>
-            <w:shd w:fill="FFB3B3" w:val="clear"/>
-          </w:tcPr>
-          <w:p/>
+          </w:tcPr>
+          <w:p>
+            <w:r>
+              <w:rPr>
+                <w:b w:val="0"/>
+                <w:sz w:val="16"/>
+              </w:rPr>
+            </w:r>
+          </w:p>
         </w:tc>
         <w:tc>
           <w:tcPr>
             <w:tcW w:type="dxa" w:w="1984"/>
-            <w:shd w:fill="FFB3B3" w:val="clear"/>
-          </w:tcPr>
-          <w:p/>
+          </w:tcPr>
+          <w:p>
+            <w:r>
+              <w:rPr>
+                <w:b w:val="0"/>
+                <w:sz w:val="16"/>
+              </w:rPr>
+            </w:r>
+          </w:p>
         </w:tc>
         <w:tc>
           <w:tcPr>
             <w:tcW w:type="dxa" w:w="454"/>
-            <w:shd w:fill="FFB3B3" w:val="clear"/>
-          </w:tcPr>
-          <w:p/>
+          </w:tcPr>
+          <w:p>
+            <w:r>
+              <w:rPr>
+                <w:b w:val="0"/>
+                <w:sz w:val="16"/>
+              </w:rPr>
+            </w:r>
+          </w:p>
         </w:tc>
         <w:tc>
           <w:tcPr>
             <w:tcW w:type="dxa" w:w="680"/>
-            <w:shd w:fill="FFB3B3" w:val="clear"/>
-          </w:tcPr>
-          <w:p/>
+          </w:tcPr>
+          <w:p>
+            <w:r>
+              <w:rPr>
+                <w:b w:val="0"/>
+                <w:sz w:val="16"/>
+              </w:rPr>
+            </w:r>
+          </w:p>
         </w:tc>
         <w:tc>
           <w:tcPr>
             <w:tcW w:type="dxa" w:w="3572"/>
-            <w:shd w:fill="FFB3B3" w:val="clear"/>
           </w:tcPr>
           <w:p>
             <w:r>
@@ -8803,7 +9092,7 @@
                 <w:color w:val="CC0000"/>
                 <w:sz w:val="16"/>
               </w:rPr>
-              <w:t>Articol lipsă din ofertă</w:t>
+              <w:t>DEVIZ_MISMATCH</w:t>
             </w:r>
           </w:p>
         </w:tc>
@@ -8997,7 +9286,6 @@
         <w:tc>
           <w:tcPr>
             <w:tcW w:type="dxa" w:w="397"/>
-            <w:shd w:fill="FFB3B3" w:val="clear"/>
           </w:tcPr>
           <w:p>
             <w:r>
@@ -9012,7 +9300,6 @@
         <w:tc>
           <w:tcPr>
             <w:tcW w:type="dxa" w:w="1701"/>
-            <w:shd w:fill="FFB3B3" w:val="clear"/>
           </w:tcPr>
           <w:p>
             <w:r>
@@ -9027,7 +9314,6 @@
         <w:tc>
           <w:tcPr>
             <w:tcW w:type="dxa" w:w="850"/>
-            <w:shd w:fill="FFB3B3" w:val="clear"/>
           </w:tcPr>
           <w:p>
             <w:r>
@@ -9055,7 +9341,6 @@
         <w:tc>
           <w:tcPr>
             <w:tcW w:type="dxa" w:w="1984"/>
-            <w:shd w:fill="FFB3B3" w:val="clear"/>
           </w:tcPr>
           <w:p>
             <w:r>
@@ -9070,7 +9355,6 @@
         <w:tc>
           <w:tcPr>
             <w:tcW w:type="dxa" w:w="454"/>
-            <w:shd w:fill="FFB3B3" w:val="clear"/>
           </w:tcPr>
           <w:p>
             <w:r>
@@ -9085,7 +9369,6 @@
         <w:tc>
           <w:tcPr>
             <w:tcW w:type="dxa" w:w="680"/>
-            <w:shd w:fill="FFB3B3" w:val="clear"/>
           </w:tcPr>
           <w:p>
             <w:r>
@@ -9100,35 +9383,58 @@
         <w:tc>
           <w:tcPr>
             <w:tcW w:type="dxa" w:w="850"/>
-            <w:shd w:fill="FFB3B3" w:val="clear"/>
-          </w:tcPr>
-          <w:p/>
+          </w:tcPr>
+          <w:p>
+            <w:r>
+              <w:rPr>
+                <w:b w:val="0"/>
+                <w:sz w:val="16"/>
+              </w:rPr>
+            </w:r>
+          </w:p>
         </w:tc>
         <w:tc>
           <w:tcPr>
             <w:tcW w:type="dxa" w:w="1984"/>
-            <w:shd w:fill="FFB3B3" w:val="clear"/>
-          </w:tcPr>
-          <w:p/>
+          </w:tcPr>
+          <w:p>
+            <w:r>
+              <w:rPr>
+                <w:b w:val="0"/>
+                <w:sz w:val="16"/>
+              </w:rPr>
+            </w:r>
+          </w:p>
         </w:tc>
         <w:tc>
           <w:tcPr>
             <w:tcW w:type="dxa" w:w="454"/>
-            <w:shd w:fill="FFB3B3" w:val="clear"/>
-          </w:tcPr>
-          <w:p/>
+          </w:tcPr>
+          <w:p>
+            <w:r>
+              <w:rPr>
+                <w:b w:val="0"/>
+                <w:sz w:val="16"/>
+              </w:rPr>
+            </w:r>
+          </w:p>
         </w:tc>
         <w:tc>
           <w:tcPr>
             <w:tcW w:type="dxa" w:w="680"/>
-            <w:shd w:fill="FFB3B3" w:val="clear"/>
-          </w:tcPr>
-          <w:p/>
+          </w:tcPr>
+          <w:p>
+            <w:r>
+              <w:rPr>
+                <w:b w:val="0"/>
+                <w:sz w:val="16"/>
+              </w:rPr>
+            </w:r>
+          </w:p>
         </w:tc>
         <w:tc>
           <w:tcPr>
             <w:tcW w:type="dxa" w:w="3572"/>
-            <w:shd w:fill="FFB3B3" w:val="clear"/>
           </w:tcPr>
           <w:p>
             <w:r>
@@ -9137,7 +9443,7 @@
                 <w:color w:val="CC0000"/>
                 <w:sz w:val="16"/>
               </w:rPr>
-              <w:t>Articol lipsă din ofertă</w:t>
+              <w:t>DEVIZ_MISMATCH</w:t>
             </w:r>
           </w:p>
         </w:tc>
@@ -9146,7 +9452,6 @@
         <w:tc>
           <w:tcPr>
             <w:tcW w:type="dxa" w:w="397"/>
-            <w:shd w:fill="FFB3B3" w:val="clear"/>
           </w:tcPr>
           <w:p>
             <w:r>
@@ -9161,7 +9466,6 @@
         <w:tc>
           <w:tcPr>
             <w:tcW w:type="dxa" w:w="1701"/>
-            <w:shd w:fill="FFB3B3" w:val="clear"/>
           </w:tcPr>
           <w:p>
             <w:r>
@@ -9176,7 +9480,6 @@
         <w:tc>
           <w:tcPr>
             <w:tcW w:type="dxa" w:w="850"/>
-            <w:shd w:fill="FFB3B3" w:val="clear"/>
           </w:tcPr>
           <w:p>
             <w:r>
@@ -9191,7 +9494,6 @@
         <w:tc>
           <w:tcPr>
             <w:tcW w:type="dxa" w:w="1984"/>
-            <w:shd w:fill="FFB3B3" w:val="clear"/>
           </w:tcPr>
           <w:p>
             <w:r>
@@ -9206,7 +9508,6 @@
         <w:tc>
           <w:tcPr>
             <w:tcW w:type="dxa" w:w="454"/>
-            <w:shd w:fill="FFB3B3" w:val="clear"/>
           </w:tcPr>
           <w:p>
             <w:r>
@@ -9221,7 +9522,6 @@
         <w:tc>
           <w:tcPr>
             <w:tcW w:type="dxa" w:w="680"/>
-            <w:shd w:fill="FFB3B3" w:val="clear"/>
           </w:tcPr>
           <w:p>
             <w:r>
@@ -9236,35 +9536,58 @@
         <w:tc>
           <w:tcPr>
             <w:tcW w:type="dxa" w:w="850"/>
-            <w:shd w:fill="FFB3B3" w:val="clear"/>
-          </w:tcPr>
-          <w:p/>
+          </w:tcPr>
+          <w:p>
+            <w:r>
+              <w:rPr>
+                <w:b w:val="0"/>
+                <w:sz w:val="16"/>
+              </w:rPr>
+            </w:r>
+          </w:p>
         </w:tc>
         <w:tc>
           <w:tcPr>
             <w:tcW w:type="dxa" w:w="1984"/>
-            <w:shd w:fill="FFB3B3" w:val="clear"/>
-          </w:tcPr>
-          <w:p/>
+          </w:tcPr>
+          <w:p>
+            <w:r>
+              <w:rPr>
+                <w:b w:val="0"/>
+                <w:sz w:val="16"/>
+              </w:rPr>
+            </w:r>
+          </w:p>
         </w:tc>
         <w:tc>
           <w:tcPr>
             <w:tcW w:type="dxa" w:w="454"/>
-            <w:shd w:fill="FFB3B3" w:val="clear"/>
-          </w:tcPr>
-          <w:p/>
+          </w:tcPr>
+          <w:p>
+            <w:r>
+              <w:rPr>
+                <w:b w:val="0"/>
+                <w:sz w:val="16"/>
+              </w:rPr>
+            </w:r>
+          </w:p>
         </w:tc>
         <w:tc>
           <w:tcPr>
             <w:tcW w:type="dxa" w:w="680"/>
-            <w:shd w:fill="FFB3B3" w:val="clear"/>
-          </w:tcPr>
-          <w:p/>
+          </w:tcPr>
+          <w:p>
+            <w:r>
+              <w:rPr>
+                <w:b w:val="0"/>
+                <w:sz w:val="16"/>
+              </w:rPr>
+            </w:r>
+          </w:p>
         </w:tc>
         <w:tc>
           <w:tcPr>
             <w:tcW w:type="dxa" w:w="3572"/>
-            <w:shd w:fill="FFB3B3" w:val="clear"/>
           </w:tcPr>
           <w:p>
             <w:r>
@@ -9273,7 +9596,7 @@
                 <w:color w:val="CC0000"/>
                 <w:sz w:val="16"/>
               </w:rPr>
-              <w:t>Articol lipsă din ofertă</w:t>
+              <w:t>DEVIZ_MISMATCH</w:t>
             </w:r>
           </w:p>
         </w:tc>
@@ -9282,7 +9605,6 @@
         <w:tc>
           <w:tcPr>
             <w:tcW w:type="dxa" w:w="397"/>
-            <w:shd w:fill="FFB3B3" w:val="clear"/>
           </w:tcPr>
           <w:p>
             <w:r>
@@ -9297,7 +9619,6 @@
         <w:tc>
           <w:tcPr>
             <w:tcW w:type="dxa" w:w="1701"/>
-            <w:shd w:fill="FFB3B3" w:val="clear"/>
           </w:tcPr>
           <w:p>
             <w:r>
@@ -9312,7 +9633,6 @@
         <w:tc>
           <w:tcPr>
             <w:tcW w:type="dxa" w:w="850"/>
-            <w:shd w:fill="FFB3B3" w:val="clear"/>
           </w:tcPr>
           <w:p>
             <w:r>
@@ -9327,7 +9647,6 @@
         <w:tc>
           <w:tcPr>
             <w:tcW w:type="dxa" w:w="1984"/>
-            <w:shd w:fill="FFB3B3" w:val="clear"/>
           </w:tcPr>
           <w:p>
             <w:r>
@@ -9342,7 +9661,6 @@
         <w:tc>
           <w:tcPr>
             <w:tcW w:type="dxa" w:w="454"/>
-            <w:shd w:fill="FFB3B3" w:val="clear"/>
           </w:tcPr>
           <w:p>
             <w:r>
@@ -9357,7 +9675,6 @@
         <w:tc>
           <w:tcPr>
             <w:tcW w:type="dxa" w:w="680"/>
-            <w:shd w:fill="FFB3B3" w:val="clear"/>
           </w:tcPr>
           <w:p>
             <w:r>
@@ -9372,35 +9689,58 @@
         <w:tc>
           <w:tcPr>
             <w:tcW w:type="dxa" w:w="850"/>
-            <w:shd w:fill="FFB3B3" w:val="clear"/>
-          </w:tcPr>
-          <w:p/>
+          </w:tcPr>
+          <w:p>
+            <w:r>
+              <w:rPr>
+                <w:b w:val="0"/>
+                <w:sz w:val="16"/>
+              </w:rPr>
+            </w:r>
+          </w:p>
         </w:tc>
         <w:tc>
           <w:tcPr>
             <w:tcW w:type="dxa" w:w="1984"/>
-            <w:shd w:fill="FFB3B3" w:val="clear"/>
-          </w:tcPr>
-          <w:p/>
+          </w:tcPr>
+          <w:p>
+            <w:r>
+              <w:rPr>
+                <w:b w:val="0"/>
+                <w:sz w:val="16"/>
+              </w:rPr>
+            </w:r>
+          </w:p>
         </w:tc>
         <w:tc>
           <w:tcPr>
             <w:tcW w:type="dxa" w:w="454"/>
-            <w:shd w:fill="FFB3B3" w:val="clear"/>
-          </w:tcPr>
-          <w:p/>
+          </w:tcPr>
+          <w:p>
+            <w:r>
+              <w:rPr>
+                <w:b w:val="0"/>
+                <w:sz w:val="16"/>
+              </w:rPr>
+            </w:r>
+          </w:p>
         </w:tc>
         <w:tc>
           <w:tcPr>
             <w:tcW w:type="dxa" w:w="680"/>
-            <w:shd w:fill="FFB3B3" w:val="clear"/>
-          </w:tcPr>
-          <w:p/>
+          </w:tcPr>
+          <w:p>
+            <w:r>
+              <w:rPr>
+                <w:b w:val="0"/>
+                <w:sz w:val="16"/>
+              </w:rPr>
+            </w:r>
+          </w:p>
         </w:tc>
         <w:tc>
           <w:tcPr>
             <w:tcW w:type="dxa" w:w="3572"/>
-            <w:shd w:fill="FFB3B3" w:val="clear"/>
           </w:tcPr>
           <w:p>
             <w:r>
@@ -9409,7 +9749,7 @@
                 <w:color w:val="CC0000"/>
                 <w:sz w:val="16"/>
               </w:rPr>
-              <w:t>Articol lipsă din ofertă</w:t>
+              <w:t>DEVIZ_MISMATCH</w:t>
             </w:r>
           </w:p>
         </w:tc>
@@ -9418,7 +9758,6 @@
         <w:tc>
           <w:tcPr>
             <w:tcW w:type="dxa" w:w="397"/>
-            <w:shd w:fill="FFB3B3" w:val="clear"/>
           </w:tcPr>
           <w:p>
             <w:r>
@@ -9433,7 +9772,6 @@
         <w:tc>
           <w:tcPr>
             <w:tcW w:type="dxa" w:w="1701"/>
-            <w:shd w:fill="FFB3B3" w:val="clear"/>
           </w:tcPr>
           <w:p>
             <w:r>
@@ -9448,7 +9786,6 @@
         <w:tc>
           <w:tcPr>
             <w:tcW w:type="dxa" w:w="850"/>
-            <w:shd w:fill="FFB3B3" w:val="clear"/>
           </w:tcPr>
           <w:p>
             <w:r>
@@ -9463,7 +9800,6 @@
         <w:tc>
           <w:tcPr>
             <w:tcW w:type="dxa" w:w="1984"/>
-            <w:shd w:fill="FFB3B3" w:val="clear"/>
           </w:tcPr>
           <w:p>
             <w:r>
@@ -9478,7 +9814,6 @@
         <w:tc>
           <w:tcPr>
             <w:tcW w:type="dxa" w:w="454"/>
-            <w:shd w:fill="FFB3B3" w:val="clear"/>
           </w:tcPr>
           <w:p>
             <w:r>
@@ -9493,7 +9828,6 @@
         <w:tc>
           <w:tcPr>
             <w:tcW w:type="dxa" w:w="680"/>
-            <w:shd w:fill="FFB3B3" w:val="clear"/>
           </w:tcPr>
           <w:p>
             <w:r>
@@ -9508,35 +9842,58 @@
         <w:tc>
           <w:tcPr>
             <w:tcW w:type="dxa" w:w="850"/>
-            <w:shd w:fill="FFB3B3" w:val="clear"/>
-          </w:tcPr>
-          <w:p/>
+          </w:tcPr>
+          <w:p>
+            <w:r>
+              <w:rPr>
+                <w:b w:val="0"/>
+                <w:sz w:val="16"/>
+              </w:rPr>
+            </w:r>
+          </w:p>
         </w:tc>
         <w:tc>
           <w:tcPr>
             <w:tcW w:type="dxa" w:w="1984"/>
-            <w:shd w:fill="FFB3B3" w:val="clear"/>
-          </w:tcPr>
-          <w:p/>
+          </w:tcPr>
+          <w:p>
+            <w:r>
+              <w:rPr>
+                <w:b w:val="0"/>
+                <w:sz w:val="16"/>
+              </w:rPr>
+            </w:r>
+          </w:p>
         </w:tc>
         <w:tc>
           <w:tcPr>
             <w:tcW w:type="dxa" w:w="454"/>
-            <w:shd w:fill="FFB3B3" w:val="clear"/>
-          </w:tcPr>
-          <w:p/>
+          </w:tcPr>
+          <w:p>
+            <w:r>
+              <w:rPr>
+                <w:b w:val="0"/>
+                <w:sz w:val="16"/>
+              </w:rPr>
+            </w:r>
+          </w:p>
         </w:tc>
         <w:tc>
           <w:tcPr>
             <w:tcW w:type="dxa" w:w="680"/>
-            <w:shd w:fill="FFB3B3" w:val="clear"/>
-          </w:tcPr>
-          <w:p/>
+          </w:tcPr>
+          <w:p>
+            <w:r>
+              <w:rPr>
+                <w:b w:val="0"/>
+                <w:sz w:val="16"/>
+              </w:rPr>
+            </w:r>
+          </w:p>
         </w:tc>
         <w:tc>
           <w:tcPr>
             <w:tcW w:type="dxa" w:w="3572"/>
-            <w:shd w:fill="FFB3B3" w:val="clear"/>
           </w:tcPr>
           <w:p>
             <w:r>
@@ -9545,7 +9902,7 @@
                 <w:color w:val="CC0000"/>
                 <w:sz w:val="16"/>
               </w:rPr>
-              <w:t>Articol lipsă din ofertă</w:t>
+              <w:t>DEVIZ_MISMATCH</w:t>
             </w:r>
           </w:p>
         </w:tc>
@@ -9667,7 +10024,7 @@
                 <w:b w:val="0"/>
                 <w:sz w:val="16"/>
               </w:rPr>
-              <w:t>NMB319711</w:t>
+              <w:t>RPCO56A</w:t>
             </w:r>
           </w:p>
         </w:tc>
@@ -9682,7 +10039,7 @@
                 <w:b w:val="0"/>
                 <w:sz w:val="16"/>
               </w:rPr>
-              <w:t>ore program muncitor inc-desc mat cat 1 tr 1</w:t>
+              <w:t>demontari timplarie (usi, ferestre) inclusiv gl...</w:t>
             </w:r>
           </w:p>
         </w:tc>
@@ -9697,7 +10054,7 @@
                 <w:b w:val="0"/>
                 <w:sz w:val="16"/>
               </w:rPr>
-              <w:t>ora</w:t>
+              <w:t>mp</w:t>
             </w:r>
           </w:p>
         </w:tc>
@@ -9712,7 +10069,7 @@
                 <w:b w:val="0"/>
                 <w:sz w:val="16"/>
               </w:rPr>
-              <w:t>16.0</w:t>
+              <w:t>130.9</w:t>
             </w:r>
           </w:p>
         </w:tc>
@@ -9995,7 +10352,7 @@
                 <w:b w:val="0"/>
                 <w:sz w:val="16"/>
               </w:rPr>
-              <w:t>RPCO56A</w:t>
+              <w:t>NMB319711</w:t>
             </w:r>
           </w:p>
         </w:tc>
@@ -10010,7 +10367,7 @@
                 <w:b w:val="0"/>
                 <w:sz w:val="16"/>
               </w:rPr>
-              <w:t>demontari timplarie (usi, ferestre) inclusiv gl...</w:t>
+              <w:t>ore program muncitor inc-desc mat cat 1 tr 1</w:t>
             </w:r>
           </w:p>
         </w:tc>
@@ -10025,7 +10382,7 @@
                 <w:b w:val="0"/>
                 <w:sz w:val="16"/>
               </w:rPr>
-              <w:t>mp</w:t>
+              <w:t>ora</w:t>
             </w:r>
           </w:p>
         </w:tc>
@@ -10040,7 +10397,7 @@
                 <w:b w:val="0"/>
                 <w:sz w:val="16"/>
               </w:rPr>
-              <w:t>130.9</w:t>
+              <w:t>16.0</w:t>
             </w:r>
           </w:p>
         </w:tc>
@@ -10279,7 +10636,7 @@
                 <w:color w:val="000000"/>
                 <w:sz w:val="18"/>
               </w:rPr>
-              <w:t>Ofertă: 194 principale</w:t>
+              <w:t>Ofertă: 215 principale</w:t>
             </w:r>
             <w:r>
               <w:rPr>
@@ -10287,7 +10644,7 @@
                 <w:color w:val="000000"/>
                 <w:sz w:val="18"/>
               </w:rPr>
-              <w:t xml:space="preserve">  ▼ 50 lipsă</w:t>
+              <w:t xml:space="preserve">  ▼ 29 lipsă</w:t>
             </w:r>
           </w:p>
         </w:tc>
@@ -10312,7 +10669,7 @@
                 <w:b/>
                 <w:sz w:val="18"/>
               </w:rPr>
-              <w:t>Capitol de lucrări BLC2 — BLC2 INSTALATII  │  LIPSA: 12  │  EXTRA: 0  │  Delta: -12</w:t>
+              <w:t>Capitol de lucrări BLC2 — BLC2 INSTALATII  │  LIPSA: 10  │  EXTRA: 0  │  Delta: -10</w:t>
             </w:r>
           </w:p>
         </w:tc>
@@ -11338,7 +11695,6 @@
         <w:tc>
           <w:tcPr>
             <w:tcW w:type="dxa" w:w="397"/>
-            <w:shd w:fill="FFB3B3" w:val="clear"/>
           </w:tcPr>
           <w:p>
             <w:r>
@@ -11353,7 +11709,6 @@
         <w:tc>
           <w:tcPr>
             <w:tcW w:type="dxa" w:w="1701"/>
-            <w:shd w:fill="FFB3B3" w:val="clear"/>
           </w:tcPr>
           <w:p>
             <w:r>
@@ -11368,7 +11723,6 @@
         <w:tc>
           <w:tcPr>
             <w:tcW w:type="dxa" w:w="850"/>
-            <w:shd w:fill="FFB3B3" w:val="clear"/>
           </w:tcPr>
           <w:p>
             <w:r>
@@ -11396,7 +11750,6 @@
         <w:tc>
           <w:tcPr>
             <w:tcW w:type="dxa" w:w="1984"/>
-            <w:shd w:fill="FFB3B3" w:val="clear"/>
           </w:tcPr>
           <w:p>
             <w:r>
@@ -11411,7 +11764,6 @@
         <w:tc>
           <w:tcPr>
             <w:tcW w:type="dxa" w:w="454"/>
-            <w:shd w:fill="FFB3B3" w:val="clear"/>
           </w:tcPr>
           <w:p>
             <w:r>
@@ -11426,7 +11778,6 @@
         <w:tc>
           <w:tcPr>
             <w:tcW w:type="dxa" w:w="680"/>
-            <w:shd w:fill="FFB3B3" w:val="clear"/>
           </w:tcPr>
           <w:p>
             <w:r>
@@ -11441,35 +11792,58 @@
         <w:tc>
           <w:tcPr>
             <w:tcW w:type="dxa" w:w="850"/>
-            <w:shd w:fill="FFB3B3" w:val="clear"/>
-          </w:tcPr>
-          <w:p/>
+          </w:tcPr>
+          <w:p>
+            <w:r>
+              <w:rPr>
+                <w:b w:val="0"/>
+                <w:sz w:val="16"/>
+              </w:rPr>
+            </w:r>
+          </w:p>
         </w:tc>
         <w:tc>
           <w:tcPr>
             <w:tcW w:type="dxa" w:w="1984"/>
-            <w:shd w:fill="FFB3B3" w:val="clear"/>
-          </w:tcPr>
-          <w:p/>
+          </w:tcPr>
+          <w:p>
+            <w:r>
+              <w:rPr>
+                <w:b w:val="0"/>
+                <w:sz w:val="16"/>
+              </w:rPr>
+            </w:r>
+          </w:p>
         </w:tc>
         <w:tc>
           <w:tcPr>
             <w:tcW w:type="dxa" w:w="454"/>
-            <w:shd w:fill="FFB3B3" w:val="clear"/>
-          </w:tcPr>
-          <w:p/>
+          </w:tcPr>
+          <w:p>
+            <w:r>
+              <w:rPr>
+                <w:b w:val="0"/>
+                <w:sz w:val="16"/>
+              </w:rPr>
+            </w:r>
+          </w:p>
         </w:tc>
         <w:tc>
           <w:tcPr>
             <w:tcW w:type="dxa" w:w="680"/>
-            <w:shd w:fill="FFB3B3" w:val="clear"/>
-          </w:tcPr>
-          <w:p/>
+          </w:tcPr>
+          <w:p>
+            <w:r>
+              <w:rPr>
+                <w:b w:val="0"/>
+                <w:sz w:val="16"/>
+              </w:rPr>
+            </w:r>
+          </w:p>
         </w:tc>
         <w:tc>
           <w:tcPr>
             <w:tcW w:type="dxa" w:w="3572"/>
-            <w:shd w:fill="FFB3B3" w:val="clear"/>
           </w:tcPr>
           <w:p>
             <w:r>
@@ -11478,7 +11852,7 @@
                 <w:color w:val="CC0000"/>
                 <w:sz w:val="16"/>
               </w:rPr>
-              <w:t>Articol lipsă din ofertă</w:t>
+              <w:t>DEVIZ_MISMATCH</w:t>
             </w:r>
           </w:p>
         </w:tc>
@@ -11487,7 +11861,6 @@
         <w:tc>
           <w:tcPr>
             <w:tcW w:type="dxa" w:w="397"/>
-            <w:shd w:fill="FFB3B3" w:val="clear"/>
           </w:tcPr>
           <w:p>
             <w:r>
@@ -11502,7 +11875,6 @@
         <w:tc>
           <w:tcPr>
             <w:tcW w:type="dxa" w:w="1701"/>
-            <w:shd w:fill="FFB3B3" w:val="clear"/>
           </w:tcPr>
           <w:p>
             <w:r>
@@ -11517,7 +11889,6 @@
         <w:tc>
           <w:tcPr>
             <w:tcW w:type="dxa" w:w="850"/>
-            <w:shd w:fill="FFB3B3" w:val="clear"/>
           </w:tcPr>
           <w:p>
             <w:r>
@@ -11545,7 +11916,6 @@
         <w:tc>
           <w:tcPr>
             <w:tcW w:type="dxa" w:w="1984"/>
-            <w:shd w:fill="FFB3B3" w:val="clear"/>
           </w:tcPr>
           <w:p>
             <w:r>
@@ -11560,7 +11930,6 @@
         <w:tc>
           <w:tcPr>
             <w:tcW w:type="dxa" w:w="454"/>
-            <w:shd w:fill="FFB3B3" w:val="clear"/>
           </w:tcPr>
           <w:p>
             <w:r>
@@ -11575,7 +11944,6 @@
         <w:tc>
           <w:tcPr>
             <w:tcW w:type="dxa" w:w="680"/>
-            <w:shd w:fill="FFB3B3" w:val="clear"/>
           </w:tcPr>
           <w:p>
             <w:r>
@@ -11590,35 +11958,58 @@
         <w:tc>
           <w:tcPr>
             <w:tcW w:type="dxa" w:w="850"/>
-            <w:shd w:fill="FFB3B3" w:val="clear"/>
-          </w:tcPr>
-          <w:p/>
+          </w:tcPr>
+          <w:p>
+            <w:r>
+              <w:rPr>
+                <w:b w:val="0"/>
+                <w:sz w:val="16"/>
+              </w:rPr>
+            </w:r>
+          </w:p>
         </w:tc>
         <w:tc>
           <w:tcPr>
             <w:tcW w:type="dxa" w:w="1984"/>
-            <w:shd w:fill="FFB3B3" w:val="clear"/>
-          </w:tcPr>
-          <w:p/>
+          </w:tcPr>
+          <w:p>
+            <w:r>
+              <w:rPr>
+                <w:b w:val="0"/>
+                <w:sz w:val="16"/>
+              </w:rPr>
+            </w:r>
+          </w:p>
         </w:tc>
         <w:tc>
           <w:tcPr>
             <w:tcW w:type="dxa" w:w="454"/>
-            <w:shd w:fill="FFB3B3" w:val="clear"/>
-          </w:tcPr>
-          <w:p/>
+          </w:tcPr>
+          <w:p>
+            <w:r>
+              <w:rPr>
+                <w:b w:val="0"/>
+                <w:sz w:val="16"/>
+              </w:rPr>
+            </w:r>
+          </w:p>
         </w:tc>
         <w:tc>
           <w:tcPr>
             <w:tcW w:type="dxa" w:w="680"/>
-            <w:shd w:fill="FFB3B3" w:val="clear"/>
-          </w:tcPr>
-          <w:p/>
+          </w:tcPr>
+          <w:p>
+            <w:r>
+              <w:rPr>
+                <w:b w:val="0"/>
+                <w:sz w:val="16"/>
+              </w:rPr>
+            </w:r>
+          </w:p>
         </w:tc>
         <w:tc>
           <w:tcPr>
             <w:tcW w:type="dxa" w:w="3572"/>
-            <w:shd w:fill="FFB3B3" w:val="clear"/>
           </w:tcPr>
           <w:p>
             <w:r>
@@ -11627,7 +12018,7 @@
                 <w:color w:val="CC0000"/>
                 <w:sz w:val="16"/>
               </w:rPr>
-              <w:t>Articol lipsă din ofertă</w:t>
+              <w:t>DEVIZ_MISMATCH</w:t>
             </w:r>
           </w:p>
         </w:tc>
@@ -12133,7 +12524,7 @@
                 <w:color w:val="000000"/>
                 <w:sz w:val="18"/>
               </w:rPr>
-              <w:t>Ofertă: 28 principale</w:t>
+              <w:t>Ofertă: 30 principale</w:t>
             </w:r>
             <w:r>
               <w:rPr>
@@ -12141,7 +12532,7 @@
                 <w:color w:val="000000"/>
                 <w:sz w:val="18"/>
               </w:rPr>
-              <w:t xml:space="preserve">  ▼ 12 lipsă</w:t>
+              <w:t xml:space="preserve">  ▼ 10 lipsă</w:t>
             </w:r>
           </w:p>
         </w:tc>
@@ -12394,7 +12785,7 @@
                 <w:b/>
                 <w:sz w:val="18"/>
               </w:rPr>
-              <w:t>Capitol de lucrări BLC4 — BLC4 REZISTENTA  │  LIPSA: 30  │  EXTRA: 0  │  Delta: -30</w:t>
+              <w:t>Capitol de lucrări BLC4 — BLC4 REZISTENTA  │  LIPSA: 15  │  EXTRA: 0  │  Delta: -15</w:t>
             </w:r>
           </w:p>
         </w:tc>
@@ -13676,7 +14067,6 @@
         <w:tc>
           <w:tcPr>
             <w:tcW w:type="dxa" w:w="397"/>
-            <w:shd w:fill="FFB3B3" w:val="clear"/>
           </w:tcPr>
           <w:p>
             <w:r>
@@ -13691,7 +14081,6 @@
         <w:tc>
           <w:tcPr>
             <w:tcW w:type="dxa" w:w="1701"/>
-            <w:shd w:fill="FFB3B3" w:val="clear"/>
           </w:tcPr>
           <w:p>
             <w:r>
@@ -13706,7 +14095,6 @@
         <w:tc>
           <w:tcPr>
             <w:tcW w:type="dxa" w:w="850"/>
-            <w:shd w:fill="FFB3B3" w:val="clear"/>
           </w:tcPr>
           <w:p>
             <w:r>
@@ -13734,7 +14122,6 @@
         <w:tc>
           <w:tcPr>
             <w:tcW w:type="dxa" w:w="1984"/>
-            <w:shd w:fill="FFB3B3" w:val="clear"/>
           </w:tcPr>
           <w:p>
             <w:r>
@@ -13749,7 +14136,6 @@
         <w:tc>
           <w:tcPr>
             <w:tcW w:type="dxa" w:w="454"/>
-            <w:shd w:fill="FFB3B3" w:val="clear"/>
           </w:tcPr>
           <w:p>
             <w:r>
@@ -13764,7 +14150,6 @@
         <w:tc>
           <w:tcPr>
             <w:tcW w:type="dxa" w:w="680"/>
-            <w:shd w:fill="FFB3B3" w:val="clear"/>
           </w:tcPr>
           <w:p>
             <w:r>
@@ -13779,35 +14164,58 @@
         <w:tc>
           <w:tcPr>
             <w:tcW w:type="dxa" w:w="850"/>
-            <w:shd w:fill="FFB3B3" w:val="clear"/>
-          </w:tcPr>
-          <w:p/>
+          </w:tcPr>
+          <w:p>
+            <w:r>
+              <w:rPr>
+                <w:b w:val="0"/>
+                <w:sz w:val="16"/>
+              </w:rPr>
+            </w:r>
+          </w:p>
         </w:tc>
         <w:tc>
           <w:tcPr>
             <w:tcW w:type="dxa" w:w="1984"/>
-            <w:shd w:fill="FFB3B3" w:val="clear"/>
-          </w:tcPr>
-          <w:p/>
+          </w:tcPr>
+          <w:p>
+            <w:r>
+              <w:rPr>
+                <w:b w:val="0"/>
+                <w:sz w:val="16"/>
+              </w:rPr>
+            </w:r>
+          </w:p>
         </w:tc>
         <w:tc>
           <w:tcPr>
             <w:tcW w:type="dxa" w:w="454"/>
-            <w:shd w:fill="FFB3B3" w:val="clear"/>
-          </w:tcPr>
-          <w:p/>
+          </w:tcPr>
+          <w:p>
+            <w:r>
+              <w:rPr>
+                <w:b w:val="0"/>
+                <w:sz w:val="16"/>
+              </w:rPr>
+            </w:r>
+          </w:p>
         </w:tc>
         <w:tc>
           <w:tcPr>
             <w:tcW w:type="dxa" w:w="680"/>
-            <w:shd w:fill="FFB3B3" w:val="clear"/>
-          </w:tcPr>
-          <w:p/>
+          </w:tcPr>
+          <w:p>
+            <w:r>
+              <w:rPr>
+                <w:b w:val="0"/>
+                <w:sz w:val="16"/>
+              </w:rPr>
+            </w:r>
+          </w:p>
         </w:tc>
         <w:tc>
           <w:tcPr>
             <w:tcW w:type="dxa" w:w="3572"/>
-            <w:shd w:fill="FFB3B3" w:val="clear"/>
           </w:tcPr>
           <w:p>
             <w:r>
@@ -13816,7 +14224,7 @@
                 <w:color w:val="CC0000"/>
                 <w:sz w:val="16"/>
               </w:rPr>
-              <w:t>Articol lipsă din ofertă</w:t>
+              <w:t>DEVIZ_MISMATCH</w:t>
             </w:r>
           </w:p>
         </w:tc>
@@ -14010,7 +14418,6 @@
         <w:tc>
           <w:tcPr>
             <w:tcW w:type="dxa" w:w="397"/>
-            <w:shd w:fill="FFB3B3" w:val="clear"/>
           </w:tcPr>
           <w:p>
             <w:r>
@@ -14025,7 +14432,6 @@
         <w:tc>
           <w:tcPr>
             <w:tcW w:type="dxa" w:w="1701"/>
-            <w:shd w:fill="FFB3B3" w:val="clear"/>
           </w:tcPr>
           <w:p>
             <w:r>
@@ -14040,7 +14446,6 @@
         <w:tc>
           <w:tcPr>
             <w:tcW w:type="dxa" w:w="850"/>
-            <w:shd w:fill="FFB3B3" w:val="clear"/>
           </w:tcPr>
           <w:p>
             <w:r>
@@ -14068,7 +14473,6 @@
         <w:tc>
           <w:tcPr>
             <w:tcW w:type="dxa" w:w="1984"/>
-            <w:shd w:fill="FFB3B3" w:val="clear"/>
           </w:tcPr>
           <w:p>
             <w:r>
@@ -14083,7 +14487,6 @@
         <w:tc>
           <w:tcPr>
             <w:tcW w:type="dxa" w:w="454"/>
-            <w:shd w:fill="FFB3B3" w:val="clear"/>
           </w:tcPr>
           <w:p>
             <w:r>
@@ -14098,7 +14501,6 @@
         <w:tc>
           <w:tcPr>
             <w:tcW w:type="dxa" w:w="680"/>
-            <w:shd w:fill="FFB3B3" w:val="clear"/>
           </w:tcPr>
           <w:p>
             <w:r>
@@ -14113,35 +14515,58 @@
         <w:tc>
           <w:tcPr>
             <w:tcW w:type="dxa" w:w="850"/>
-            <w:shd w:fill="FFB3B3" w:val="clear"/>
-          </w:tcPr>
-          <w:p/>
+          </w:tcPr>
+          <w:p>
+            <w:r>
+              <w:rPr>
+                <w:b w:val="0"/>
+                <w:sz w:val="16"/>
+              </w:rPr>
+            </w:r>
+          </w:p>
         </w:tc>
         <w:tc>
           <w:tcPr>
             <w:tcW w:type="dxa" w:w="1984"/>
-            <w:shd w:fill="FFB3B3" w:val="clear"/>
-          </w:tcPr>
-          <w:p/>
+          </w:tcPr>
+          <w:p>
+            <w:r>
+              <w:rPr>
+                <w:b w:val="0"/>
+                <w:sz w:val="16"/>
+              </w:rPr>
+            </w:r>
+          </w:p>
         </w:tc>
         <w:tc>
           <w:tcPr>
             <w:tcW w:type="dxa" w:w="454"/>
-            <w:shd w:fill="FFB3B3" w:val="clear"/>
-          </w:tcPr>
-          <w:p/>
+          </w:tcPr>
+          <w:p>
+            <w:r>
+              <w:rPr>
+                <w:b w:val="0"/>
+                <w:sz w:val="16"/>
+              </w:rPr>
+            </w:r>
+          </w:p>
         </w:tc>
         <w:tc>
           <w:tcPr>
             <w:tcW w:type="dxa" w:w="680"/>
-            <w:shd w:fill="FFB3B3" w:val="clear"/>
-          </w:tcPr>
-          <w:p/>
+          </w:tcPr>
+          <w:p>
+            <w:r>
+              <w:rPr>
+                <w:b w:val="0"/>
+                <w:sz w:val="16"/>
+              </w:rPr>
+            </w:r>
+          </w:p>
         </w:tc>
         <w:tc>
           <w:tcPr>
             <w:tcW w:type="dxa" w:w="3572"/>
-            <w:shd w:fill="FFB3B3" w:val="clear"/>
           </w:tcPr>
           <w:p>
             <w:r>
@@ -14150,7 +14575,7 @@
                 <w:color w:val="CC0000"/>
                 <w:sz w:val="16"/>
               </w:rPr>
-              <w:t>Articol lipsă din ofertă</w:t>
+              <w:t>DEVIZ_MISMATCH</w:t>
             </w:r>
           </w:p>
         </w:tc>
@@ -14344,7 +14769,6 @@
         <w:tc>
           <w:tcPr>
             <w:tcW w:type="dxa" w:w="397"/>
-            <w:shd w:fill="FFB3B3" w:val="clear"/>
           </w:tcPr>
           <w:p>
             <w:r>
@@ -14359,7 +14783,6 @@
         <w:tc>
           <w:tcPr>
             <w:tcW w:type="dxa" w:w="1701"/>
-            <w:shd w:fill="FFB3B3" w:val="clear"/>
           </w:tcPr>
           <w:p>
             <w:r>
@@ -14374,7 +14797,6 @@
         <w:tc>
           <w:tcPr>
             <w:tcW w:type="dxa" w:w="850"/>
-            <w:shd w:fill="FFB3B3" w:val="clear"/>
           </w:tcPr>
           <w:p>
             <w:r>
@@ -14402,7 +14824,6 @@
         <w:tc>
           <w:tcPr>
             <w:tcW w:type="dxa" w:w="1984"/>
-            <w:shd w:fill="FFB3B3" w:val="clear"/>
           </w:tcPr>
           <w:p>
             <w:r>
@@ -14417,7 +14838,6 @@
         <w:tc>
           <w:tcPr>
             <w:tcW w:type="dxa" w:w="454"/>
-            <w:shd w:fill="FFB3B3" w:val="clear"/>
           </w:tcPr>
           <w:p>
             <w:r>
@@ -14432,7 +14852,6 @@
         <w:tc>
           <w:tcPr>
             <w:tcW w:type="dxa" w:w="680"/>
-            <w:shd w:fill="FFB3B3" w:val="clear"/>
           </w:tcPr>
           <w:p>
             <w:r>
@@ -14447,35 +14866,58 @@
         <w:tc>
           <w:tcPr>
             <w:tcW w:type="dxa" w:w="850"/>
-            <w:shd w:fill="FFB3B3" w:val="clear"/>
-          </w:tcPr>
-          <w:p/>
+          </w:tcPr>
+          <w:p>
+            <w:r>
+              <w:rPr>
+                <w:b w:val="0"/>
+                <w:sz w:val="16"/>
+              </w:rPr>
+            </w:r>
+          </w:p>
         </w:tc>
         <w:tc>
           <w:tcPr>
             <w:tcW w:type="dxa" w:w="1984"/>
-            <w:shd w:fill="FFB3B3" w:val="clear"/>
-          </w:tcPr>
-          <w:p/>
+          </w:tcPr>
+          <w:p>
+            <w:r>
+              <w:rPr>
+                <w:b w:val="0"/>
+                <w:sz w:val="16"/>
+              </w:rPr>
+            </w:r>
+          </w:p>
         </w:tc>
         <w:tc>
           <w:tcPr>
             <w:tcW w:type="dxa" w:w="454"/>
-            <w:shd w:fill="FFB3B3" w:val="clear"/>
-          </w:tcPr>
-          <w:p/>
+          </w:tcPr>
+          <w:p>
+            <w:r>
+              <w:rPr>
+                <w:b w:val="0"/>
+                <w:sz w:val="16"/>
+              </w:rPr>
+            </w:r>
+          </w:p>
         </w:tc>
         <w:tc>
           <w:tcPr>
             <w:tcW w:type="dxa" w:w="680"/>
-            <w:shd w:fill="FFB3B3" w:val="clear"/>
-          </w:tcPr>
-          <w:p/>
+          </w:tcPr>
+          <w:p>
+            <w:r>
+              <w:rPr>
+                <w:b w:val="0"/>
+                <w:sz w:val="16"/>
+              </w:rPr>
+            </w:r>
+          </w:p>
         </w:tc>
         <w:tc>
           <w:tcPr>
             <w:tcW w:type="dxa" w:w="3572"/>
-            <w:shd w:fill="FFB3B3" w:val="clear"/>
           </w:tcPr>
           <w:p>
             <w:r>
@@ -14484,7 +14926,7 @@
                 <w:color w:val="CC0000"/>
                 <w:sz w:val="16"/>
               </w:rPr>
-              <w:t>Articol lipsă din ofertă</w:t>
+              <w:t>DEVIZ_MISMATCH</w:t>
             </w:r>
           </w:p>
         </w:tc>
@@ -14678,7 +15120,6 @@
         <w:tc>
           <w:tcPr>
             <w:tcW w:type="dxa" w:w="397"/>
-            <w:shd w:fill="FFB3B3" w:val="clear"/>
           </w:tcPr>
           <w:p>
             <w:r>
@@ -14693,7 +15134,6 @@
         <w:tc>
           <w:tcPr>
             <w:tcW w:type="dxa" w:w="1701"/>
-            <w:shd w:fill="FFB3B3" w:val="clear"/>
           </w:tcPr>
           <w:p>
             <w:r>
@@ -14708,7 +15148,6 @@
         <w:tc>
           <w:tcPr>
             <w:tcW w:type="dxa" w:w="850"/>
-            <w:shd w:fill="FFB3B3" w:val="clear"/>
           </w:tcPr>
           <w:p>
             <w:r>
@@ -14736,7 +15175,6 @@
         <w:tc>
           <w:tcPr>
             <w:tcW w:type="dxa" w:w="1984"/>
-            <w:shd w:fill="FFB3B3" w:val="clear"/>
           </w:tcPr>
           <w:p>
             <w:r>
@@ -14751,7 +15189,6 @@
         <w:tc>
           <w:tcPr>
             <w:tcW w:type="dxa" w:w="454"/>
-            <w:shd w:fill="FFB3B3" w:val="clear"/>
           </w:tcPr>
           <w:p>
             <w:r>
@@ -14766,7 +15203,6 @@
         <w:tc>
           <w:tcPr>
             <w:tcW w:type="dxa" w:w="680"/>
-            <w:shd w:fill="FFB3B3" w:val="clear"/>
           </w:tcPr>
           <w:p>
             <w:r>
@@ -14781,35 +15217,58 @@
         <w:tc>
           <w:tcPr>
             <w:tcW w:type="dxa" w:w="850"/>
-            <w:shd w:fill="FFB3B3" w:val="clear"/>
-          </w:tcPr>
-          <w:p/>
+          </w:tcPr>
+          <w:p>
+            <w:r>
+              <w:rPr>
+                <w:b w:val="0"/>
+                <w:sz w:val="16"/>
+              </w:rPr>
+            </w:r>
+          </w:p>
         </w:tc>
         <w:tc>
           <w:tcPr>
             <w:tcW w:type="dxa" w:w="1984"/>
-            <w:shd w:fill="FFB3B3" w:val="clear"/>
-          </w:tcPr>
-          <w:p/>
+          </w:tcPr>
+          <w:p>
+            <w:r>
+              <w:rPr>
+                <w:b w:val="0"/>
+                <w:sz w:val="16"/>
+              </w:rPr>
+            </w:r>
+          </w:p>
         </w:tc>
         <w:tc>
           <w:tcPr>
             <w:tcW w:type="dxa" w:w="454"/>
-            <w:shd w:fill="FFB3B3" w:val="clear"/>
-          </w:tcPr>
-          <w:p/>
+          </w:tcPr>
+          <w:p>
+            <w:r>
+              <w:rPr>
+                <w:b w:val="0"/>
+                <w:sz w:val="16"/>
+              </w:rPr>
+            </w:r>
+          </w:p>
         </w:tc>
         <w:tc>
           <w:tcPr>
             <w:tcW w:type="dxa" w:w="680"/>
-            <w:shd w:fill="FFB3B3" w:val="clear"/>
-          </w:tcPr>
-          <w:p/>
+          </w:tcPr>
+          <w:p>
+            <w:r>
+              <w:rPr>
+                <w:b w:val="0"/>
+                <w:sz w:val="16"/>
+              </w:rPr>
+            </w:r>
+          </w:p>
         </w:tc>
         <w:tc>
           <w:tcPr>
             <w:tcW w:type="dxa" w:w="3572"/>
-            <w:shd w:fill="FFB3B3" w:val="clear"/>
           </w:tcPr>
           <w:p>
             <w:r>
@@ -14818,7 +15277,7 @@
                 <w:color w:val="CC0000"/>
                 <w:sz w:val="16"/>
               </w:rPr>
-              <w:t>Articol lipsă din ofertă</w:t>
+              <w:t>DEVIZ_MISMATCH</w:t>
             </w:r>
           </w:p>
         </w:tc>
@@ -15012,7 +15471,6 @@
         <w:tc>
           <w:tcPr>
             <w:tcW w:type="dxa" w:w="397"/>
-            <w:shd w:fill="FFB3B3" w:val="clear"/>
           </w:tcPr>
           <w:p>
             <w:r>
@@ -15027,7 +15485,6 @@
         <w:tc>
           <w:tcPr>
             <w:tcW w:type="dxa" w:w="1701"/>
-            <w:shd w:fill="FFB3B3" w:val="clear"/>
           </w:tcPr>
           <w:p>
             <w:r>
@@ -15042,7 +15499,6 @@
         <w:tc>
           <w:tcPr>
             <w:tcW w:type="dxa" w:w="850"/>
-            <w:shd w:fill="FFB3B3" w:val="clear"/>
           </w:tcPr>
           <w:p>
             <w:r>
@@ -15070,7 +15526,6 @@
         <w:tc>
           <w:tcPr>
             <w:tcW w:type="dxa" w:w="1984"/>
-            <w:shd w:fill="FFB3B3" w:val="clear"/>
           </w:tcPr>
           <w:p>
             <w:r>
@@ -15085,7 +15540,6 @@
         <w:tc>
           <w:tcPr>
             <w:tcW w:type="dxa" w:w="454"/>
-            <w:shd w:fill="FFB3B3" w:val="clear"/>
           </w:tcPr>
           <w:p>
             <w:r>
@@ -15100,7 +15554,6 @@
         <w:tc>
           <w:tcPr>
             <w:tcW w:type="dxa" w:w="680"/>
-            <w:shd w:fill="FFB3B3" w:val="clear"/>
           </w:tcPr>
           <w:p>
             <w:r>
@@ -15115,35 +15568,58 @@
         <w:tc>
           <w:tcPr>
             <w:tcW w:type="dxa" w:w="850"/>
-            <w:shd w:fill="FFB3B3" w:val="clear"/>
-          </w:tcPr>
-          <w:p/>
+          </w:tcPr>
+          <w:p>
+            <w:r>
+              <w:rPr>
+                <w:b w:val="0"/>
+                <w:sz w:val="16"/>
+              </w:rPr>
+            </w:r>
+          </w:p>
         </w:tc>
         <w:tc>
           <w:tcPr>
             <w:tcW w:type="dxa" w:w="1984"/>
-            <w:shd w:fill="FFB3B3" w:val="clear"/>
-          </w:tcPr>
-          <w:p/>
+          </w:tcPr>
+          <w:p>
+            <w:r>
+              <w:rPr>
+                <w:b w:val="0"/>
+                <w:sz w:val="16"/>
+              </w:rPr>
+            </w:r>
+          </w:p>
         </w:tc>
         <w:tc>
           <w:tcPr>
             <w:tcW w:type="dxa" w:w="454"/>
-            <w:shd w:fill="FFB3B3" w:val="clear"/>
-          </w:tcPr>
-          <w:p/>
+          </w:tcPr>
+          <w:p>
+            <w:r>
+              <w:rPr>
+                <w:b w:val="0"/>
+                <w:sz w:val="16"/>
+              </w:rPr>
+            </w:r>
+          </w:p>
         </w:tc>
         <w:tc>
           <w:tcPr>
             <w:tcW w:type="dxa" w:w="680"/>
-            <w:shd w:fill="FFB3B3" w:val="clear"/>
-          </w:tcPr>
-          <w:p/>
+          </w:tcPr>
+          <w:p>
+            <w:r>
+              <w:rPr>
+                <w:b w:val="0"/>
+                <w:sz w:val="16"/>
+              </w:rPr>
+            </w:r>
+          </w:p>
         </w:tc>
         <w:tc>
           <w:tcPr>
             <w:tcW w:type="dxa" w:w="3572"/>
-            <w:shd w:fill="FFB3B3" w:val="clear"/>
           </w:tcPr>
           <w:p>
             <w:r>
@@ -15152,7 +15628,7 @@
                 <w:color w:val="CC0000"/>
                 <w:sz w:val="16"/>
               </w:rPr>
-              <w:t>Articol lipsă din ofertă</w:t>
+              <w:t>DEVIZ_MISMATCH</w:t>
             </w:r>
           </w:p>
         </w:tc>
@@ -15346,7 +15822,6 @@
         <w:tc>
           <w:tcPr>
             <w:tcW w:type="dxa" w:w="397"/>
-            <w:shd w:fill="FFB3B3" w:val="clear"/>
           </w:tcPr>
           <w:p>
             <w:r>
@@ -15361,7 +15836,6 @@
         <w:tc>
           <w:tcPr>
             <w:tcW w:type="dxa" w:w="1701"/>
-            <w:shd w:fill="FFB3B3" w:val="clear"/>
           </w:tcPr>
           <w:p>
             <w:r>
@@ -15376,7 +15850,6 @@
         <w:tc>
           <w:tcPr>
             <w:tcW w:type="dxa" w:w="850"/>
-            <w:shd w:fill="FFB3B3" w:val="clear"/>
           </w:tcPr>
           <w:p>
             <w:r>
@@ -15404,7 +15877,6 @@
         <w:tc>
           <w:tcPr>
             <w:tcW w:type="dxa" w:w="1984"/>
-            <w:shd w:fill="FFB3B3" w:val="clear"/>
           </w:tcPr>
           <w:p>
             <w:r>
@@ -15419,7 +15891,6 @@
         <w:tc>
           <w:tcPr>
             <w:tcW w:type="dxa" w:w="454"/>
-            <w:shd w:fill="FFB3B3" w:val="clear"/>
           </w:tcPr>
           <w:p>
             <w:r>
@@ -15434,7 +15905,6 @@
         <w:tc>
           <w:tcPr>
             <w:tcW w:type="dxa" w:w="680"/>
-            <w:shd w:fill="FFB3B3" w:val="clear"/>
           </w:tcPr>
           <w:p>
             <w:r>
@@ -15449,35 +15919,58 @@
         <w:tc>
           <w:tcPr>
             <w:tcW w:type="dxa" w:w="850"/>
-            <w:shd w:fill="FFB3B3" w:val="clear"/>
-          </w:tcPr>
-          <w:p/>
+          </w:tcPr>
+          <w:p>
+            <w:r>
+              <w:rPr>
+                <w:b w:val="0"/>
+                <w:sz w:val="16"/>
+              </w:rPr>
+            </w:r>
+          </w:p>
         </w:tc>
         <w:tc>
           <w:tcPr>
             <w:tcW w:type="dxa" w:w="1984"/>
-            <w:shd w:fill="FFB3B3" w:val="clear"/>
-          </w:tcPr>
-          <w:p/>
+          </w:tcPr>
+          <w:p>
+            <w:r>
+              <w:rPr>
+                <w:b w:val="0"/>
+                <w:sz w:val="16"/>
+              </w:rPr>
+            </w:r>
+          </w:p>
         </w:tc>
         <w:tc>
           <w:tcPr>
             <w:tcW w:type="dxa" w:w="454"/>
-            <w:shd w:fill="FFB3B3" w:val="clear"/>
-          </w:tcPr>
-          <w:p/>
+          </w:tcPr>
+          <w:p>
+            <w:r>
+              <w:rPr>
+                <w:b w:val="0"/>
+                <w:sz w:val="16"/>
+              </w:rPr>
+            </w:r>
+          </w:p>
         </w:tc>
         <w:tc>
           <w:tcPr>
             <w:tcW w:type="dxa" w:w="680"/>
-            <w:shd w:fill="FFB3B3" w:val="clear"/>
-          </w:tcPr>
-          <w:p/>
+          </w:tcPr>
+          <w:p>
+            <w:r>
+              <w:rPr>
+                <w:b w:val="0"/>
+                <w:sz w:val="16"/>
+              </w:rPr>
+            </w:r>
+          </w:p>
         </w:tc>
         <w:tc>
           <w:tcPr>
             <w:tcW w:type="dxa" w:w="3572"/>
-            <w:shd w:fill="FFB3B3" w:val="clear"/>
           </w:tcPr>
           <w:p>
             <w:r>
@@ -15486,7 +15979,7 @@
                 <w:color w:val="CC0000"/>
                 <w:sz w:val="16"/>
               </w:rPr>
-              <w:t>Articol lipsă din ofertă</w:t>
+              <w:t>DEVIZ_MISMATCH</w:t>
             </w:r>
           </w:p>
         </w:tc>
@@ -15680,7 +16173,6 @@
         <w:tc>
           <w:tcPr>
             <w:tcW w:type="dxa" w:w="397"/>
-            <w:shd w:fill="FFB3B3" w:val="clear"/>
           </w:tcPr>
           <w:p>
             <w:r>
@@ -15695,7 +16187,6 @@
         <w:tc>
           <w:tcPr>
             <w:tcW w:type="dxa" w:w="1701"/>
-            <w:shd w:fill="FFB3B3" w:val="clear"/>
           </w:tcPr>
           <w:p>
             <w:r>
@@ -15710,7 +16201,6 @@
         <w:tc>
           <w:tcPr>
             <w:tcW w:type="dxa" w:w="850"/>
-            <w:shd w:fill="FFB3B3" w:val="clear"/>
           </w:tcPr>
           <w:p>
             <w:r>
@@ -15738,7 +16228,6 @@
         <w:tc>
           <w:tcPr>
             <w:tcW w:type="dxa" w:w="1984"/>
-            <w:shd w:fill="FFB3B3" w:val="clear"/>
           </w:tcPr>
           <w:p>
             <w:r>
@@ -15753,7 +16242,6 @@
         <w:tc>
           <w:tcPr>
             <w:tcW w:type="dxa" w:w="454"/>
-            <w:shd w:fill="FFB3B3" w:val="clear"/>
           </w:tcPr>
           <w:p>
             <w:r>
@@ -15768,7 +16256,6 @@
         <w:tc>
           <w:tcPr>
             <w:tcW w:type="dxa" w:w="680"/>
-            <w:shd w:fill="FFB3B3" w:val="clear"/>
           </w:tcPr>
           <w:p>
             <w:r>
@@ -15783,35 +16270,58 @@
         <w:tc>
           <w:tcPr>
             <w:tcW w:type="dxa" w:w="850"/>
-            <w:shd w:fill="FFB3B3" w:val="clear"/>
-          </w:tcPr>
-          <w:p/>
+          </w:tcPr>
+          <w:p>
+            <w:r>
+              <w:rPr>
+                <w:b w:val="0"/>
+                <w:sz w:val="16"/>
+              </w:rPr>
+            </w:r>
+          </w:p>
         </w:tc>
         <w:tc>
           <w:tcPr>
             <w:tcW w:type="dxa" w:w="1984"/>
-            <w:shd w:fill="FFB3B3" w:val="clear"/>
-          </w:tcPr>
-          <w:p/>
+          </w:tcPr>
+          <w:p>
+            <w:r>
+              <w:rPr>
+                <w:b w:val="0"/>
+                <w:sz w:val="16"/>
+              </w:rPr>
+            </w:r>
+          </w:p>
         </w:tc>
         <w:tc>
           <w:tcPr>
             <w:tcW w:type="dxa" w:w="454"/>
-            <w:shd w:fill="FFB3B3" w:val="clear"/>
-          </w:tcPr>
-          <w:p/>
+          </w:tcPr>
+          <w:p>
+            <w:r>
+              <w:rPr>
+                <w:b w:val="0"/>
+                <w:sz w:val="16"/>
+              </w:rPr>
+            </w:r>
+          </w:p>
         </w:tc>
         <w:tc>
           <w:tcPr>
             <w:tcW w:type="dxa" w:w="680"/>
-            <w:shd w:fill="FFB3B3" w:val="clear"/>
-          </w:tcPr>
-          <w:p/>
+          </w:tcPr>
+          <w:p>
+            <w:r>
+              <w:rPr>
+                <w:b w:val="0"/>
+                <w:sz w:val="16"/>
+              </w:rPr>
+            </w:r>
+          </w:p>
         </w:tc>
         <w:tc>
           <w:tcPr>
             <w:tcW w:type="dxa" w:w="3572"/>
-            <w:shd w:fill="FFB3B3" w:val="clear"/>
           </w:tcPr>
           <w:p>
             <w:r>
@@ -15820,7 +16330,7 @@
                 <w:color w:val="CC0000"/>
                 <w:sz w:val="16"/>
               </w:rPr>
-              <w:t>Articol lipsă din ofertă</w:t>
+              <w:t>DEVIZ_MISMATCH</w:t>
             </w:r>
           </w:p>
         </w:tc>
@@ -16014,7 +16524,6 @@
         <w:tc>
           <w:tcPr>
             <w:tcW w:type="dxa" w:w="397"/>
-            <w:shd w:fill="FFB3B3" w:val="clear"/>
           </w:tcPr>
           <w:p>
             <w:r>
@@ -16029,7 +16538,6 @@
         <w:tc>
           <w:tcPr>
             <w:tcW w:type="dxa" w:w="1701"/>
-            <w:shd w:fill="FFB3B3" w:val="clear"/>
           </w:tcPr>
           <w:p>
             <w:r>
@@ -16044,7 +16552,6 @@
         <w:tc>
           <w:tcPr>
             <w:tcW w:type="dxa" w:w="850"/>
-            <w:shd w:fill="FFB3B3" w:val="clear"/>
           </w:tcPr>
           <w:p>
             <w:r>
@@ -16072,7 +16579,6 @@
         <w:tc>
           <w:tcPr>
             <w:tcW w:type="dxa" w:w="1984"/>
-            <w:shd w:fill="FFB3B3" w:val="clear"/>
           </w:tcPr>
           <w:p>
             <w:r>
@@ -16087,7 +16593,6 @@
         <w:tc>
           <w:tcPr>
             <w:tcW w:type="dxa" w:w="454"/>
-            <w:shd w:fill="FFB3B3" w:val="clear"/>
           </w:tcPr>
           <w:p>
             <w:r>
@@ -16102,7 +16607,6 @@
         <w:tc>
           <w:tcPr>
             <w:tcW w:type="dxa" w:w="680"/>
-            <w:shd w:fill="FFB3B3" w:val="clear"/>
           </w:tcPr>
           <w:p>
             <w:r>
@@ -16117,35 +16621,58 @@
         <w:tc>
           <w:tcPr>
             <w:tcW w:type="dxa" w:w="850"/>
-            <w:shd w:fill="FFB3B3" w:val="clear"/>
-          </w:tcPr>
-          <w:p/>
+          </w:tcPr>
+          <w:p>
+            <w:r>
+              <w:rPr>
+                <w:b w:val="0"/>
+                <w:sz w:val="16"/>
+              </w:rPr>
+            </w:r>
+          </w:p>
         </w:tc>
         <w:tc>
           <w:tcPr>
             <w:tcW w:type="dxa" w:w="1984"/>
-            <w:shd w:fill="FFB3B3" w:val="clear"/>
-          </w:tcPr>
-          <w:p/>
+          </w:tcPr>
+          <w:p>
+            <w:r>
+              <w:rPr>
+                <w:b w:val="0"/>
+                <w:sz w:val="16"/>
+              </w:rPr>
+            </w:r>
+          </w:p>
         </w:tc>
         <w:tc>
           <w:tcPr>
             <w:tcW w:type="dxa" w:w="454"/>
-            <w:shd w:fill="FFB3B3" w:val="clear"/>
-          </w:tcPr>
-          <w:p/>
+          </w:tcPr>
+          <w:p>
+            <w:r>
+              <w:rPr>
+                <w:b w:val="0"/>
+                <w:sz w:val="16"/>
+              </w:rPr>
+            </w:r>
+          </w:p>
         </w:tc>
         <w:tc>
           <w:tcPr>
             <w:tcW w:type="dxa" w:w="680"/>
-            <w:shd w:fill="FFB3B3" w:val="clear"/>
-          </w:tcPr>
-          <w:p/>
+          </w:tcPr>
+          <w:p>
+            <w:r>
+              <w:rPr>
+                <w:b w:val="0"/>
+                <w:sz w:val="16"/>
+              </w:rPr>
+            </w:r>
+          </w:p>
         </w:tc>
         <w:tc>
           <w:tcPr>
             <w:tcW w:type="dxa" w:w="3572"/>
-            <w:shd w:fill="FFB3B3" w:val="clear"/>
           </w:tcPr>
           <w:p>
             <w:r>
@@ -16154,7 +16681,7 @@
                 <w:color w:val="CC0000"/>
                 <w:sz w:val="16"/>
               </w:rPr>
-              <w:t>Articol lipsă din ofertă</w:t>
+              <w:t>DEVIZ_MISMATCH</w:t>
             </w:r>
           </w:p>
         </w:tc>
@@ -16348,7 +16875,6 @@
         <w:tc>
           <w:tcPr>
             <w:tcW w:type="dxa" w:w="397"/>
-            <w:shd w:fill="FFB3B3" w:val="clear"/>
           </w:tcPr>
           <w:p>
             <w:r>
@@ -16363,7 +16889,6 @@
         <w:tc>
           <w:tcPr>
             <w:tcW w:type="dxa" w:w="1701"/>
-            <w:shd w:fill="FFB3B3" w:val="clear"/>
           </w:tcPr>
           <w:p>
             <w:r>
@@ -16378,7 +16903,6 @@
         <w:tc>
           <w:tcPr>
             <w:tcW w:type="dxa" w:w="850"/>
-            <w:shd w:fill="FFB3B3" w:val="clear"/>
           </w:tcPr>
           <w:p>
             <w:r>
@@ -16406,7 +16930,6 @@
         <w:tc>
           <w:tcPr>
             <w:tcW w:type="dxa" w:w="1984"/>
-            <w:shd w:fill="FFB3B3" w:val="clear"/>
           </w:tcPr>
           <w:p>
             <w:r>
@@ -16421,7 +16944,6 @@
         <w:tc>
           <w:tcPr>
             <w:tcW w:type="dxa" w:w="454"/>
-            <w:shd w:fill="FFB3B3" w:val="clear"/>
           </w:tcPr>
           <w:p>
             <w:r>
@@ -16436,7 +16958,6 @@
         <w:tc>
           <w:tcPr>
             <w:tcW w:type="dxa" w:w="680"/>
-            <w:shd w:fill="FFB3B3" w:val="clear"/>
           </w:tcPr>
           <w:p>
             <w:r>
@@ -16451,35 +16972,58 @@
         <w:tc>
           <w:tcPr>
             <w:tcW w:type="dxa" w:w="850"/>
-            <w:shd w:fill="FFB3B3" w:val="clear"/>
-          </w:tcPr>
-          <w:p/>
+          </w:tcPr>
+          <w:p>
+            <w:r>
+              <w:rPr>
+                <w:b w:val="0"/>
+                <w:sz w:val="16"/>
+              </w:rPr>
+            </w:r>
+          </w:p>
         </w:tc>
         <w:tc>
           <w:tcPr>
             <w:tcW w:type="dxa" w:w="1984"/>
-            <w:shd w:fill="FFB3B3" w:val="clear"/>
-          </w:tcPr>
-          <w:p/>
+          </w:tcPr>
+          <w:p>
+            <w:r>
+              <w:rPr>
+                <w:b w:val="0"/>
+                <w:sz w:val="16"/>
+              </w:rPr>
+            </w:r>
+          </w:p>
         </w:tc>
         <w:tc>
           <w:tcPr>
             <w:tcW w:type="dxa" w:w="454"/>
-            <w:shd w:fill="FFB3B3" w:val="clear"/>
-          </w:tcPr>
-          <w:p/>
+          </w:tcPr>
+          <w:p>
+            <w:r>
+              <w:rPr>
+                <w:b w:val="0"/>
+                <w:sz w:val="16"/>
+              </w:rPr>
+            </w:r>
+          </w:p>
         </w:tc>
         <w:tc>
           <w:tcPr>
             <w:tcW w:type="dxa" w:w="680"/>
-            <w:shd w:fill="FFB3B3" w:val="clear"/>
-          </w:tcPr>
-          <w:p/>
+          </w:tcPr>
+          <w:p>
+            <w:r>
+              <w:rPr>
+                <w:b w:val="0"/>
+                <w:sz w:val="16"/>
+              </w:rPr>
+            </w:r>
+          </w:p>
         </w:tc>
         <w:tc>
           <w:tcPr>
             <w:tcW w:type="dxa" w:w="3572"/>
-            <w:shd w:fill="FFB3B3" w:val="clear"/>
           </w:tcPr>
           <w:p>
             <w:r>
@@ -16488,7 +17032,7 @@
                 <w:color w:val="CC0000"/>
                 <w:sz w:val="16"/>
               </w:rPr>
-              <w:t>Articol lipsă din ofertă</w:t>
+              <w:t>DEVIZ_MISMATCH</w:t>
             </w:r>
           </w:p>
         </w:tc>
@@ -16682,7 +17226,6 @@
         <w:tc>
           <w:tcPr>
             <w:tcW w:type="dxa" w:w="397"/>
-            <w:shd w:fill="FFB3B3" w:val="clear"/>
           </w:tcPr>
           <w:p>
             <w:r>
@@ -16697,7 +17240,6 @@
         <w:tc>
           <w:tcPr>
             <w:tcW w:type="dxa" w:w="1701"/>
-            <w:shd w:fill="FFB3B3" w:val="clear"/>
           </w:tcPr>
           <w:p>
             <w:r>
@@ -16712,7 +17254,6 @@
         <w:tc>
           <w:tcPr>
             <w:tcW w:type="dxa" w:w="850"/>
-            <w:shd w:fill="FFB3B3" w:val="clear"/>
           </w:tcPr>
           <w:p>
             <w:r>
@@ -16740,7 +17281,6 @@
         <w:tc>
           <w:tcPr>
             <w:tcW w:type="dxa" w:w="1984"/>
-            <w:shd w:fill="FFB3B3" w:val="clear"/>
           </w:tcPr>
           <w:p>
             <w:r>
@@ -16755,7 +17295,6 @@
         <w:tc>
           <w:tcPr>
             <w:tcW w:type="dxa" w:w="454"/>
-            <w:shd w:fill="FFB3B3" w:val="clear"/>
           </w:tcPr>
           <w:p>
             <w:r>
@@ -16770,7 +17309,6 @@
         <w:tc>
           <w:tcPr>
             <w:tcW w:type="dxa" w:w="680"/>
-            <w:shd w:fill="FFB3B3" w:val="clear"/>
           </w:tcPr>
           <w:p>
             <w:r>
@@ -16785,35 +17323,58 @@
         <w:tc>
           <w:tcPr>
             <w:tcW w:type="dxa" w:w="850"/>
-            <w:shd w:fill="FFB3B3" w:val="clear"/>
-          </w:tcPr>
-          <w:p/>
+          </w:tcPr>
+          <w:p>
+            <w:r>
+              <w:rPr>
+                <w:b w:val="0"/>
+                <w:sz w:val="16"/>
+              </w:rPr>
+            </w:r>
+          </w:p>
         </w:tc>
         <w:tc>
           <w:tcPr>
             <w:tcW w:type="dxa" w:w="1984"/>
-            <w:shd w:fill="FFB3B3" w:val="clear"/>
-          </w:tcPr>
-          <w:p/>
+          </w:tcPr>
+          <w:p>
+            <w:r>
+              <w:rPr>
+                <w:b w:val="0"/>
+                <w:sz w:val="16"/>
+              </w:rPr>
+            </w:r>
+          </w:p>
         </w:tc>
         <w:tc>
           <w:tcPr>
             <w:tcW w:type="dxa" w:w="454"/>
-            <w:shd w:fill="FFB3B3" w:val="clear"/>
-          </w:tcPr>
-          <w:p/>
+          </w:tcPr>
+          <w:p>
+            <w:r>
+              <w:rPr>
+                <w:b w:val="0"/>
+                <w:sz w:val="16"/>
+              </w:rPr>
+            </w:r>
+          </w:p>
         </w:tc>
         <w:tc>
           <w:tcPr>
             <w:tcW w:type="dxa" w:w="680"/>
-            <w:shd w:fill="FFB3B3" w:val="clear"/>
-          </w:tcPr>
-          <w:p/>
+          </w:tcPr>
+          <w:p>
+            <w:r>
+              <w:rPr>
+                <w:b w:val="0"/>
+                <w:sz w:val="16"/>
+              </w:rPr>
+            </w:r>
+          </w:p>
         </w:tc>
         <w:tc>
           <w:tcPr>
             <w:tcW w:type="dxa" w:w="3572"/>
-            <w:shd w:fill="FFB3B3" w:val="clear"/>
           </w:tcPr>
           <w:p>
             <w:r>
@@ -16822,7 +17383,7 @@
                 <w:color w:val="CC0000"/>
                 <w:sz w:val="16"/>
               </w:rPr>
-              <w:t>Articol lipsă din ofertă</w:t>
+              <w:t>DEVIZ_MISMATCH</w:t>
             </w:r>
           </w:p>
         </w:tc>
@@ -17016,7 +17577,6 @@
         <w:tc>
           <w:tcPr>
             <w:tcW w:type="dxa" w:w="397"/>
-            <w:shd w:fill="FFB3B3" w:val="clear"/>
           </w:tcPr>
           <w:p>
             <w:r>
@@ -17031,7 +17591,6 @@
         <w:tc>
           <w:tcPr>
             <w:tcW w:type="dxa" w:w="1701"/>
-            <w:shd w:fill="FFB3B3" w:val="clear"/>
           </w:tcPr>
           <w:p>
             <w:r>
@@ -17046,7 +17605,6 @@
         <w:tc>
           <w:tcPr>
             <w:tcW w:type="dxa" w:w="850"/>
-            <w:shd w:fill="FFB3B3" w:val="clear"/>
           </w:tcPr>
           <w:p>
             <w:r>
@@ -17074,7 +17632,6 @@
         <w:tc>
           <w:tcPr>
             <w:tcW w:type="dxa" w:w="1984"/>
-            <w:shd w:fill="FFB3B3" w:val="clear"/>
           </w:tcPr>
           <w:p>
             <w:r>
@@ -17089,7 +17646,6 @@
         <w:tc>
           <w:tcPr>
             <w:tcW w:type="dxa" w:w="454"/>
-            <w:shd w:fill="FFB3B3" w:val="clear"/>
           </w:tcPr>
           <w:p>
             <w:r>
@@ -17104,7 +17660,6 @@
         <w:tc>
           <w:tcPr>
             <w:tcW w:type="dxa" w:w="680"/>
-            <w:shd w:fill="FFB3B3" w:val="clear"/>
           </w:tcPr>
           <w:p>
             <w:r>
@@ -17119,35 +17674,58 @@
         <w:tc>
           <w:tcPr>
             <w:tcW w:type="dxa" w:w="850"/>
-            <w:shd w:fill="FFB3B3" w:val="clear"/>
-          </w:tcPr>
-          <w:p/>
+          </w:tcPr>
+          <w:p>
+            <w:r>
+              <w:rPr>
+                <w:b w:val="0"/>
+                <w:sz w:val="16"/>
+              </w:rPr>
+            </w:r>
+          </w:p>
         </w:tc>
         <w:tc>
           <w:tcPr>
             <w:tcW w:type="dxa" w:w="1984"/>
-            <w:shd w:fill="FFB3B3" w:val="clear"/>
-          </w:tcPr>
-          <w:p/>
+          </w:tcPr>
+          <w:p>
+            <w:r>
+              <w:rPr>
+                <w:b w:val="0"/>
+                <w:sz w:val="16"/>
+              </w:rPr>
+            </w:r>
+          </w:p>
         </w:tc>
         <w:tc>
           <w:tcPr>
             <w:tcW w:type="dxa" w:w="454"/>
-            <w:shd w:fill="FFB3B3" w:val="clear"/>
-          </w:tcPr>
-          <w:p/>
+          </w:tcPr>
+          <w:p>
+            <w:r>
+              <w:rPr>
+                <w:b w:val="0"/>
+                <w:sz w:val="16"/>
+              </w:rPr>
+            </w:r>
+          </w:p>
         </w:tc>
         <w:tc>
           <w:tcPr>
             <w:tcW w:type="dxa" w:w="680"/>
-            <w:shd w:fill="FFB3B3" w:val="clear"/>
-          </w:tcPr>
-          <w:p/>
+          </w:tcPr>
+          <w:p>
+            <w:r>
+              <w:rPr>
+                <w:b w:val="0"/>
+                <w:sz w:val="16"/>
+              </w:rPr>
+            </w:r>
+          </w:p>
         </w:tc>
         <w:tc>
           <w:tcPr>
             <w:tcW w:type="dxa" w:w="3572"/>
-            <w:shd w:fill="FFB3B3" w:val="clear"/>
           </w:tcPr>
           <w:p>
             <w:r>
@@ -17156,7 +17734,7 @@
                 <w:color w:val="CC0000"/>
                 <w:sz w:val="16"/>
               </w:rPr>
-              <w:t>Articol lipsă din ofertă</w:t>
+              <w:t>DEVIZ_MISMATCH</w:t>
             </w:r>
           </w:p>
         </w:tc>
@@ -17573,7 +18151,6 @@
         <w:tc>
           <w:tcPr>
             <w:tcW w:type="dxa" w:w="397"/>
-            <w:shd w:fill="FFB3B3" w:val="clear"/>
           </w:tcPr>
           <w:p>
             <w:r>
@@ -17588,7 +18165,6 @@
         <w:tc>
           <w:tcPr>
             <w:tcW w:type="dxa" w:w="1701"/>
-            <w:shd w:fill="FFB3B3" w:val="clear"/>
           </w:tcPr>
           <w:p>
             <w:r>
@@ -17603,7 +18179,6 @@
         <w:tc>
           <w:tcPr>
             <w:tcW w:type="dxa" w:w="850"/>
-            <w:shd w:fill="FFB3B3" w:val="clear"/>
           </w:tcPr>
           <w:p>
             <w:r>
@@ -17631,7 +18206,6 @@
         <w:tc>
           <w:tcPr>
             <w:tcW w:type="dxa" w:w="1984"/>
-            <w:shd w:fill="FFB3B3" w:val="clear"/>
           </w:tcPr>
           <w:p>
             <w:r>
@@ -17646,7 +18220,6 @@
         <w:tc>
           <w:tcPr>
             <w:tcW w:type="dxa" w:w="454"/>
-            <w:shd w:fill="FFB3B3" w:val="clear"/>
           </w:tcPr>
           <w:p>
             <w:r>
@@ -17661,7 +18234,6 @@
         <w:tc>
           <w:tcPr>
             <w:tcW w:type="dxa" w:w="680"/>
-            <w:shd w:fill="FFB3B3" w:val="clear"/>
           </w:tcPr>
           <w:p>
             <w:r>
@@ -17676,35 +18248,58 @@
         <w:tc>
           <w:tcPr>
             <w:tcW w:type="dxa" w:w="850"/>
-            <w:shd w:fill="FFB3B3" w:val="clear"/>
-          </w:tcPr>
-          <w:p/>
+          </w:tcPr>
+          <w:p>
+            <w:r>
+              <w:rPr>
+                <w:b w:val="0"/>
+                <w:sz w:val="16"/>
+              </w:rPr>
+            </w:r>
+          </w:p>
         </w:tc>
         <w:tc>
           <w:tcPr>
             <w:tcW w:type="dxa" w:w="1984"/>
-            <w:shd w:fill="FFB3B3" w:val="clear"/>
-          </w:tcPr>
-          <w:p/>
+          </w:tcPr>
+          <w:p>
+            <w:r>
+              <w:rPr>
+                <w:b w:val="0"/>
+                <w:sz w:val="16"/>
+              </w:rPr>
+            </w:r>
+          </w:p>
         </w:tc>
         <w:tc>
           <w:tcPr>
             <w:tcW w:type="dxa" w:w="454"/>
-            <w:shd w:fill="FFB3B3" w:val="clear"/>
-          </w:tcPr>
-          <w:p/>
+          </w:tcPr>
+          <w:p>
+            <w:r>
+              <w:rPr>
+                <w:b w:val="0"/>
+                <w:sz w:val="16"/>
+              </w:rPr>
+            </w:r>
+          </w:p>
         </w:tc>
         <w:tc>
           <w:tcPr>
             <w:tcW w:type="dxa" w:w="680"/>
-            <w:shd w:fill="FFB3B3" w:val="clear"/>
-          </w:tcPr>
-          <w:p/>
+          </w:tcPr>
+          <w:p>
+            <w:r>
+              <w:rPr>
+                <w:b w:val="0"/>
+                <w:sz w:val="16"/>
+              </w:rPr>
+            </w:r>
+          </w:p>
         </w:tc>
         <w:tc>
           <w:tcPr>
             <w:tcW w:type="dxa" w:w="3572"/>
-            <w:shd w:fill="FFB3B3" w:val="clear"/>
           </w:tcPr>
           <w:p>
             <w:r>
@@ -17713,7 +18308,7 @@
                 <w:color w:val="CC0000"/>
                 <w:sz w:val="16"/>
               </w:rPr>
-              <w:t>Articol lipsă din ofertă</w:t>
+              <w:t>DEVIZ_MISMATCH</w:t>
             </w:r>
           </w:p>
         </w:tc>
@@ -17916,7 +18511,6 @@
         <w:tc>
           <w:tcPr>
             <w:tcW w:type="dxa" w:w="397"/>
-            <w:shd w:fill="FFB3B3" w:val="clear"/>
           </w:tcPr>
           <w:p>
             <w:r>
@@ -17931,7 +18525,6 @@
         <w:tc>
           <w:tcPr>
             <w:tcW w:type="dxa" w:w="1701"/>
-            <w:shd w:fill="FFB3B3" w:val="clear"/>
           </w:tcPr>
           <w:p>
             <w:r>
@@ -17946,7 +18539,6 @@
         <w:tc>
           <w:tcPr>
             <w:tcW w:type="dxa" w:w="850"/>
-            <w:shd w:fill="FFB3B3" w:val="clear"/>
           </w:tcPr>
           <w:p>
             <w:r>
@@ -17974,7 +18566,6 @@
         <w:tc>
           <w:tcPr>
             <w:tcW w:type="dxa" w:w="1984"/>
-            <w:shd w:fill="FFB3B3" w:val="clear"/>
           </w:tcPr>
           <w:p>
             <w:r>
@@ -17989,7 +18580,6 @@
         <w:tc>
           <w:tcPr>
             <w:tcW w:type="dxa" w:w="454"/>
-            <w:shd w:fill="FFB3B3" w:val="clear"/>
           </w:tcPr>
           <w:p>
             <w:r>
@@ -18004,7 +18594,6 @@
         <w:tc>
           <w:tcPr>
             <w:tcW w:type="dxa" w:w="680"/>
-            <w:shd w:fill="FFB3B3" w:val="clear"/>
           </w:tcPr>
           <w:p>
             <w:r>
@@ -18019,35 +18608,58 @@
         <w:tc>
           <w:tcPr>
             <w:tcW w:type="dxa" w:w="850"/>
-            <w:shd w:fill="FFB3B3" w:val="clear"/>
-          </w:tcPr>
-          <w:p/>
+          </w:tcPr>
+          <w:p>
+            <w:r>
+              <w:rPr>
+                <w:b w:val="0"/>
+                <w:sz w:val="16"/>
+              </w:rPr>
+            </w:r>
+          </w:p>
         </w:tc>
         <w:tc>
           <w:tcPr>
             <w:tcW w:type="dxa" w:w="1984"/>
-            <w:shd w:fill="FFB3B3" w:val="clear"/>
-          </w:tcPr>
-          <w:p/>
+          </w:tcPr>
+          <w:p>
+            <w:r>
+              <w:rPr>
+                <w:b w:val="0"/>
+                <w:sz w:val="16"/>
+              </w:rPr>
+            </w:r>
+          </w:p>
         </w:tc>
         <w:tc>
           <w:tcPr>
             <w:tcW w:type="dxa" w:w="454"/>
-            <w:shd w:fill="FFB3B3" w:val="clear"/>
-          </w:tcPr>
-          <w:p/>
+          </w:tcPr>
+          <w:p>
+            <w:r>
+              <w:rPr>
+                <w:b w:val="0"/>
+                <w:sz w:val="16"/>
+              </w:rPr>
+            </w:r>
+          </w:p>
         </w:tc>
         <w:tc>
           <w:tcPr>
             <w:tcW w:type="dxa" w:w="680"/>
-            <w:shd w:fill="FFB3B3" w:val="clear"/>
-          </w:tcPr>
-          <w:p/>
+          </w:tcPr>
+          <w:p>
+            <w:r>
+              <w:rPr>
+                <w:b w:val="0"/>
+                <w:sz w:val="16"/>
+              </w:rPr>
+            </w:r>
+          </w:p>
         </w:tc>
         <w:tc>
           <w:tcPr>
             <w:tcW w:type="dxa" w:w="3572"/>
-            <w:shd w:fill="FFB3B3" w:val="clear"/>
           </w:tcPr>
           <w:p>
             <w:r>
@@ -18056,7 +18668,7 @@
                 <w:color w:val="CC0000"/>
                 <w:sz w:val="16"/>
               </w:rPr>
-              <w:t>Articol lipsă din ofertă</w:t>
+              <w:t>DEVIZ_MISMATCH</w:t>
             </w:r>
           </w:p>
         </w:tc>
@@ -18259,7 +18871,6 @@
         <w:tc>
           <w:tcPr>
             <w:tcW w:type="dxa" w:w="397"/>
-            <w:shd w:fill="FFB3B3" w:val="clear"/>
           </w:tcPr>
           <w:p>
             <w:r>
@@ -18274,7 +18885,6 @@
         <w:tc>
           <w:tcPr>
             <w:tcW w:type="dxa" w:w="1701"/>
-            <w:shd w:fill="FFB3B3" w:val="clear"/>
           </w:tcPr>
           <w:p>
             <w:r>
@@ -18289,7 +18899,6 @@
         <w:tc>
           <w:tcPr>
             <w:tcW w:type="dxa" w:w="850"/>
-            <w:shd w:fill="FFB3B3" w:val="clear"/>
           </w:tcPr>
           <w:p>
             <w:r>
@@ -18317,7 +18926,6 @@
         <w:tc>
           <w:tcPr>
             <w:tcW w:type="dxa" w:w="1984"/>
-            <w:shd w:fill="FFB3B3" w:val="clear"/>
           </w:tcPr>
           <w:p>
             <w:r>
@@ -18332,7 +18940,6 @@
         <w:tc>
           <w:tcPr>
             <w:tcW w:type="dxa" w:w="454"/>
-            <w:shd w:fill="FFB3B3" w:val="clear"/>
           </w:tcPr>
           <w:p>
             <w:r>
@@ -18347,7 +18954,6 @@
         <w:tc>
           <w:tcPr>
             <w:tcW w:type="dxa" w:w="680"/>
-            <w:shd w:fill="FFB3B3" w:val="clear"/>
           </w:tcPr>
           <w:p>
             <w:r>
@@ -18362,35 +18968,58 @@
         <w:tc>
           <w:tcPr>
             <w:tcW w:type="dxa" w:w="850"/>
-            <w:shd w:fill="FFB3B3" w:val="clear"/>
-          </w:tcPr>
-          <w:p/>
+          </w:tcPr>
+          <w:p>
+            <w:r>
+              <w:rPr>
+                <w:b w:val="0"/>
+                <w:sz w:val="16"/>
+              </w:rPr>
+            </w:r>
+          </w:p>
         </w:tc>
         <w:tc>
           <w:tcPr>
             <w:tcW w:type="dxa" w:w="1984"/>
-            <w:shd w:fill="FFB3B3" w:val="clear"/>
-          </w:tcPr>
-          <w:p/>
+          </w:tcPr>
+          <w:p>
+            <w:r>
+              <w:rPr>
+                <w:b w:val="0"/>
+                <w:sz w:val="16"/>
+              </w:rPr>
+            </w:r>
+          </w:p>
         </w:tc>
         <w:tc>
           <w:tcPr>
             <w:tcW w:type="dxa" w:w="454"/>
-            <w:shd w:fill="FFB3B3" w:val="clear"/>
-          </w:tcPr>
-          <w:p/>
+          </w:tcPr>
+          <w:p>
+            <w:r>
+              <w:rPr>
+                <w:b w:val="0"/>
+                <w:sz w:val="16"/>
+              </w:rPr>
+            </w:r>
+          </w:p>
         </w:tc>
         <w:tc>
           <w:tcPr>
             <w:tcW w:type="dxa" w:w="680"/>
-            <w:shd w:fill="FFB3B3" w:val="clear"/>
-          </w:tcPr>
-          <w:p/>
+          </w:tcPr>
+          <w:p>
+            <w:r>
+              <w:rPr>
+                <w:b w:val="0"/>
+                <w:sz w:val="16"/>
+              </w:rPr>
+            </w:r>
+          </w:p>
         </w:tc>
         <w:tc>
           <w:tcPr>
             <w:tcW w:type="dxa" w:w="3572"/>
-            <w:shd w:fill="FFB3B3" w:val="clear"/>
           </w:tcPr>
           <w:p>
             <w:r>
@@ -18399,7 +19028,7 @@
                 <w:color w:val="CC0000"/>
                 <w:sz w:val="16"/>
               </w:rPr>
-              <w:t>Articol lipsă din ofertă</w:t>
+              <w:t>DEVIZ_MISMATCH</w:t>
             </w:r>
           </w:p>
         </w:tc>
@@ -19195,7 +19824,6 @@
         <w:tc>
           <w:tcPr>
             <w:tcW w:type="dxa" w:w="397"/>
-            <w:shd w:fill="FFB3B3" w:val="clear"/>
           </w:tcPr>
           <w:p>
             <w:r>
@@ -19210,7 +19838,6 @@
         <w:tc>
           <w:tcPr>
             <w:tcW w:type="dxa" w:w="1701"/>
-            <w:shd w:fill="FFB3B3" w:val="clear"/>
           </w:tcPr>
           <w:p>
             <w:r>
@@ -19225,7 +19852,6 @@
         <w:tc>
           <w:tcPr>
             <w:tcW w:type="dxa" w:w="850"/>
-            <w:shd w:fill="FFB3B3" w:val="clear"/>
           </w:tcPr>
           <w:p>
             <w:r>
@@ -19253,7 +19879,6 @@
         <w:tc>
           <w:tcPr>
             <w:tcW w:type="dxa" w:w="1984"/>
-            <w:shd w:fill="FFB3B3" w:val="clear"/>
           </w:tcPr>
           <w:p>
             <w:r>
@@ -19268,7 +19893,6 @@
         <w:tc>
           <w:tcPr>
             <w:tcW w:type="dxa" w:w="454"/>
-            <w:shd w:fill="FFB3B3" w:val="clear"/>
           </w:tcPr>
           <w:p>
             <w:r>
@@ -19283,7 +19907,6 @@
         <w:tc>
           <w:tcPr>
             <w:tcW w:type="dxa" w:w="680"/>
-            <w:shd w:fill="FFB3B3" w:val="clear"/>
           </w:tcPr>
           <w:p>
             <w:r>
@@ -19298,35 +19921,58 @@
         <w:tc>
           <w:tcPr>
             <w:tcW w:type="dxa" w:w="850"/>
-            <w:shd w:fill="FFB3B3" w:val="clear"/>
-          </w:tcPr>
-          <w:p/>
+          </w:tcPr>
+          <w:p>
+            <w:r>
+              <w:rPr>
+                <w:b w:val="0"/>
+                <w:sz w:val="16"/>
+              </w:rPr>
+            </w:r>
+          </w:p>
         </w:tc>
         <w:tc>
           <w:tcPr>
             <w:tcW w:type="dxa" w:w="1984"/>
-            <w:shd w:fill="FFB3B3" w:val="clear"/>
-          </w:tcPr>
-          <w:p/>
+          </w:tcPr>
+          <w:p>
+            <w:r>
+              <w:rPr>
+                <w:b w:val="0"/>
+                <w:sz w:val="16"/>
+              </w:rPr>
+            </w:r>
+          </w:p>
         </w:tc>
         <w:tc>
           <w:tcPr>
             <w:tcW w:type="dxa" w:w="454"/>
-            <w:shd w:fill="FFB3B3" w:val="clear"/>
-          </w:tcPr>
-          <w:p/>
+          </w:tcPr>
+          <w:p>
+            <w:r>
+              <w:rPr>
+                <w:b w:val="0"/>
+                <w:sz w:val="16"/>
+              </w:rPr>
+            </w:r>
+          </w:p>
         </w:tc>
         <w:tc>
           <w:tcPr>
             <w:tcW w:type="dxa" w:w="680"/>
-            <w:shd w:fill="FFB3B3" w:val="clear"/>
-          </w:tcPr>
-          <w:p/>
+          </w:tcPr>
+          <w:p>
+            <w:r>
+              <w:rPr>
+                <w:b w:val="0"/>
+                <w:sz w:val="16"/>
+              </w:rPr>
+            </w:r>
+          </w:p>
         </w:tc>
         <w:tc>
           <w:tcPr>
             <w:tcW w:type="dxa" w:w="3572"/>
-            <w:shd w:fill="FFB3B3" w:val="clear"/>
           </w:tcPr>
           <w:p>
             <w:r>
@@ -19335,7 +19981,7 @@
                 <w:color w:val="CC0000"/>
                 <w:sz w:val="16"/>
               </w:rPr>
-              <w:t>Articol lipsă din ofertă</w:t>
+              <w:t>DEVIZ_MISMATCH</w:t>
             </w:r>
           </w:p>
         </w:tc>
@@ -19724,7 +20370,7 @@
                 <w:color w:val="000000"/>
                 <w:sz w:val="18"/>
               </w:rPr>
-              <w:t>Ofertă: 92 principale</w:t>
+              <w:t>Ofertă: 107 principale</w:t>
             </w:r>
             <w:r>
               <w:rPr>
@@ -19732,7 +20378,7 @@
                 <w:color w:val="000000"/>
                 <w:sz w:val="18"/>
               </w:rPr>
-              <w:t xml:space="preserve">  ▼ 30 lipsă</w:t>
+              <w:t xml:space="preserve">  ▼ 15 lipsă</w:t>
             </w:r>
           </w:p>
         </w:tc>
@@ -21368,7 +22014,7 @@
                 <w:b/>
                 <w:sz w:val="18"/>
               </w:rPr>
-              <w:t>Capitol de lucrări BLC6 — BLC6 ORGANIZARE SANTIER  │  LIPSA: 12  │  EXTRA: 0  │  Delta: -12</w:t>
+              <w:t>Capitol de lucrări BLC6 — BLC6 ORGANIZARE SANTIER  │  LIPSA: 1  │  EXTRA: 0  │  Delta: -1</w:t>
             </w:r>
           </w:p>
         </w:tc>
@@ -21513,7 +22159,6 @@
         <w:tc>
           <w:tcPr>
             <w:tcW w:type="dxa" w:w="397"/>
-            <w:shd w:fill="FFB3B3" w:val="clear"/>
           </w:tcPr>
           <w:p>
             <w:r>
@@ -21528,7 +22173,6 @@
         <w:tc>
           <w:tcPr>
             <w:tcW w:type="dxa" w:w="1701"/>
-            <w:shd w:fill="FFB3B3" w:val="clear"/>
           </w:tcPr>
           <w:p>
             <w:r>
@@ -21543,7 +22187,6 @@
         <w:tc>
           <w:tcPr>
             <w:tcW w:type="dxa" w:w="850"/>
-            <w:shd w:fill="FFB3B3" w:val="clear"/>
           </w:tcPr>
           <w:p>
             <w:r>
@@ -21558,7 +22201,6 @@
         <w:tc>
           <w:tcPr>
             <w:tcW w:type="dxa" w:w="1984"/>
-            <w:shd w:fill="FFB3B3" w:val="clear"/>
           </w:tcPr>
           <w:p>
             <w:r>
@@ -21573,7 +22215,6 @@
         <w:tc>
           <w:tcPr>
             <w:tcW w:type="dxa" w:w="454"/>
-            <w:shd w:fill="FFB3B3" w:val="clear"/>
           </w:tcPr>
           <w:p>
             <w:r>
@@ -21588,7 +22229,6 @@
         <w:tc>
           <w:tcPr>
             <w:tcW w:type="dxa" w:w="680"/>
-            <w:shd w:fill="FFB3B3" w:val="clear"/>
           </w:tcPr>
           <w:p>
             <w:r>
@@ -21603,35 +22243,58 @@
         <w:tc>
           <w:tcPr>
             <w:tcW w:type="dxa" w:w="850"/>
-            <w:shd w:fill="FFB3B3" w:val="clear"/>
-          </w:tcPr>
-          <w:p/>
+          </w:tcPr>
+          <w:p>
+            <w:r>
+              <w:rPr>
+                <w:b w:val="0"/>
+                <w:sz w:val="16"/>
+              </w:rPr>
+            </w:r>
+          </w:p>
         </w:tc>
         <w:tc>
           <w:tcPr>
             <w:tcW w:type="dxa" w:w="1984"/>
-            <w:shd w:fill="FFB3B3" w:val="clear"/>
-          </w:tcPr>
-          <w:p/>
+          </w:tcPr>
+          <w:p>
+            <w:r>
+              <w:rPr>
+                <w:b w:val="0"/>
+                <w:sz w:val="16"/>
+              </w:rPr>
+            </w:r>
+          </w:p>
         </w:tc>
         <w:tc>
           <w:tcPr>
             <w:tcW w:type="dxa" w:w="454"/>
-            <w:shd w:fill="FFB3B3" w:val="clear"/>
-          </w:tcPr>
-          <w:p/>
+          </w:tcPr>
+          <w:p>
+            <w:r>
+              <w:rPr>
+                <w:b w:val="0"/>
+                <w:sz w:val="16"/>
+              </w:rPr>
+            </w:r>
+          </w:p>
         </w:tc>
         <w:tc>
           <w:tcPr>
             <w:tcW w:type="dxa" w:w="680"/>
-            <w:shd w:fill="FFB3B3" w:val="clear"/>
-          </w:tcPr>
-          <w:p/>
+          </w:tcPr>
+          <w:p>
+            <w:r>
+              <w:rPr>
+                <w:b w:val="0"/>
+                <w:sz w:val="16"/>
+              </w:rPr>
+            </w:r>
+          </w:p>
         </w:tc>
         <w:tc>
           <w:tcPr>
             <w:tcW w:type="dxa" w:w="3572"/>
-            <w:shd w:fill="FFB3B3" w:val="clear"/>
           </w:tcPr>
           <w:p>
             <w:r>
@@ -21640,7 +22303,7 @@
                 <w:color w:val="CC0000"/>
                 <w:sz w:val="16"/>
               </w:rPr>
-              <w:t>Articol lipsă din ofertă</w:t>
+              <w:t>DEVIZ_MISMATCH</w:t>
             </w:r>
           </w:p>
         </w:tc>
@@ -21649,7 +22312,6 @@
         <w:tc>
           <w:tcPr>
             <w:tcW w:type="dxa" w:w="397"/>
-            <w:shd w:fill="FFB3B3" w:val="clear"/>
           </w:tcPr>
           <w:p>
             <w:r>
@@ -21664,7 +22326,6 @@
         <w:tc>
           <w:tcPr>
             <w:tcW w:type="dxa" w:w="1701"/>
-            <w:shd w:fill="FFB3B3" w:val="clear"/>
           </w:tcPr>
           <w:p>
             <w:r>
@@ -21679,7 +22340,6 @@
         <w:tc>
           <w:tcPr>
             <w:tcW w:type="dxa" w:w="850"/>
-            <w:shd w:fill="FFB3B3" w:val="clear"/>
           </w:tcPr>
           <w:p>
             <w:r>
@@ -21694,7 +22354,6 @@
         <w:tc>
           <w:tcPr>
             <w:tcW w:type="dxa" w:w="1984"/>
-            <w:shd w:fill="FFB3B3" w:val="clear"/>
           </w:tcPr>
           <w:p>
             <w:r>
@@ -21709,7 +22368,6 @@
         <w:tc>
           <w:tcPr>
             <w:tcW w:type="dxa" w:w="454"/>
-            <w:shd w:fill="FFB3B3" w:val="clear"/>
           </w:tcPr>
           <w:p>
             <w:r>
@@ -21724,7 +22382,6 @@
         <w:tc>
           <w:tcPr>
             <w:tcW w:type="dxa" w:w="680"/>
-            <w:shd w:fill="FFB3B3" w:val="clear"/>
           </w:tcPr>
           <w:p>
             <w:r>
@@ -21739,35 +22396,58 @@
         <w:tc>
           <w:tcPr>
             <w:tcW w:type="dxa" w:w="850"/>
-            <w:shd w:fill="FFB3B3" w:val="clear"/>
-          </w:tcPr>
-          <w:p/>
+          </w:tcPr>
+          <w:p>
+            <w:r>
+              <w:rPr>
+                <w:b w:val="0"/>
+                <w:sz w:val="16"/>
+              </w:rPr>
+            </w:r>
+          </w:p>
         </w:tc>
         <w:tc>
           <w:tcPr>
             <w:tcW w:type="dxa" w:w="1984"/>
-            <w:shd w:fill="FFB3B3" w:val="clear"/>
-          </w:tcPr>
-          <w:p/>
+          </w:tcPr>
+          <w:p>
+            <w:r>
+              <w:rPr>
+                <w:b w:val="0"/>
+                <w:sz w:val="16"/>
+              </w:rPr>
+            </w:r>
+          </w:p>
         </w:tc>
         <w:tc>
           <w:tcPr>
             <w:tcW w:type="dxa" w:w="454"/>
-            <w:shd w:fill="FFB3B3" w:val="clear"/>
-          </w:tcPr>
-          <w:p/>
+          </w:tcPr>
+          <w:p>
+            <w:r>
+              <w:rPr>
+                <w:b w:val="0"/>
+                <w:sz w:val="16"/>
+              </w:rPr>
+            </w:r>
+          </w:p>
         </w:tc>
         <w:tc>
           <w:tcPr>
             <w:tcW w:type="dxa" w:w="680"/>
-            <w:shd w:fill="FFB3B3" w:val="clear"/>
-          </w:tcPr>
-          <w:p/>
+          </w:tcPr>
+          <w:p>
+            <w:r>
+              <w:rPr>
+                <w:b w:val="0"/>
+                <w:sz w:val="16"/>
+              </w:rPr>
+            </w:r>
+          </w:p>
         </w:tc>
         <w:tc>
           <w:tcPr>
             <w:tcW w:type="dxa" w:w="3572"/>
-            <w:shd w:fill="FFB3B3" w:val="clear"/>
           </w:tcPr>
           <w:p>
             <w:r>
@@ -21776,7 +22456,7 @@
                 <w:color w:val="CC0000"/>
                 <w:sz w:val="16"/>
               </w:rPr>
-              <w:t>Articol lipsă din ofertă</w:t>
+              <w:t>DEVIZ_MISMATCH</w:t>
             </w:r>
           </w:p>
         </w:tc>
@@ -21785,7 +22465,6 @@
         <w:tc>
           <w:tcPr>
             <w:tcW w:type="dxa" w:w="397"/>
-            <w:shd w:fill="FFB3B3" w:val="clear"/>
           </w:tcPr>
           <w:p>
             <w:r>
@@ -21800,7 +22479,6 @@
         <w:tc>
           <w:tcPr>
             <w:tcW w:type="dxa" w:w="1701"/>
-            <w:shd w:fill="FFB3B3" w:val="clear"/>
           </w:tcPr>
           <w:p>
             <w:r>
@@ -21815,7 +22493,6 @@
         <w:tc>
           <w:tcPr>
             <w:tcW w:type="dxa" w:w="850"/>
-            <w:shd w:fill="FFB3B3" w:val="clear"/>
           </w:tcPr>
           <w:p>
             <w:r>
@@ -21830,7 +22507,6 @@
         <w:tc>
           <w:tcPr>
             <w:tcW w:type="dxa" w:w="1984"/>
-            <w:shd w:fill="FFB3B3" w:val="clear"/>
           </w:tcPr>
           <w:p>
             <w:r>
@@ -21845,7 +22521,6 @@
         <w:tc>
           <w:tcPr>
             <w:tcW w:type="dxa" w:w="454"/>
-            <w:shd w:fill="FFB3B3" w:val="clear"/>
           </w:tcPr>
           <w:p>
             <w:r>
@@ -21860,7 +22535,6 @@
         <w:tc>
           <w:tcPr>
             <w:tcW w:type="dxa" w:w="680"/>
-            <w:shd w:fill="FFB3B3" w:val="clear"/>
           </w:tcPr>
           <w:p>
             <w:r>
@@ -21875,35 +22549,58 @@
         <w:tc>
           <w:tcPr>
             <w:tcW w:type="dxa" w:w="850"/>
-            <w:shd w:fill="FFB3B3" w:val="clear"/>
-          </w:tcPr>
-          <w:p/>
+          </w:tcPr>
+          <w:p>
+            <w:r>
+              <w:rPr>
+                <w:b w:val="0"/>
+                <w:sz w:val="16"/>
+              </w:rPr>
+            </w:r>
+          </w:p>
         </w:tc>
         <w:tc>
           <w:tcPr>
             <w:tcW w:type="dxa" w:w="1984"/>
-            <w:shd w:fill="FFB3B3" w:val="clear"/>
-          </w:tcPr>
-          <w:p/>
+          </w:tcPr>
+          <w:p>
+            <w:r>
+              <w:rPr>
+                <w:b w:val="0"/>
+                <w:sz w:val="16"/>
+              </w:rPr>
+            </w:r>
+          </w:p>
         </w:tc>
         <w:tc>
           <w:tcPr>
             <w:tcW w:type="dxa" w:w="454"/>
-            <w:shd w:fill="FFB3B3" w:val="clear"/>
-          </w:tcPr>
-          <w:p/>
+          </w:tcPr>
+          <w:p>
+            <w:r>
+              <w:rPr>
+                <w:b w:val="0"/>
+                <w:sz w:val="16"/>
+              </w:rPr>
+            </w:r>
+          </w:p>
         </w:tc>
         <w:tc>
           <w:tcPr>
             <w:tcW w:type="dxa" w:w="680"/>
-            <w:shd w:fill="FFB3B3" w:val="clear"/>
-          </w:tcPr>
-          <w:p/>
+          </w:tcPr>
+          <w:p>
+            <w:r>
+              <w:rPr>
+                <w:b w:val="0"/>
+                <w:sz w:val="16"/>
+              </w:rPr>
+            </w:r>
+          </w:p>
         </w:tc>
         <w:tc>
           <w:tcPr>
             <w:tcW w:type="dxa" w:w="3572"/>
-            <w:shd w:fill="FFB3B3" w:val="clear"/>
           </w:tcPr>
           <w:p>
             <w:r>
@@ -21912,7 +22609,7 @@
                 <w:color w:val="CC0000"/>
                 <w:sz w:val="16"/>
               </w:rPr>
-              <w:t>Articol lipsă din ofertă</w:t>
+              <w:t>DEVIZ_MISMATCH</w:t>
             </w:r>
           </w:p>
         </w:tc>
@@ -21921,7 +22618,6 @@
         <w:tc>
           <w:tcPr>
             <w:tcW w:type="dxa" w:w="397"/>
-            <w:shd w:fill="FFB3B3" w:val="clear"/>
           </w:tcPr>
           <w:p>
             <w:r>
@@ -21936,7 +22632,6 @@
         <w:tc>
           <w:tcPr>
             <w:tcW w:type="dxa" w:w="1701"/>
-            <w:shd w:fill="FFB3B3" w:val="clear"/>
           </w:tcPr>
           <w:p>
             <w:r>
@@ -21951,7 +22646,6 @@
         <w:tc>
           <w:tcPr>
             <w:tcW w:type="dxa" w:w="850"/>
-            <w:shd w:fill="FFB3B3" w:val="clear"/>
           </w:tcPr>
           <w:p>
             <w:r>
@@ -21966,7 +22660,6 @@
         <w:tc>
           <w:tcPr>
             <w:tcW w:type="dxa" w:w="1984"/>
-            <w:shd w:fill="FFB3B3" w:val="clear"/>
           </w:tcPr>
           <w:p>
             <w:r>
@@ -21981,7 +22674,6 @@
         <w:tc>
           <w:tcPr>
             <w:tcW w:type="dxa" w:w="454"/>
-            <w:shd w:fill="FFB3B3" w:val="clear"/>
           </w:tcPr>
           <w:p>
             <w:r>
@@ -21996,7 +22688,6 @@
         <w:tc>
           <w:tcPr>
             <w:tcW w:type="dxa" w:w="680"/>
-            <w:shd w:fill="FFB3B3" w:val="clear"/>
           </w:tcPr>
           <w:p>
             <w:r>
@@ -22011,35 +22702,58 @@
         <w:tc>
           <w:tcPr>
             <w:tcW w:type="dxa" w:w="850"/>
-            <w:shd w:fill="FFB3B3" w:val="clear"/>
-          </w:tcPr>
-          <w:p/>
+          </w:tcPr>
+          <w:p>
+            <w:r>
+              <w:rPr>
+                <w:b w:val="0"/>
+                <w:sz w:val="16"/>
+              </w:rPr>
+            </w:r>
+          </w:p>
         </w:tc>
         <w:tc>
           <w:tcPr>
             <w:tcW w:type="dxa" w:w="1984"/>
-            <w:shd w:fill="FFB3B3" w:val="clear"/>
-          </w:tcPr>
-          <w:p/>
+          </w:tcPr>
+          <w:p>
+            <w:r>
+              <w:rPr>
+                <w:b w:val="0"/>
+                <w:sz w:val="16"/>
+              </w:rPr>
+            </w:r>
+          </w:p>
         </w:tc>
         <w:tc>
           <w:tcPr>
             <w:tcW w:type="dxa" w:w="454"/>
-            <w:shd w:fill="FFB3B3" w:val="clear"/>
-          </w:tcPr>
-          <w:p/>
+          </w:tcPr>
+          <w:p>
+            <w:r>
+              <w:rPr>
+                <w:b w:val="0"/>
+                <w:sz w:val="16"/>
+              </w:rPr>
+            </w:r>
+          </w:p>
         </w:tc>
         <w:tc>
           <w:tcPr>
             <w:tcW w:type="dxa" w:w="680"/>
-            <w:shd w:fill="FFB3B3" w:val="clear"/>
-          </w:tcPr>
-          <w:p/>
+          </w:tcPr>
+          <w:p>
+            <w:r>
+              <w:rPr>
+                <w:b w:val="0"/>
+                <w:sz w:val="16"/>
+              </w:rPr>
+            </w:r>
+          </w:p>
         </w:tc>
         <w:tc>
           <w:tcPr>
             <w:tcW w:type="dxa" w:w="3572"/>
-            <w:shd w:fill="FFB3B3" w:val="clear"/>
           </w:tcPr>
           <w:p>
             <w:r>
@@ -22048,7 +22762,7 @@
                 <w:color w:val="CC0000"/>
                 <w:sz w:val="16"/>
               </w:rPr>
-              <w:t>Articol lipsă din ofertă</w:t>
+              <w:t>DEVIZ_MISMATCH</w:t>
             </w:r>
           </w:p>
         </w:tc>
@@ -22057,7 +22771,6 @@
         <w:tc>
           <w:tcPr>
             <w:tcW w:type="dxa" w:w="397"/>
-            <w:shd w:fill="FFB3B3" w:val="clear"/>
           </w:tcPr>
           <w:p>
             <w:r>
@@ -22072,7 +22785,6 @@
         <w:tc>
           <w:tcPr>
             <w:tcW w:type="dxa" w:w="1701"/>
-            <w:shd w:fill="FFB3B3" w:val="clear"/>
           </w:tcPr>
           <w:p>
             <w:r>
@@ -22087,7 +22799,6 @@
         <w:tc>
           <w:tcPr>
             <w:tcW w:type="dxa" w:w="850"/>
-            <w:shd w:fill="FFB3B3" w:val="clear"/>
           </w:tcPr>
           <w:p>
             <w:r>
@@ -22115,7 +22826,6 @@
         <w:tc>
           <w:tcPr>
             <w:tcW w:type="dxa" w:w="1984"/>
-            <w:shd w:fill="FFB3B3" w:val="clear"/>
           </w:tcPr>
           <w:p>
             <w:r>
@@ -22130,7 +22840,6 @@
         <w:tc>
           <w:tcPr>
             <w:tcW w:type="dxa" w:w="454"/>
-            <w:shd w:fill="FFB3B3" w:val="clear"/>
           </w:tcPr>
           <w:p>
             <w:r>
@@ -22145,7 +22854,6 @@
         <w:tc>
           <w:tcPr>
             <w:tcW w:type="dxa" w:w="680"/>
-            <w:shd w:fill="FFB3B3" w:val="clear"/>
           </w:tcPr>
           <w:p>
             <w:r>
@@ -22160,35 +22868,58 @@
         <w:tc>
           <w:tcPr>
             <w:tcW w:type="dxa" w:w="850"/>
-            <w:shd w:fill="FFB3B3" w:val="clear"/>
-          </w:tcPr>
-          <w:p/>
+          </w:tcPr>
+          <w:p>
+            <w:r>
+              <w:rPr>
+                <w:b w:val="0"/>
+                <w:sz w:val="16"/>
+              </w:rPr>
+            </w:r>
+          </w:p>
         </w:tc>
         <w:tc>
           <w:tcPr>
             <w:tcW w:type="dxa" w:w="1984"/>
-            <w:shd w:fill="FFB3B3" w:val="clear"/>
-          </w:tcPr>
-          <w:p/>
+          </w:tcPr>
+          <w:p>
+            <w:r>
+              <w:rPr>
+                <w:b w:val="0"/>
+                <w:sz w:val="16"/>
+              </w:rPr>
+            </w:r>
+          </w:p>
         </w:tc>
         <w:tc>
           <w:tcPr>
             <w:tcW w:type="dxa" w:w="454"/>
-            <w:shd w:fill="FFB3B3" w:val="clear"/>
-          </w:tcPr>
-          <w:p/>
+          </w:tcPr>
+          <w:p>
+            <w:r>
+              <w:rPr>
+                <w:b w:val="0"/>
+                <w:sz w:val="16"/>
+              </w:rPr>
+            </w:r>
+          </w:p>
         </w:tc>
         <w:tc>
           <w:tcPr>
             <w:tcW w:type="dxa" w:w="680"/>
-            <w:shd w:fill="FFB3B3" w:val="clear"/>
-          </w:tcPr>
-          <w:p/>
+          </w:tcPr>
+          <w:p>
+            <w:r>
+              <w:rPr>
+                <w:b w:val="0"/>
+                <w:sz w:val="16"/>
+              </w:rPr>
+            </w:r>
+          </w:p>
         </w:tc>
         <w:tc>
           <w:tcPr>
             <w:tcW w:type="dxa" w:w="3572"/>
-            <w:shd w:fill="FFB3B3" w:val="clear"/>
           </w:tcPr>
           <w:p>
             <w:r>
@@ -22197,7 +22928,7 @@
                 <w:color w:val="CC0000"/>
                 <w:sz w:val="16"/>
               </w:rPr>
-              <w:t>Articol lipsă din ofertă</w:t>
+              <w:t>DEVIZ_MISMATCH</w:t>
             </w:r>
           </w:p>
         </w:tc>
@@ -22206,7 +22937,6 @@
         <w:tc>
           <w:tcPr>
             <w:tcW w:type="dxa" w:w="397"/>
-            <w:shd w:fill="FFB3B3" w:val="clear"/>
           </w:tcPr>
           <w:p>
             <w:r>
@@ -22221,7 +22951,6 @@
         <w:tc>
           <w:tcPr>
             <w:tcW w:type="dxa" w:w="1701"/>
-            <w:shd w:fill="FFB3B3" w:val="clear"/>
           </w:tcPr>
           <w:p>
             <w:r>
@@ -22236,7 +22965,6 @@
         <w:tc>
           <w:tcPr>
             <w:tcW w:type="dxa" w:w="850"/>
-            <w:shd w:fill="FFB3B3" w:val="clear"/>
           </w:tcPr>
           <w:p>
             <w:r>
@@ -22264,7 +22992,6 @@
         <w:tc>
           <w:tcPr>
             <w:tcW w:type="dxa" w:w="1984"/>
-            <w:shd w:fill="FFB3B3" w:val="clear"/>
           </w:tcPr>
           <w:p>
             <w:r>
@@ -22279,7 +23006,6 @@
         <w:tc>
           <w:tcPr>
             <w:tcW w:type="dxa" w:w="454"/>
-            <w:shd w:fill="FFB3B3" w:val="clear"/>
           </w:tcPr>
           <w:p>
             <w:r>
@@ -22294,7 +23020,6 @@
         <w:tc>
           <w:tcPr>
             <w:tcW w:type="dxa" w:w="680"/>
-            <w:shd w:fill="FFB3B3" w:val="clear"/>
           </w:tcPr>
           <w:p>
             <w:r>
@@ -22309,35 +23034,58 @@
         <w:tc>
           <w:tcPr>
             <w:tcW w:type="dxa" w:w="850"/>
-            <w:shd w:fill="FFB3B3" w:val="clear"/>
-          </w:tcPr>
-          <w:p/>
+          </w:tcPr>
+          <w:p>
+            <w:r>
+              <w:rPr>
+                <w:b w:val="0"/>
+                <w:sz w:val="16"/>
+              </w:rPr>
+            </w:r>
+          </w:p>
         </w:tc>
         <w:tc>
           <w:tcPr>
             <w:tcW w:type="dxa" w:w="1984"/>
-            <w:shd w:fill="FFB3B3" w:val="clear"/>
-          </w:tcPr>
-          <w:p/>
+          </w:tcPr>
+          <w:p>
+            <w:r>
+              <w:rPr>
+                <w:b w:val="0"/>
+                <w:sz w:val="16"/>
+              </w:rPr>
+            </w:r>
+          </w:p>
         </w:tc>
         <w:tc>
           <w:tcPr>
             <w:tcW w:type="dxa" w:w="454"/>
-            <w:shd w:fill="FFB3B3" w:val="clear"/>
-          </w:tcPr>
-          <w:p/>
+          </w:tcPr>
+          <w:p>
+            <w:r>
+              <w:rPr>
+                <w:b w:val="0"/>
+                <w:sz w:val="16"/>
+              </w:rPr>
+            </w:r>
+          </w:p>
         </w:tc>
         <w:tc>
           <w:tcPr>
             <w:tcW w:type="dxa" w:w="680"/>
-            <w:shd w:fill="FFB3B3" w:val="clear"/>
-          </w:tcPr>
-          <w:p/>
+          </w:tcPr>
+          <w:p>
+            <w:r>
+              <w:rPr>
+                <w:b w:val="0"/>
+                <w:sz w:val="16"/>
+              </w:rPr>
+            </w:r>
+          </w:p>
         </w:tc>
         <w:tc>
           <w:tcPr>
             <w:tcW w:type="dxa" w:w="3572"/>
-            <w:shd w:fill="FFB3B3" w:val="clear"/>
           </w:tcPr>
           <w:p>
             <w:r>
@@ -22346,7 +23094,7 @@
                 <w:color w:val="CC0000"/>
                 <w:sz w:val="16"/>
               </w:rPr>
-              <w:t>Articol lipsă din ofertă</w:t>
+              <w:t>DEVIZ_MISMATCH</w:t>
             </w:r>
           </w:p>
         </w:tc>
@@ -22355,7 +23103,6 @@
         <w:tc>
           <w:tcPr>
             <w:tcW w:type="dxa" w:w="397"/>
-            <w:shd w:fill="FFB3B3" w:val="clear"/>
           </w:tcPr>
           <w:p>
             <w:r>
@@ -22370,7 +23117,6 @@
         <w:tc>
           <w:tcPr>
             <w:tcW w:type="dxa" w:w="1701"/>
-            <w:shd w:fill="FFB3B3" w:val="clear"/>
           </w:tcPr>
           <w:p>
             <w:r>
@@ -22385,7 +23131,6 @@
         <w:tc>
           <w:tcPr>
             <w:tcW w:type="dxa" w:w="850"/>
-            <w:shd w:fill="FFB3B3" w:val="clear"/>
           </w:tcPr>
           <w:p>
             <w:r>
@@ -22400,7 +23145,6 @@
         <w:tc>
           <w:tcPr>
             <w:tcW w:type="dxa" w:w="1984"/>
-            <w:shd w:fill="FFB3B3" w:val="clear"/>
           </w:tcPr>
           <w:p>
             <w:r>
@@ -22415,7 +23159,6 @@
         <w:tc>
           <w:tcPr>
             <w:tcW w:type="dxa" w:w="454"/>
-            <w:shd w:fill="FFB3B3" w:val="clear"/>
           </w:tcPr>
           <w:p>
             <w:r>
@@ -22430,7 +23173,6 @@
         <w:tc>
           <w:tcPr>
             <w:tcW w:type="dxa" w:w="680"/>
-            <w:shd w:fill="FFB3B3" w:val="clear"/>
           </w:tcPr>
           <w:p>
             <w:r>
@@ -22445,35 +23187,58 @@
         <w:tc>
           <w:tcPr>
             <w:tcW w:type="dxa" w:w="850"/>
-            <w:shd w:fill="FFB3B3" w:val="clear"/>
-          </w:tcPr>
-          <w:p/>
+          </w:tcPr>
+          <w:p>
+            <w:r>
+              <w:rPr>
+                <w:b w:val="0"/>
+                <w:sz w:val="16"/>
+              </w:rPr>
+            </w:r>
+          </w:p>
         </w:tc>
         <w:tc>
           <w:tcPr>
             <w:tcW w:type="dxa" w:w="1984"/>
-            <w:shd w:fill="FFB3B3" w:val="clear"/>
-          </w:tcPr>
-          <w:p/>
+          </w:tcPr>
+          <w:p>
+            <w:r>
+              <w:rPr>
+                <w:b w:val="0"/>
+                <w:sz w:val="16"/>
+              </w:rPr>
+            </w:r>
+          </w:p>
         </w:tc>
         <w:tc>
           <w:tcPr>
             <w:tcW w:type="dxa" w:w="454"/>
-            <w:shd w:fill="FFB3B3" w:val="clear"/>
-          </w:tcPr>
-          <w:p/>
+          </w:tcPr>
+          <w:p>
+            <w:r>
+              <w:rPr>
+                <w:b w:val="0"/>
+                <w:sz w:val="16"/>
+              </w:rPr>
+            </w:r>
+          </w:p>
         </w:tc>
         <w:tc>
           <w:tcPr>
             <w:tcW w:type="dxa" w:w="680"/>
-            <w:shd w:fill="FFB3B3" w:val="clear"/>
-          </w:tcPr>
-          <w:p/>
+          </w:tcPr>
+          <w:p>
+            <w:r>
+              <w:rPr>
+                <w:b w:val="0"/>
+                <w:sz w:val="16"/>
+              </w:rPr>
+            </w:r>
+          </w:p>
         </w:tc>
         <w:tc>
           <w:tcPr>
             <w:tcW w:type="dxa" w:w="3572"/>
-            <w:shd w:fill="FFB3B3" w:val="clear"/>
           </w:tcPr>
           <w:p>
             <w:r>
@@ -22482,7 +23247,7 @@
                 <w:color w:val="CC0000"/>
                 <w:sz w:val="16"/>
               </w:rPr>
-              <w:t>Articol lipsă din ofertă</w:t>
+              <w:t>DEVIZ_MISMATCH</w:t>
             </w:r>
           </w:p>
         </w:tc>
@@ -22491,7 +23256,6 @@
         <w:tc>
           <w:tcPr>
             <w:tcW w:type="dxa" w:w="397"/>
-            <w:shd w:fill="FFB3B3" w:val="clear"/>
           </w:tcPr>
           <w:p>
             <w:r>
@@ -22506,7 +23270,6 @@
         <w:tc>
           <w:tcPr>
             <w:tcW w:type="dxa" w:w="1701"/>
-            <w:shd w:fill="FFB3B3" w:val="clear"/>
           </w:tcPr>
           <w:p>
             <w:r>
@@ -22521,7 +23284,6 @@
         <w:tc>
           <w:tcPr>
             <w:tcW w:type="dxa" w:w="850"/>
-            <w:shd w:fill="FFB3B3" w:val="clear"/>
           </w:tcPr>
           <w:p>
             <w:r>
@@ -22536,7 +23298,6 @@
         <w:tc>
           <w:tcPr>
             <w:tcW w:type="dxa" w:w="1984"/>
-            <w:shd w:fill="FFB3B3" w:val="clear"/>
           </w:tcPr>
           <w:p>
             <w:r>
@@ -22551,7 +23312,6 @@
         <w:tc>
           <w:tcPr>
             <w:tcW w:type="dxa" w:w="454"/>
-            <w:shd w:fill="FFB3B3" w:val="clear"/>
           </w:tcPr>
           <w:p>
             <w:r>
@@ -22566,7 +23326,6 @@
         <w:tc>
           <w:tcPr>
             <w:tcW w:type="dxa" w:w="680"/>
-            <w:shd w:fill="FFB3B3" w:val="clear"/>
           </w:tcPr>
           <w:p>
             <w:r>
@@ -22581,35 +23340,58 @@
         <w:tc>
           <w:tcPr>
             <w:tcW w:type="dxa" w:w="850"/>
-            <w:shd w:fill="FFB3B3" w:val="clear"/>
-          </w:tcPr>
-          <w:p/>
+          </w:tcPr>
+          <w:p>
+            <w:r>
+              <w:rPr>
+                <w:b w:val="0"/>
+                <w:sz w:val="16"/>
+              </w:rPr>
+            </w:r>
+          </w:p>
         </w:tc>
         <w:tc>
           <w:tcPr>
             <w:tcW w:type="dxa" w:w="1984"/>
-            <w:shd w:fill="FFB3B3" w:val="clear"/>
-          </w:tcPr>
-          <w:p/>
+          </w:tcPr>
+          <w:p>
+            <w:r>
+              <w:rPr>
+                <w:b w:val="0"/>
+                <w:sz w:val="16"/>
+              </w:rPr>
+            </w:r>
+          </w:p>
         </w:tc>
         <w:tc>
           <w:tcPr>
             <w:tcW w:type="dxa" w:w="454"/>
-            <w:shd w:fill="FFB3B3" w:val="clear"/>
-          </w:tcPr>
-          <w:p/>
+          </w:tcPr>
+          <w:p>
+            <w:r>
+              <w:rPr>
+                <w:b w:val="0"/>
+                <w:sz w:val="16"/>
+              </w:rPr>
+            </w:r>
+          </w:p>
         </w:tc>
         <w:tc>
           <w:tcPr>
             <w:tcW w:type="dxa" w:w="680"/>
-            <w:shd w:fill="FFB3B3" w:val="clear"/>
-          </w:tcPr>
-          <w:p/>
+          </w:tcPr>
+          <w:p>
+            <w:r>
+              <w:rPr>
+                <w:b w:val="0"/>
+                <w:sz w:val="16"/>
+              </w:rPr>
+            </w:r>
+          </w:p>
         </w:tc>
         <w:tc>
           <w:tcPr>
             <w:tcW w:type="dxa" w:w="3572"/>
-            <w:shd w:fill="FFB3B3" w:val="clear"/>
           </w:tcPr>
           <w:p>
             <w:r>
@@ -22618,7 +23400,7 @@
                 <w:color w:val="CC0000"/>
                 <w:sz w:val="16"/>
               </w:rPr>
-              <w:t>Articol lipsă din ofertă</w:t>
+              <w:t>DEVIZ_MISMATCH</w:t>
             </w:r>
           </w:p>
         </w:tc>
@@ -22627,7 +23409,6 @@
         <w:tc>
           <w:tcPr>
             <w:tcW w:type="dxa" w:w="397"/>
-            <w:shd w:fill="FFB3B3" w:val="clear"/>
           </w:tcPr>
           <w:p>
             <w:r>
@@ -22642,7 +23423,6 @@
         <w:tc>
           <w:tcPr>
             <w:tcW w:type="dxa" w:w="1701"/>
-            <w:shd w:fill="FFB3B3" w:val="clear"/>
           </w:tcPr>
           <w:p>
             <w:r>
@@ -22657,7 +23437,6 @@
         <w:tc>
           <w:tcPr>
             <w:tcW w:type="dxa" w:w="850"/>
-            <w:shd w:fill="FFB3B3" w:val="clear"/>
           </w:tcPr>
           <w:p>
             <w:r>
@@ -22672,7 +23451,6 @@
         <w:tc>
           <w:tcPr>
             <w:tcW w:type="dxa" w:w="1984"/>
-            <w:shd w:fill="FFB3B3" w:val="clear"/>
           </w:tcPr>
           <w:p>
             <w:r>
@@ -22687,7 +23465,6 @@
         <w:tc>
           <w:tcPr>
             <w:tcW w:type="dxa" w:w="454"/>
-            <w:shd w:fill="FFB3B3" w:val="clear"/>
           </w:tcPr>
           <w:p>
             <w:r>
@@ -22702,7 +23479,6 @@
         <w:tc>
           <w:tcPr>
             <w:tcW w:type="dxa" w:w="680"/>
-            <w:shd w:fill="FFB3B3" w:val="clear"/>
           </w:tcPr>
           <w:p>
             <w:r>
@@ -22717,35 +23493,58 @@
         <w:tc>
           <w:tcPr>
             <w:tcW w:type="dxa" w:w="850"/>
-            <w:shd w:fill="FFB3B3" w:val="clear"/>
-          </w:tcPr>
-          <w:p/>
+          </w:tcPr>
+          <w:p>
+            <w:r>
+              <w:rPr>
+                <w:b w:val="0"/>
+                <w:sz w:val="16"/>
+              </w:rPr>
+            </w:r>
+          </w:p>
         </w:tc>
         <w:tc>
           <w:tcPr>
             <w:tcW w:type="dxa" w:w="1984"/>
-            <w:shd w:fill="FFB3B3" w:val="clear"/>
-          </w:tcPr>
-          <w:p/>
+          </w:tcPr>
+          <w:p>
+            <w:r>
+              <w:rPr>
+                <w:b w:val="0"/>
+                <w:sz w:val="16"/>
+              </w:rPr>
+            </w:r>
+          </w:p>
         </w:tc>
         <w:tc>
           <w:tcPr>
             <w:tcW w:type="dxa" w:w="454"/>
-            <w:shd w:fill="FFB3B3" w:val="clear"/>
-          </w:tcPr>
-          <w:p/>
+          </w:tcPr>
+          <w:p>
+            <w:r>
+              <w:rPr>
+                <w:b w:val="0"/>
+                <w:sz w:val="16"/>
+              </w:rPr>
+            </w:r>
+          </w:p>
         </w:tc>
         <w:tc>
           <w:tcPr>
             <w:tcW w:type="dxa" w:w="680"/>
-            <w:shd w:fill="FFB3B3" w:val="clear"/>
-          </w:tcPr>
-          <w:p/>
+          </w:tcPr>
+          <w:p>
+            <w:r>
+              <w:rPr>
+                <w:b w:val="0"/>
+                <w:sz w:val="16"/>
+              </w:rPr>
+            </w:r>
+          </w:p>
         </w:tc>
         <w:tc>
           <w:tcPr>
             <w:tcW w:type="dxa" w:w="3572"/>
-            <w:shd w:fill="FFB3B3" w:val="clear"/>
           </w:tcPr>
           <w:p>
             <w:r>
@@ -22754,7 +23553,7 @@
                 <w:color w:val="CC0000"/>
                 <w:sz w:val="16"/>
               </w:rPr>
-              <w:t>Articol lipsă din ofertă</w:t>
+              <w:t>DEVIZ_MISMATCH</w:t>
             </w:r>
           </w:p>
         </w:tc>
@@ -22763,7 +23562,6 @@
         <w:tc>
           <w:tcPr>
             <w:tcW w:type="dxa" w:w="397"/>
-            <w:shd w:fill="FFB3B3" w:val="clear"/>
           </w:tcPr>
           <w:p>
             <w:r>
@@ -22778,7 +23576,6 @@
         <w:tc>
           <w:tcPr>
             <w:tcW w:type="dxa" w:w="1701"/>
-            <w:shd w:fill="FFB3B3" w:val="clear"/>
           </w:tcPr>
           <w:p>
             <w:r>
@@ -22793,7 +23590,6 @@
         <w:tc>
           <w:tcPr>
             <w:tcW w:type="dxa" w:w="850"/>
-            <w:shd w:fill="FFB3B3" w:val="clear"/>
           </w:tcPr>
           <w:p>
             <w:r>
@@ -22808,7 +23604,6 @@
         <w:tc>
           <w:tcPr>
             <w:tcW w:type="dxa" w:w="1984"/>
-            <w:shd w:fill="FFB3B3" w:val="clear"/>
           </w:tcPr>
           <w:p>
             <w:r>
@@ -22823,7 +23618,6 @@
         <w:tc>
           <w:tcPr>
             <w:tcW w:type="dxa" w:w="454"/>
-            <w:shd w:fill="FFB3B3" w:val="clear"/>
           </w:tcPr>
           <w:p>
             <w:r>
@@ -22838,7 +23632,6 @@
         <w:tc>
           <w:tcPr>
             <w:tcW w:type="dxa" w:w="680"/>
-            <w:shd w:fill="FFB3B3" w:val="clear"/>
           </w:tcPr>
           <w:p>
             <w:r>
@@ -22853,35 +23646,58 @@
         <w:tc>
           <w:tcPr>
             <w:tcW w:type="dxa" w:w="850"/>
-            <w:shd w:fill="FFB3B3" w:val="clear"/>
-          </w:tcPr>
-          <w:p/>
+          </w:tcPr>
+          <w:p>
+            <w:r>
+              <w:rPr>
+                <w:b w:val="0"/>
+                <w:sz w:val="16"/>
+              </w:rPr>
+            </w:r>
+          </w:p>
         </w:tc>
         <w:tc>
           <w:tcPr>
             <w:tcW w:type="dxa" w:w="1984"/>
-            <w:shd w:fill="FFB3B3" w:val="clear"/>
-          </w:tcPr>
-          <w:p/>
+          </w:tcPr>
+          <w:p>
+            <w:r>
+              <w:rPr>
+                <w:b w:val="0"/>
+                <w:sz w:val="16"/>
+              </w:rPr>
+            </w:r>
+          </w:p>
         </w:tc>
         <w:tc>
           <w:tcPr>
             <w:tcW w:type="dxa" w:w="454"/>
-            <w:shd w:fill="FFB3B3" w:val="clear"/>
-          </w:tcPr>
-          <w:p/>
+          </w:tcPr>
+          <w:p>
+            <w:r>
+              <w:rPr>
+                <w:b w:val="0"/>
+                <w:sz w:val="16"/>
+              </w:rPr>
+            </w:r>
+          </w:p>
         </w:tc>
         <w:tc>
           <w:tcPr>
             <w:tcW w:type="dxa" w:w="680"/>
-            <w:shd w:fill="FFB3B3" w:val="clear"/>
-          </w:tcPr>
-          <w:p/>
+          </w:tcPr>
+          <w:p>
+            <w:r>
+              <w:rPr>
+                <w:b w:val="0"/>
+                <w:sz w:val="16"/>
+              </w:rPr>
+            </w:r>
+          </w:p>
         </w:tc>
         <w:tc>
           <w:tcPr>
             <w:tcW w:type="dxa" w:w="3572"/>
-            <w:shd w:fill="FFB3B3" w:val="clear"/>
           </w:tcPr>
           <w:p>
             <w:r>
@@ -22890,7 +23706,7 @@
                 <w:color w:val="CC0000"/>
                 <w:sz w:val="16"/>
               </w:rPr>
-              <w:t>Articol lipsă din ofertă</w:t>
+              <w:t>DEVIZ_MISMATCH</w:t>
             </w:r>
           </w:p>
         </w:tc>
@@ -22899,7 +23715,6 @@
         <w:tc>
           <w:tcPr>
             <w:tcW w:type="dxa" w:w="397"/>
-            <w:shd w:fill="FFB3B3" w:val="clear"/>
           </w:tcPr>
           <w:p>
             <w:r>
@@ -22914,7 +23729,6 @@
         <w:tc>
           <w:tcPr>
             <w:tcW w:type="dxa" w:w="1701"/>
-            <w:shd w:fill="FFB3B3" w:val="clear"/>
           </w:tcPr>
           <w:p>
             <w:r>
@@ -22929,7 +23743,6 @@
         <w:tc>
           <w:tcPr>
             <w:tcW w:type="dxa" w:w="850"/>
-            <w:shd w:fill="FFB3B3" w:val="clear"/>
           </w:tcPr>
           <w:p>
             <w:r>
@@ -22944,7 +23757,6 @@
         <w:tc>
           <w:tcPr>
             <w:tcW w:type="dxa" w:w="1984"/>
-            <w:shd w:fill="FFB3B3" w:val="clear"/>
           </w:tcPr>
           <w:p>
             <w:r>
@@ -22959,7 +23771,6 @@
         <w:tc>
           <w:tcPr>
             <w:tcW w:type="dxa" w:w="454"/>
-            <w:shd w:fill="FFB3B3" w:val="clear"/>
           </w:tcPr>
           <w:p>
             <w:r>
@@ -22974,7 +23785,6 @@
         <w:tc>
           <w:tcPr>
             <w:tcW w:type="dxa" w:w="680"/>
-            <w:shd w:fill="FFB3B3" w:val="clear"/>
           </w:tcPr>
           <w:p>
             <w:r>
@@ -22989,35 +23799,58 @@
         <w:tc>
           <w:tcPr>
             <w:tcW w:type="dxa" w:w="850"/>
-            <w:shd w:fill="FFB3B3" w:val="clear"/>
-          </w:tcPr>
-          <w:p/>
+          </w:tcPr>
+          <w:p>
+            <w:r>
+              <w:rPr>
+                <w:b w:val="0"/>
+                <w:sz w:val="16"/>
+              </w:rPr>
+            </w:r>
+          </w:p>
         </w:tc>
         <w:tc>
           <w:tcPr>
             <w:tcW w:type="dxa" w:w="1984"/>
-            <w:shd w:fill="FFB3B3" w:val="clear"/>
-          </w:tcPr>
-          <w:p/>
+          </w:tcPr>
+          <w:p>
+            <w:r>
+              <w:rPr>
+                <w:b w:val="0"/>
+                <w:sz w:val="16"/>
+              </w:rPr>
+            </w:r>
+          </w:p>
         </w:tc>
         <w:tc>
           <w:tcPr>
             <w:tcW w:type="dxa" w:w="454"/>
-            <w:shd w:fill="FFB3B3" w:val="clear"/>
-          </w:tcPr>
-          <w:p/>
+          </w:tcPr>
+          <w:p>
+            <w:r>
+              <w:rPr>
+                <w:b w:val="0"/>
+                <w:sz w:val="16"/>
+              </w:rPr>
+            </w:r>
+          </w:p>
         </w:tc>
         <w:tc>
           <w:tcPr>
             <w:tcW w:type="dxa" w:w="680"/>
-            <w:shd w:fill="FFB3B3" w:val="clear"/>
-          </w:tcPr>
-          <w:p/>
+          </w:tcPr>
+          <w:p>
+            <w:r>
+              <w:rPr>
+                <w:b w:val="0"/>
+                <w:sz w:val="16"/>
+              </w:rPr>
+            </w:r>
+          </w:p>
         </w:tc>
         <w:tc>
           <w:tcPr>
             <w:tcW w:type="dxa" w:w="3572"/>
-            <w:shd w:fill="FFB3B3" w:val="clear"/>
           </w:tcPr>
           <w:p>
             <w:r>
@@ -23026,7 +23859,7 @@
                 <w:color w:val="CC0000"/>
                 <w:sz w:val="16"/>
               </w:rPr>
-              <w:t>Articol lipsă din ofertă</w:t>
+              <w:t>DEVIZ_MISMATCH</w:t>
             </w:r>
           </w:p>
         </w:tc>
@@ -23085,7 +23918,7 @@
                 <w:color w:val="000000"/>
                 <w:sz w:val="18"/>
               </w:rPr>
-              <w:t>Ofertă: 54 principale</w:t>
+              <w:t>Ofertă: 65 principale</w:t>
             </w:r>
             <w:r>
               <w:rPr>
@@ -23093,7 +23926,7 @@
                 <w:color w:val="000000"/>
                 <w:sz w:val="18"/>
               </w:rPr>
-              <w:t xml:space="preserve">  ▼ 12 lipsă</w:t>
+              <w:t xml:space="preserve">  ▼ 1 lipsă</w:t>
             </w:r>
           </w:p>
         </w:tc>
